--- a/form/AngelSetsuna_Commission_Form_2026_JP.docx
+++ b/form/AngelSetsuna_Commission_Form_2026_JP.docx
@@ -1814,7 +1814,7 @@
                 <w:color w:val="202124"/>
                 <w:lang w:val="en-US" w:eastAsia="ja-JP"/>
               </w:rPr>
-              <w:t>より納品予定月をご案内</w:t>
+              <w:t>にて納品予定月をご案内いたします</w:t>
             </w:r>
             <w:r>
               <w:rPr>
@@ -1829,7 +1829,7 @@
                 <w:color w:val="202124"/>
                 <w:lang w:val="en-US" w:eastAsia="ja-JP"/>
               </w:rPr>
-              <w:t>制作開始前にご依頼内容の確認・前金のお支払い</w:t>
+              <w:t>制作開始前にご依頼内容を確認後、前金をお支払いいただきます</w:t>
             </w:r>
             <w:r>
               <w:rPr>
@@ -1859,7 +1859,7 @@
                 <w:color w:val="202124"/>
                 <w:lang w:val="en-US" w:eastAsia="ja-JP"/>
               </w:rPr>
-              <w:t>ラフ確認（無料修正</w:t>
+              <w:t>ラフをご確認（無料修正</w:t>
             </w:r>
             <w:r>
               <w:rPr>
@@ -1903,7 +1903,7 @@
                 <w:color w:val="202124"/>
                 <w:lang w:val="en-US" w:eastAsia="ja-JP"/>
               </w:rPr>
-              <w:t>完成品確認（無料修正</w:t>
+              <w:t>完成品をご確認（無料修正</w:t>
             </w:r>
             <w:r>
               <w:rPr>
@@ -1932,7 +1932,7 @@
                 <w:color w:val="202124"/>
                 <w:lang w:val="en-US" w:eastAsia="ja-JP"/>
               </w:rPr>
-              <w:t>より高解像度画像を納品</w:t>
+              <w:t>より高解像度画像をお送りいたします</w:t>
             </w:r>
           </w:p>
           <w:p>
@@ -1950,8 +1950,8 @@
                 <w:color w:val="202124"/>
                 <w:lang w:val="en-US" w:eastAsia="ja-JP"/>
               </w:rPr>
-              <w:pict w14:anchorId="53B225EF">
-                <v:rect id="_x0000_i1061" style="width:0;height:1.5pt" o:hralign="center" o:hrstd="t" o:hr="t" fillcolor="#a0a0a0" stroked="f"/>
+              <w:pict w14:anchorId="70BC1E56">
+                <v:rect id="_x0000_i1091" style="width:0;height:1.5pt" o:hralign="center" o:hrstd="t" o:hr="t" fillcolor="#a0a0a0" stroked="f"/>
               </w:pict>
             </w:r>
           </w:p>
@@ -2028,8 +2028,8 @@
                 <w:color w:val="202124"/>
                 <w:lang w:val="en-US" w:eastAsia="ja-JP"/>
               </w:rPr>
-              <w:pict w14:anchorId="746628EC">
-                <v:rect id="_x0000_i1062" style="width:0;height:1.5pt" o:hralign="center" o:hrstd="t" o:hr="t" fillcolor="#a0a0a0" stroked="f"/>
+              <w:pict w14:anchorId="7BE4C971">
+                <v:rect id="_x0000_i1092" style="width:0;height:1.5pt" o:hralign="center" o:hrstd="t" o:hr="t" fillcolor="#a0a0a0" stroked="f"/>
               </w:pict>
             </w:r>
           </w:p>
@@ -2039,20 +2039,175 @@
               <w:shd w:val="clear" w:color="auto" w:fill="FFFFFF"/>
               <w:spacing w:after="0" w:line="240" w:lineRule="auto"/>
               <w:rPr>
+                <w:color w:val="202124"/>
+                <w:lang w:val="en-US" w:eastAsia="ja-JP"/>
+              </w:rPr>
+            </w:pPr>
+            <w:r>
+              <w:rPr>
                 <w:b/>
                 <w:bCs/>
                 <w:color w:val="202124"/>
                 <w:lang w:val="en-US" w:eastAsia="ja-JP"/>
               </w:rPr>
-            </w:pPr>
-            <w:r>
+              <w:t>制作期間について</w:t>
+            </w:r>
+          </w:p>
+          <w:p>
+            <w:pPr>
+              <w:widowControl w:val="0"/>
+              <w:shd w:val="clear" w:color="auto" w:fill="FFFFFF"/>
+              <w:spacing w:after="0" w:line="240" w:lineRule="auto"/>
+              <w:rPr>
+                <w:color w:val="202124"/>
+                <w:lang w:val="en-US" w:eastAsia="ja-JP"/>
+              </w:rPr>
+            </w:pPr>
+            <w:r>
+              <w:rPr>
+                <w:color w:val="202124"/>
+                <w:lang w:val="en-US" w:eastAsia="ja-JP"/>
+              </w:rPr>
+              <w:t>制作は受付順に進行いたします。</w:t>
+            </w:r>
+          </w:p>
+          <w:p>
+            <w:pPr>
+              <w:widowControl w:val="0"/>
+              <w:shd w:val="clear" w:color="auto" w:fill="FFFFFF"/>
+              <w:spacing w:after="0" w:line="240" w:lineRule="auto"/>
+              <w:rPr>
+                <w:color w:val="202124"/>
+                <w:lang w:val="en-US" w:eastAsia="ja-JP"/>
+              </w:rPr>
+            </w:pPr>
+            <w:r>
+              <w:rPr>
+                <w:color w:val="202124"/>
+                <w:lang w:val="en-US" w:eastAsia="ja-JP"/>
+              </w:rPr>
+              <w:t>納品予定月は、制作開始前に</w:t>
+            </w:r>
+            <w:r>
+              <w:rPr>
+                <w:color w:val="202124"/>
+                <w:lang w:val="en-US" w:eastAsia="ja-JP"/>
+              </w:rPr>
+              <w:t>Gmail</w:t>
+            </w:r>
+            <w:r>
+              <w:rPr>
+                <w:color w:val="202124"/>
+                <w:lang w:val="en-US" w:eastAsia="ja-JP"/>
+              </w:rPr>
+              <w:t>にてご案内いたします。</w:t>
+            </w:r>
+          </w:p>
+          <w:p>
+            <w:pPr>
+              <w:widowControl w:val="0"/>
+              <w:shd w:val="clear" w:color="auto" w:fill="FFFFFF"/>
+              <w:spacing w:after="0" w:line="240" w:lineRule="auto"/>
+              <w:rPr>
+                <w:color w:val="202124"/>
+                <w:lang w:val="en-US" w:eastAsia="ja-JP"/>
+              </w:rPr>
+            </w:pPr>
+            <w:r>
+              <w:rPr>
+                <w:color w:val="202124"/>
+                <w:lang w:val="en-US" w:eastAsia="ja-JP"/>
+              </w:rPr>
+              <w:t>※</w:t>
+            </w:r>
+            <w:r>
+              <w:rPr>
+                <w:color w:val="202124"/>
+                <w:lang w:val="en-US" w:eastAsia="ja-JP"/>
+              </w:rPr>
+              <w:t>制作期間中、ご返信まで</w:t>
+            </w:r>
+            <w:r>
+              <w:rPr>
+                <w:color w:val="202124"/>
+                <w:lang w:val="en-US" w:eastAsia="ja-JP"/>
+              </w:rPr>
+              <w:t>72</w:t>
+            </w:r>
+            <w:r>
+              <w:rPr>
+                <w:color w:val="202124"/>
+                <w:lang w:val="en-US" w:eastAsia="ja-JP"/>
+              </w:rPr>
+              <w:t>時間以上お時間をいただいた場合は、その分納期を延長させていただ</w:t>
+            </w:r>
+            <w:r>
+              <w:rPr>
+                <w:color w:val="202124"/>
+                <w:lang w:val="en-US" w:eastAsia="ja-JP"/>
+              </w:rPr>
+              <w:lastRenderedPageBreak/>
+              <w:t>く場合がございます。</w:t>
+            </w:r>
+          </w:p>
+          <w:p>
+            <w:pPr>
+              <w:widowControl w:val="0"/>
+              <w:shd w:val="clear" w:color="auto" w:fill="FFFFFF"/>
+              <w:spacing w:after="0" w:line="240" w:lineRule="auto"/>
+              <w:rPr>
+                <w:color w:val="202124"/>
+                <w:lang w:val="en-US" w:eastAsia="ja-JP"/>
+              </w:rPr>
+            </w:pPr>
+            <w:r>
+              <w:rPr>
+                <w:color w:val="202124"/>
+                <w:lang w:val="en-US" w:eastAsia="ja-JP"/>
+              </w:rPr>
+              <w:pict w14:anchorId="1310EC2A">
+                <v:rect id="_x0000_i1093" style="width:0;height:1.5pt" o:hralign="center" o:hrstd="t" o:hr="t" fillcolor="#a0a0a0" stroked="f"/>
+              </w:pict>
+            </w:r>
+          </w:p>
+          <w:p>
+            <w:pPr>
+              <w:widowControl w:val="0"/>
+              <w:shd w:val="clear" w:color="auto" w:fill="FFFFFF"/>
+              <w:spacing w:after="0" w:line="240" w:lineRule="auto"/>
               <w:rPr>
                 <w:b/>
                 <w:bCs/>
                 <w:color w:val="202124"/>
                 <w:lang w:val="en-US" w:eastAsia="ja-JP"/>
               </w:rPr>
-              <w:t>制作期間について</w:t>
+            </w:pPr>
+            <w:r>
+              <w:rPr>
+                <w:b/>
+                <w:bCs/>
+                <w:color w:val="202124"/>
+                <w:lang w:val="en-US" w:eastAsia="ja-JP"/>
+              </w:rPr>
+              <w:t>ラフ修正（無料</w:t>
+            </w:r>
+            <w:r>
+              <w:rPr>
+                <w:b/>
+                <w:bCs/>
+                <w:color w:val="202124"/>
+                <w:lang w:val="en-US" w:eastAsia="ja-JP"/>
+              </w:rPr>
+              <w:t>3</w:t>
+            </w:r>
+            <w:r>
+              <w:rPr>
+                <w:b/>
+                <w:bCs/>
+                <w:color w:val="202124"/>
+                <w:lang w:val="en-US" w:eastAsia="ja-JP"/>
+              </w:rPr>
+              <w:t>回）</w:t>
             </w:r>
           </w:p>
           <w:p>
@@ -2070,7 +2225,21 @@
                 <w:color w:val="202124"/>
                 <w:lang w:val="en-US" w:eastAsia="ja-JP"/>
               </w:rPr>
-              <w:t>制作は受付順に進行いたします。</w:t>
+              <w:t>ラフの修正は</w:t>
+            </w:r>
+            <w:r>
+              <w:rPr>
+                <w:color w:val="202124"/>
+                <w:lang w:val="en-US" w:eastAsia="ja-JP"/>
+              </w:rPr>
+              <w:t>3</w:t>
+            </w:r>
+            <w:r>
+              <w:rPr>
+                <w:color w:val="202124"/>
+                <w:lang w:val="en-US" w:eastAsia="ja-JP"/>
+              </w:rPr>
+              <w:t>回まで無料です。</w:t>
             </w:r>
           </w:p>
           <w:p>
@@ -2088,178 +2257,7 @@
                 <w:color w:val="202124"/>
                 <w:lang w:val="en-US" w:eastAsia="ja-JP"/>
               </w:rPr>
-              <w:t>納品予定月は、制作開始前に</w:t>
-            </w:r>
-            <w:r>
-              <w:rPr>
-                <w:color w:val="202124"/>
-                <w:lang w:val="en-US" w:eastAsia="ja-JP"/>
-              </w:rPr>
-              <w:t>Gmail</w:t>
-            </w:r>
-            <w:r>
-              <w:rPr>
-                <w:color w:val="202124"/>
-                <w:lang w:val="en-US" w:eastAsia="ja-JP"/>
-              </w:rPr>
-              <w:t>よりご案内いたします。</w:t>
-            </w:r>
-          </w:p>
-          <w:p>
-            <w:pPr>
-              <w:widowControl w:val="0"/>
-              <w:shd w:val="clear" w:color="auto" w:fill="FFFFFF"/>
-              <w:spacing w:after="0" w:line="240" w:lineRule="auto"/>
-              <w:rPr>
-                <w:color w:val="202124"/>
-                <w:lang w:val="en-US" w:eastAsia="ja-JP"/>
-              </w:rPr>
-            </w:pPr>
-            <w:r>
-              <w:rPr>
-                <w:color w:val="202124"/>
-                <w:lang w:val="en-US" w:eastAsia="ja-JP"/>
-              </w:rPr>
-              <w:t>※</w:t>
-            </w:r>
-            <w:r>
-              <w:rPr>
-                <w:color w:val="202124"/>
-                <w:lang w:val="en-US" w:eastAsia="ja-JP"/>
-              </w:rPr>
-              <w:t>制作中、ご返信まで</w:t>
-            </w:r>
-            <w:r>
-              <w:rPr>
-                <w:color w:val="202124"/>
-                <w:lang w:val="en-US" w:eastAsia="ja-JP"/>
-              </w:rPr>
-              <w:t>72</w:t>
-            </w:r>
-            <w:r>
-              <w:rPr>
-                <w:color w:val="202124"/>
-                <w:lang w:val="en-US" w:eastAsia="ja-JP"/>
-              </w:rPr>
-              <w:t>時間以上かかった場合は、その分納期を延長させていただく場合がござ</w:t>
-            </w:r>
-            <w:r>
-              <w:rPr>
-                <w:color w:val="202124"/>
-                <w:lang w:val="en-US" w:eastAsia="ja-JP"/>
-              </w:rPr>
-              <w:lastRenderedPageBreak/>
-              <w:t>います。</w:t>
-            </w:r>
-          </w:p>
-          <w:p>
-            <w:pPr>
-              <w:widowControl w:val="0"/>
-              <w:shd w:val="clear" w:color="auto" w:fill="FFFFFF"/>
-              <w:spacing w:after="0" w:line="240" w:lineRule="auto"/>
-              <w:rPr>
-                <w:color w:val="202124"/>
-                <w:lang w:val="en-US" w:eastAsia="ja-JP"/>
-              </w:rPr>
-            </w:pPr>
-            <w:r>
-              <w:rPr>
-                <w:color w:val="202124"/>
-                <w:lang w:val="en-US" w:eastAsia="ja-JP"/>
-              </w:rPr>
-              <w:pict w14:anchorId="0E3CE38B">
-                <v:rect id="_x0000_i1063" style="width:0;height:1.5pt" o:hralign="center" o:hrstd="t" o:hr="t" fillcolor="#a0a0a0" stroked="f"/>
-              </w:pict>
-            </w:r>
-          </w:p>
-          <w:p>
-            <w:pPr>
-              <w:widowControl w:val="0"/>
-              <w:shd w:val="clear" w:color="auto" w:fill="FFFFFF"/>
-              <w:spacing w:after="0" w:line="240" w:lineRule="auto"/>
-              <w:rPr>
-                <w:b/>
-                <w:bCs/>
-                <w:color w:val="202124"/>
-                <w:lang w:val="en-US" w:eastAsia="ja-JP"/>
-              </w:rPr>
-            </w:pPr>
-            <w:r>
-              <w:rPr>
-                <w:b/>
-                <w:bCs/>
-                <w:color w:val="202124"/>
-                <w:lang w:val="en-US" w:eastAsia="ja-JP"/>
-              </w:rPr>
-              <w:t>ラフ修正（無料</w:t>
-            </w:r>
-            <w:r>
-              <w:rPr>
-                <w:b/>
-                <w:bCs/>
-                <w:color w:val="202124"/>
-                <w:lang w:val="en-US" w:eastAsia="ja-JP"/>
-              </w:rPr>
-              <w:t>3</w:t>
-            </w:r>
-            <w:r>
-              <w:rPr>
-                <w:b/>
-                <w:bCs/>
-                <w:color w:val="202124"/>
-                <w:lang w:val="en-US" w:eastAsia="ja-JP"/>
-              </w:rPr>
-              <w:t>回）</w:t>
-            </w:r>
-          </w:p>
-          <w:p>
-            <w:pPr>
-              <w:widowControl w:val="0"/>
-              <w:shd w:val="clear" w:color="auto" w:fill="FFFFFF"/>
-              <w:spacing w:after="0" w:line="240" w:lineRule="auto"/>
-              <w:rPr>
-                <w:color w:val="202124"/>
-                <w:lang w:val="en-US" w:eastAsia="ja-JP"/>
-              </w:rPr>
-            </w:pPr>
-            <w:r>
-              <w:rPr>
-                <w:color w:val="202124"/>
-                <w:lang w:val="en-US" w:eastAsia="ja-JP"/>
-              </w:rPr>
-              <w:t>無料修正は</w:t>
-            </w:r>
-            <w:r>
-              <w:rPr>
-                <w:color w:val="202124"/>
-                <w:lang w:val="en-US" w:eastAsia="ja-JP"/>
-              </w:rPr>
-              <w:t>3</w:t>
-            </w:r>
-            <w:r>
-              <w:rPr>
-                <w:color w:val="202124"/>
-                <w:lang w:val="en-US" w:eastAsia="ja-JP"/>
-              </w:rPr>
-              <w:t>回までとなります。</w:t>
-            </w:r>
-          </w:p>
-          <w:p>
-            <w:pPr>
-              <w:widowControl w:val="0"/>
-              <w:shd w:val="clear" w:color="auto" w:fill="FFFFFF"/>
-              <w:spacing w:after="0" w:line="240" w:lineRule="auto"/>
-              <w:rPr>
-                <w:color w:val="202124"/>
-                <w:lang w:val="en-US" w:eastAsia="ja-JP"/>
-              </w:rPr>
-            </w:pPr>
-            <w:r>
-              <w:rPr>
-                <w:color w:val="202124"/>
-                <w:lang w:val="en-US" w:eastAsia="ja-JP"/>
-              </w:rPr>
-              <w:t>修正可能な内容は以下のような軽微な調整です。</w:t>
+              <w:t>修正可能な内容は以下のような軽微な調整に限ります。</w:t>
             </w:r>
           </w:p>
           <w:p>
@@ -2267,7 +2265,7 @@
               <w:widowControl w:val="0"/>
               <w:numPr>
                 <w:ilvl w:val="0"/>
-                <w:numId w:val="4"/>
+                <w:numId w:val="6"/>
               </w:numPr>
               <w:shd w:val="clear" w:color="auto" w:fill="FFFFFF"/>
               <w:spacing w:after="0" w:line="240" w:lineRule="auto"/>
@@ -2289,7 +2287,7 @@
               <w:widowControl w:val="0"/>
               <w:numPr>
                 <w:ilvl w:val="0"/>
-                <w:numId w:val="4"/>
+                <w:numId w:val="6"/>
               </w:numPr>
               <w:shd w:val="clear" w:color="auto" w:fill="FFFFFF"/>
               <w:spacing w:after="0" w:line="240" w:lineRule="auto"/>
@@ -2311,7 +2309,7 @@
               <w:widowControl w:val="0"/>
               <w:numPr>
                 <w:ilvl w:val="0"/>
-                <w:numId w:val="4"/>
+                <w:numId w:val="6"/>
               </w:numPr>
               <w:shd w:val="clear" w:color="auto" w:fill="FFFFFF"/>
               <w:spacing w:after="0" w:line="240" w:lineRule="auto"/>
@@ -2343,7 +2341,7 @@
                 <w:color w:val="202124"/>
                 <w:lang w:val="en-US" w:eastAsia="ja-JP"/>
               </w:rPr>
-              <w:t>キャラクターの変更や構図・ポーズの大幅な変更につきましては、内容に応じて描き直し料金をいただく場合がございます。</w:t>
+              <w:t>キャラクターの変更や、構図・ポーズの大幅な変更につきましては、内容に応じて描き直し料金をいただく場合がございます。</w:t>
             </w:r>
           </w:p>
           <w:p>
@@ -2414,8 +2412,8 @@
                 <w:color w:val="202124"/>
                 <w:lang w:val="en-US" w:eastAsia="ja-JP"/>
               </w:rPr>
-              <w:pict w14:anchorId="50F1FE12">
-                <v:rect id="_x0000_i1064" style="width:0;height:1.5pt" o:hralign="center" o:hrstd="t" o:hr="t" fillcolor="#a0a0a0" stroked="f"/>
+              <w:pict w14:anchorId="0B40C155">
+                <v:rect id="_x0000_i1094" style="width:0;height:1.5pt" o:hralign="center" o:hrstd="t" o:hr="t" fillcolor="#a0a0a0" stroked="f"/>
               </w:pict>
             </w:r>
           </w:p>
@@ -2474,7 +2472,7 @@
                 <w:color w:val="202124"/>
                 <w:lang w:val="en-US" w:eastAsia="ja-JP"/>
               </w:rPr>
-              <w:t>完成後の無料修正は</w:t>
+              <w:t>完成後の修正は</w:t>
             </w:r>
             <w:r>
               <w:rPr>
@@ -2488,7 +2486,7 @@
                 <w:color w:val="202124"/>
                 <w:lang w:val="en-US" w:eastAsia="ja-JP"/>
               </w:rPr>
-              <w:t>回までとなります。</w:t>
+              <w:t>回まで無料です。</w:t>
             </w:r>
           </w:p>
           <w:p>
@@ -2506,7 +2504,7 @@
                 <w:color w:val="202124"/>
                 <w:lang w:val="en-US" w:eastAsia="ja-JP"/>
               </w:rPr>
-              <w:t>修正可能な内容は以下のような軽微な調整です。</w:t>
+              <w:t>修正可能な内容は以下のような軽微な調整に限ります。</w:t>
             </w:r>
           </w:p>
           <w:p>
@@ -2514,7 +2512,7 @@
               <w:widowControl w:val="0"/>
               <w:numPr>
                 <w:ilvl w:val="0"/>
-                <w:numId w:val="5"/>
+                <w:numId w:val="7"/>
               </w:numPr>
               <w:shd w:val="clear" w:color="auto" w:fill="FFFFFF"/>
               <w:spacing w:after="0" w:line="240" w:lineRule="auto"/>
@@ -2536,7 +2534,7 @@
               <w:widowControl w:val="0"/>
               <w:numPr>
                 <w:ilvl w:val="0"/>
-                <w:numId w:val="5"/>
+                <w:numId w:val="7"/>
               </w:numPr>
               <w:shd w:val="clear" w:color="auto" w:fill="FFFFFF"/>
               <w:spacing w:after="0" w:line="240" w:lineRule="auto"/>
@@ -2639,8 +2637,8 @@
                 <w:color w:val="202124"/>
                 <w:lang w:val="en-US" w:eastAsia="ja-JP"/>
               </w:rPr>
-              <w:pict w14:anchorId="6EACE9AE">
-                <v:rect id="_x0000_i1065" style="width:0;height:1.5pt" o:hralign="center" o:hrstd="t" o:hr="t" fillcolor="#a0a0a0" stroked="f"/>
+              <w:pict w14:anchorId="4E458496">
+                <v:rect id="_x0000_i1095" style="width:0;height:1.5pt" o:hralign="center" o:hrstd="t" o:hr="t" fillcolor="#a0a0a0" stroked="f"/>
               </w:pict>
             </w:r>
           </w:p>
@@ -2717,8 +2715,8 @@
                 <w:color w:val="202124"/>
                 <w:lang w:val="en-US" w:eastAsia="ja-JP"/>
               </w:rPr>
-              <w:pict w14:anchorId="7A8D9CB0">
-                <v:rect id="_x0000_i1066" style="width:0;height:1.5pt" o:hralign="center" o:hrstd="t" o:hr="t" fillcolor="#a0a0a0" stroked="f"/>
+              <w:pict w14:anchorId="5BFC5CDC">
+                <v:rect id="_x0000_i1096" style="width:0;height:1.5pt" o:hralign="center" o:hrstd="t" o:hr="t" fillcolor="#a0a0a0" stroked="f"/>
               </w:pict>
             </w:r>
           </w:p>
@@ -2759,7 +2757,7 @@
                 <w:color w:val="202124"/>
                 <w:lang w:val="en-US" w:eastAsia="ja-JP"/>
               </w:rPr>
-              <w:t>完成作品は、残金のお支払い確認後に</w:t>
+              <w:t>完成作品は、残金のお支払い確認後、</w:t>
             </w:r>
             <w:r>
               <w:rPr>
@@ -2791,7 +2789,15 @@
                 <w:color w:val="202124"/>
                 <w:lang w:val="en-US" w:eastAsia="ja-JP"/>
               </w:rPr>
-              <w:t>本フォームからのご依頼に関するご連絡・納品は、すべて</w:t>
+              <w:t>本フォームからのご依頼に関するご連絡および納</w:t>
+            </w:r>
+            <w:r>
+              <w:rPr>
+                <w:color w:val="202124"/>
+                <w:lang w:val="en-US" w:eastAsia="ja-JP"/>
+              </w:rPr>
+              <w:lastRenderedPageBreak/>
+              <w:t>品は、すべて</w:t>
             </w:r>
             <w:r>
               <w:rPr>
@@ -3442,6 +3448,155 @@
     </w:lvl>
   </w:abstractNum>
   <w:abstractNum w:abstractNumId="2" w15:restartNumberingAfterBreak="0">
+    <w:nsid w:val="553E7276"/>
+    <w:multiLevelType w:val="multilevel"/>
+    <w:tmpl w:val="C28C0BFE"/>
+    <w:lvl w:ilvl="0">
+      <w:start w:val="1"/>
+      <w:numFmt w:val="bullet"/>
+      <w:lvlText w:val=""/>
+      <w:lvlJc w:val="left"/>
+      <w:pPr>
+        <w:tabs>
+          <w:tab w:val="num" w:pos="720"/>
+        </w:tabs>
+        <w:ind w:left="720" w:hanging="360"/>
+      </w:pPr>
+      <w:rPr>
+        <w:rFonts w:ascii="Symbol" w:hAnsi="Symbol" w:hint="default"/>
+        <w:sz w:val="20"/>
+      </w:rPr>
+    </w:lvl>
+    <w:lvl w:ilvl="1" w:tentative="1">
+      <w:start w:val="1"/>
+      <w:numFmt w:val="bullet"/>
+      <w:lvlText w:val="o"/>
+      <w:lvlJc w:val="left"/>
+      <w:pPr>
+        <w:tabs>
+          <w:tab w:val="num" w:pos="1440"/>
+        </w:tabs>
+        <w:ind w:left="1440" w:hanging="360"/>
+      </w:pPr>
+      <w:rPr>
+        <w:rFonts w:ascii="Courier New" w:hAnsi="Courier New" w:hint="default"/>
+        <w:sz w:val="20"/>
+      </w:rPr>
+    </w:lvl>
+    <w:lvl w:ilvl="2" w:tentative="1">
+      <w:start w:val="1"/>
+      <w:numFmt w:val="bullet"/>
+      <w:lvlText w:val=""/>
+      <w:lvlJc w:val="left"/>
+      <w:pPr>
+        <w:tabs>
+          <w:tab w:val="num" w:pos="2160"/>
+        </w:tabs>
+        <w:ind w:left="2160" w:hanging="360"/>
+      </w:pPr>
+      <w:rPr>
+        <w:rFonts w:ascii="Wingdings" w:hAnsi="Wingdings" w:hint="default"/>
+        <w:sz w:val="20"/>
+      </w:rPr>
+    </w:lvl>
+    <w:lvl w:ilvl="3" w:tentative="1">
+      <w:start w:val="1"/>
+      <w:numFmt w:val="bullet"/>
+      <w:lvlText w:val=""/>
+      <w:lvlJc w:val="left"/>
+      <w:pPr>
+        <w:tabs>
+          <w:tab w:val="num" w:pos="2880"/>
+        </w:tabs>
+        <w:ind w:left="2880" w:hanging="360"/>
+      </w:pPr>
+      <w:rPr>
+        <w:rFonts w:ascii="Wingdings" w:hAnsi="Wingdings" w:hint="default"/>
+        <w:sz w:val="20"/>
+      </w:rPr>
+    </w:lvl>
+    <w:lvl w:ilvl="4" w:tentative="1">
+      <w:start w:val="1"/>
+      <w:numFmt w:val="bullet"/>
+      <w:lvlText w:val=""/>
+      <w:lvlJc w:val="left"/>
+      <w:pPr>
+        <w:tabs>
+          <w:tab w:val="num" w:pos="3600"/>
+        </w:tabs>
+        <w:ind w:left="3600" w:hanging="360"/>
+      </w:pPr>
+      <w:rPr>
+        <w:rFonts w:ascii="Wingdings" w:hAnsi="Wingdings" w:hint="default"/>
+        <w:sz w:val="20"/>
+      </w:rPr>
+    </w:lvl>
+    <w:lvl w:ilvl="5" w:tentative="1">
+      <w:start w:val="1"/>
+      <w:numFmt w:val="bullet"/>
+      <w:lvlText w:val=""/>
+      <w:lvlJc w:val="left"/>
+      <w:pPr>
+        <w:tabs>
+          <w:tab w:val="num" w:pos="4320"/>
+        </w:tabs>
+        <w:ind w:left="4320" w:hanging="360"/>
+      </w:pPr>
+      <w:rPr>
+        <w:rFonts w:ascii="Wingdings" w:hAnsi="Wingdings" w:hint="default"/>
+        <w:sz w:val="20"/>
+      </w:rPr>
+    </w:lvl>
+    <w:lvl w:ilvl="6" w:tentative="1">
+      <w:start w:val="1"/>
+      <w:numFmt w:val="bullet"/>
+      <w:lvlText w:val=""/>
+      <w:lvlJc w:val="left"/>
+      <w:pPr>
+        <w:tabs>
+          <w:tab w:val="num" w:pos="5040"/>
+        </w:tabs>
+        <w:ind w:left="5040" w:hanging="360"/>
+      </w:pPr>
+      <w:rPr>
+        <w:rFonts w:ascii="Wingdings" w:hAnsi="Wingdings" w:hint="default"/>
+        <w:sz w:val="20"/>
+      </w:rPr>
+    </w:lvl>
+    <w:lvl w:ilvl="7" w:tentative="1">
+      <w:start w:val="1"/>
+      <w:numFmt w:val="bullet"/>
+      <w:lvlText w:val=""/>
+      <w:lvlJc w:val="left"/>
+      <w:pPr>
+        <w:tabs>
+          <w:tab w:val="num" w:pos="5760"/>
+        </w:tabs>
+        <w:ind w:left="5760" w:hanging="360"/>
+      </w:pPr>
+      <w:rPr>
+        <w:rFonts w:ascii="Wingdings" w:hAnsi="Wingdings" w:hint="default"/>
+        <w:sz w:val="20"/>
+      </w:rPr>
+    </w:lvl>
+    <w:lvl w:ilvl="8" w:tentative="1">
+      <w:start w:val="1"/>
+      <w:numFmt w:val="bullet"/>
+      <w:lvlText w:val=""/>
+      <w:lvlJc w:val="left"/>
+      <w:pPr>
+        <w:tabs>
+          <w:tab w:val="num" w:pos="6480"/>
+        </w:tabs>
+        <w:ind w:left="6480" w:hanging="360"/>
+      </w:pPr>
+      <w:rPr>
+        <w:rFonts w:ascii="Wingdings" w:hAnsi="Wingdings" w:hint="default"/>
+        <w:sz w:val="20"/>
+      </w:rPr>
+    </w:lvl>
+  </w:abstractNum>
+  <w:abstractNum w:abstractNumId="3" w15:restartNumberingAfterBreak="0">
     <w:nsid w:val="561E7AA9"/>
     <w:multiLevelType w:val="multilevel"/>
     <w:tmpl w:val="D36ED0DC"/>
@@ -3590,7 +3745,7 @@
       </w:rPr>
     </w:lvl>
   </w:abstractNum>
-  <w:abstractNum w:abstractNumId="3" w15:restartNumberingAfterBreak="0">
+  <w:abstractNum w:abstractNumId="4" w15:restartNumberingAfterBreak="0">
     <w:nsid w:val="59294466"/>
     <w:multiLevelType w:val="multilevel"/>
     <w:tmpl w:val="65F00F3E"/>
@@ -3706,7 +3861,156 @@
       </w:rPr>
     </w:lvl>
   </w:abstractNum>
-  <w:abstractNum w:abstractNumId="4" w15:restartNumberingAfterBreak="0">
+  <w:abstractNum w:abstractNumId="5" w15:restartNumberingAfterBreak="0">
+    <w:nsid w:val="6AD12AE4"/>
+    <w:multiLevelType w:val="multilevel"/>
+    <w:tmpl w:val="33E086D2"/>
+    <w:lvl w:ilvl="0">
+      <w:start w:val="1"/>
+      <w:numFmt w:val="bullet"/>
+      <w:lvlText w:val=""/>
+      <w:lvlJc w:val="left"/>
+      <w:pPr>
+        <w:tabs>
+          <w:tab w:val="num" w:pos="720"/>
+        </w:tabs>
+        <w:ind w:left="720" w:hanging="360"/>
+      </w:pPr>
+      <w:rPr>
+        <w:rFonts w:ascii="Symbol" w:hAnsi="Symbol" w:hint="default"/>
+        <w:sz w:val="20"/>
+      </w:rPr>
+    </w:lvl>
+    <w:lvl w:ilvl="1" w:tentative="1">
+      <w:start w:val="1"/>
+      <w:numFmt w:val="bullet"/>
+      <w:lvlText w:val="o"/>
+      <w:lvlJc w:val="left"/>
+      <w:pPr>
+        <w:tabs>
+          <w:tab w:val="num" w:pos="1440"/>
+        </w:tabs>
+        <w:ind w:left="1440" w:hanging="360"/>
+      </w:pPr>
+      <w:rPr>
+        <w:rFonts w:ascii="Courier New" w:hAnsi="Courier New" w:hint="default"/>
+        <w:sz w:val="20"/>
+      </w:rPr>
+    </w:lvl>
+    <w:lvl w:ilvl="2" w:tentative="1">
+      <w:start w:val="1"/>
+      <w:numFmt w:val="bullet"/>
+      <w:lvlText w:val=""/>
+      <w:lvlJc w:val="left"/>
+      <w:pPr>
+        <w:tabs>
+          <w:tab w:val="num" w:pos="2160"/>
+        </w:tabs>
+        <w:ind w:left="2160" w:hanging="360"/>
+      </w:pPr>
+      <w:rPr>
+        <w:rFonts w:ascii="Wingdings" w:hAnsi="Wingdings" w:hint="default"/>
+        <w:sz w:val="20"/>
+      </w:rPr>
+    </w:lvl>
+    <w:lvl w:ilvl="3" w:tentative="1">
+      <w:start w:val="1"/>
+      <w:numFmt w:val="bullet"/>
+      <w:lvlText w:val=""/>
+      <w:lvlJc w:val="left"/>
+      <w:pPr>
+        <w:tabs>
+          <w:tab w:val="num" w:pos="2880"/>
+        </w:tabs>
+        <w:ind w:left="2880" w:hanging="360"/>
+      </w:pPr>
+      <w:rPr>
+        <w:rFonts w:ascii="Wingdings" w:hAnsi="Wingdings" w:hint="default"/>
+        <w:sz w:val="20"/>
+      </w:rPr>
+    </w:lvl>
+    <w:lvl w:ilvl="4" w:tentative="1">
+      <w:start w:val="1"/>
+      <w:numFmt w:val="bullet"/>
+      <w:lvlText w:val=""/>
+      <w:lvlJc w:val="left"/>
+      <w:pPr>
+        <w:tabs>
+          <w:tab w:val="num" w:pos="3600"/>
+        </w:tabs>
+        <w:ind w:left="3600" w:hanging="360"/>
+      </w:pPr>
+      <w:rPr>
+        <w:rFonts w:ascii="Wingdings" w:hAnsi="Wingdings" w:hint="default"/>
+        <w:sz w:val="20"/>
+      </w:rPr>
+    </w:lvl>
+    <w:lvl w:ilvl="5" w:tentative="1">
+      <w:start w:val="1"/>
+      <w:numFmt w:val="bullet"/>
+      <w:lvlText w:val=""/>
+      <w:lvlJc w:val="left"/>
+      <w:pPr>
+        <w:tabs>
+          <w:tab w:val="num" w:pos="4320"/>
+        </w:tabs>
+        <w:ind w:left="4320" w:hanging="360"/>
+      </w:pPr>
+      <w:rPr>
+        <w:rFonts w:ascii="Wingdings" w:hAnsi="Wingdings" w:hint="default"/>
+        <w:sz w:val="20"/>
+      </w:rPr>
+    </w:lvl>
+    <w:lvl w:ilvl="6" w:tentative="1">
+      <w:start w:val="1"/>
+      <w:numFmt w:val="bullet"/>
+      <w:lvlText w:val=""/>
+      <w:lvlJc w:val="left"/>
+      <w:pPr>
+        <w:tabs>
+          <w:tab w:val="num" w:pos="5040"/>
+        </w:tabs>
+        <w:ind w:left="5040" w:hanging="360"/>
+      </w:pPr>
+      <w:rPr>
+        <w:rFonts w:ascii="Wingdings" w:hAnsi="Wingdings" w:hint="default"/>
+        <w:sz w:val="20"/>
+      </w:rPr>
+    </w:lvl>
+    <w:lvl w:ilvl="7" w:tentative="1">
+      <w:start w:val="1"/>
+      <w:numFmt w:val="bullet"/>
+      <w:lvlText w:val=""/>
+      <w:lvlJc w:val="left"/>
+      <w:pPr>
+        <w:tabs>
+          <w:tab w:val="num" w:pos="5760"/>
+        </w:tabs>
+        <w:ind w:left="5760" w:hanging="360"/>
+      </w:pPr>
+      <w:rPr>
+        <w:rFonts w:ascii="Wingdings" w:hAnsi="Wingdings" w:hint="default"/>
+        <w:sz w:val="20"/>
+      </w:rPr>
+    </w:lvl>
+    <w:lvl w:ilvl="8" w:tentative="1">
+      <w:start w:val="1"/>
+      <w:numFmt w:val="bullet"/>
+      <w:lvlText w:val=""/>
+      <w:lvlJc w:val="left"/>
+      <w:pPr>
+        <w:tabs>
+          <w:tab w:val="num" w:pos="6480"/>
+        </w:tabs>
+        <w:ind w:left="6480" w:hanging="360"/>
+      </w:pPr>
+      <w:rPr>
+        <w:rFonts w:ascii="Wingdings" w:hAnsi="Wingdings" w:hint="default"/>
+        <w:sz w:val="20"/>
+      </w:rPr>
+    </w:lvl>
+  </w:abstractNum>
+  <w:abstractNum w:abstractNumId="6" w15:restartNumberingAfterBreak="0">
     <w:nsid w:val="6F2354FF"/>
     <w:multiLevelType w:val="multilevel"/>
     <w:tmpl w:val="E19229EC"/>
@@ -3862,13 +4166,19 @@
     <w:abstractNumId w:val="0"/>
   </w:num>
   <w:num w:numId="3" w16cid:durableId="915407478">
+    <w:abstractNumId w:val="4"/>
+  </w:num>
+  <w:num w:numId="4" w16cid:durableId="1466461246">
+    <w:abstractNumId w:val="6"/>
+  </w:num>
+  <w:num w:numId="5" w16cid:durableId="349449928">
     <w:abstractNumId w:val="3"/>
   </w:num>
-  <w:num w:numId="4" w16cid:durableId="1466461246">
-    <w:abstractNumId w:val="4"/>
+  <w:num w:numId="6" w16cid:durableId="1079643667">
+    <w:abstractNumId w:val="2"/>
   </w:num>
-  <w:num w:numId="5" w16cid:durableId="349449928">
-    <w:abstractNumId w:val="2"/>
+  <w:num w:numId="7" w16cid:durableId="1302073198">
+    <w:abstractNumId w:val="5"/>
   </w:num>
 </w:numbering>
 </file>

--- a/form/AngelSetsuna_Commission_Form_2026_JP.docx
+++ b/form/AngelSetsuna_Commission_Form_2026_JP.docx
@@ -12,27 +12,7 @@
         </w:rPr>
       </w:pPr>
       <w:r>
-        <w:rPr>
-          <w:rFonts w:ascii="微軟正黑體" w:eastAsia="微軟正黑體" w:hAnsi="微軟正黑體" w:cs="微軟正黑體"/>
-          <w:lang w:eastAsia="ja-JP"/>
-        </w:rPr>
-        <w:t xml:space="preserve">Angel </w:t>
-      </w:r>
-      <w:proofErr w:type="spellStart"/>
-      <w:r>
-        <w:rPr>
-          <w:rFonts w:ascii="微軟正黑體" w:eastAsia="微軟正黑體" w:hAnsi="微軟正黑體" w:cs="微軟正黑體"/>
-          <w:lang w:eastAsia="ja-JP"/>
-        </w:rPr>
-        <w:t>Setsuna</w:t>
-      </w:r>
-      <w:proofErr w:type="spellEnd"/>
-      <w:r>
-        <w:rPr>
-          <w:rFonts w:ascii="微軟正黑體" w:eastAsia="微軟正黑體" w:hAnsi="微軟正黑體" w:cs="微軟正黑體"/>
-          <w:lang w:eastAsia="ja-JP"/>
-        </w:rPr>
-        <w:t xml:space="preserve">　イラスト依頼フォーム（2026年）</w:t>
+        <w:t>Angel Setsuna　イラスト依頼フォーム（2026年）</w:t>
       </w:r>
     </w:p>
     <w:p>
@@ -42,45 +22,11 @@
         </w:rPr>
       </w:pPr>
       <w:r>
-        <w:rPr>
-          <w:lang w:eastAsia="ja-JP"/>
-        </w:rPr>
-        <w:t>このフォームは閲覧専用です。コピーしてからご記入ください。記入後、</w:t>
-      </w:r>
-      <w:r>
-        <w:rPr>
-          <w:lang w:eastAsia="ja-JP"/>
-        </w:rPr>
-        <w:t xml:space="preserve">Gmail </w:t>
-      </w:r>
-      <w:r>
-        <w:rPr>
-          <w:lang w:eastAsia="ja-JP"/>
-        </w:rPr>
-        <w:t>までお送りください：</w:t>
-      </w:r>
-      <w:r>
-        <w:rPr>
-          <w:lang w:eastAsia="ja-JP"/>
-        </w:rPr>
-        <w:t>angel.setsuna.drawing@gmail.com</w:t>
-      </w:r>
-      <w:r>
-        <w:rPr>
-          <w:lang w:eastAsia="ja-JP"/>
-        </w:rPr>
+        <w:t>このフォームは閲覧専用です。コピーを保存してからご記入ください。</w:t>
+      </w:r>
+      <w:r>
         <w:br/>
-        <w:t xml:space="preserve">         </w:t>
-      </w:r>
-      <w:r>
-        <w:rPr>
-          <w:color w:val="1F1F1F"/>
-          <w:sz w:val="21"/>
-          <w:szCs w:val="21"/>
-          <w:shd w:val="clear" w:color="auto" w:fill="E9EEF6"/>
-          <w:lang w:eastAsia="ja-JP"/>
-        </w:rPr>
-        <w:t xml:space="preserve">         </w:t>
+        <w:t>ご記入後、以下のGmailアドレス宛にお送りください：angel.setsuna.drawing@gmail.com</w:t>
       </w:r>
     </w:p>
     <w:p>
@@ -113,6 +59,7 @@
       </w:tblGrid>
       <w:tr>
         <w:trPr>
+          <w:cantSplit/>
           <w:tblHeader/>
         </w:trPr>
         <w:tc>
@@ -140,19 +87,14 @@
           </w:tcPr>
           <w:p>
             <w:r>
-              <w:t>ご記入欄</w:t>
-            </w:r>
-            <w:r>
-              <w:t xml:space="preserve"> / </w:t>
-            </w:r>
-            <w:r>
-              <w:t>説明</w:t>
+              <w:t>ご記入欄 / 説明</w:t>
             </w:r>
           </w:p>
         </w:tc>
       </w:tr>
       <w:tr>
         <w:trPr>
+          <w:cantSplit/>
           <w:tblHeader/>
         </w:trPr>
         <w:tc>
@@ -174,6 +116,7 @@
       </w:tr>
       <w:tr>
         <w:trPr>
+          <w:cantSplit/>
           <w:tblHeader/>
         </w:trPr>
         <w:tc>
@@ -207,43 +150,22 @@
               <w:rPr>
                 <w:lang w:eastAsia="ja-JP"/>
               </w:rPr>
-              <w:t>（個人</w:t>
-            </w:r>
-            <w:r>
-              <w:rPr>
-                <w:lang w:eastAsia="ja-JP"/>
-              </w:rPr>
-              <w:t xml:space="preserve"> / </w:t>
-            </w:r>
-            <w:r>
-              <w:rPr>
-                <w:lang w:eastAsia="ja-JP"/>
-              </w:rPr>
-              <w:t>スタジオ</w:t>
-            </w:r>
-            <w:r>
-              <w:rPr>
-                <w:lang w:eastAsia="ja-JP"/>
-              </w:rPr>
-              <w:t xml:space="preserve"> / </w:t>
-            </w:r>
-            <w:r>
-              <w:rPr>
-                <w:lang w:eastAsia="ja-JP"/>
-              </w:rPr>
-              <w:t>企業）</w:t>
+              <w:t>（個人 / スタジオ / 企業）</w:t>
             </w:r>
           </w:p>
         </w:tc>
       </w:tr>
       <w:tr>
+        <w:trPr>
+          <w:cantSplit/>
+        </w:trPr>
         <w:tc>
           <w:tcPr>
             <w:tcW w:w="4320" w:type="dxa"/>
           </w:tcPr>
           <w:p>
             <w:r>
-              <w:t>ご連絡先</w:t>
+              <w:t>Gmailアドレス</w:t>
             </w:r>
           </w:p>
         </w:tc>
@@ -251,28 +173,24 @@
           <w:tcPr>
             <w:tcW w:w="4320" w:type="dxa"/>
           </w:tcPr>
-          <w:p/>
-          <w:p>
-            <w:r>
-              <w:t>（</w:t>
-            </w:r>
-            <w:r>
-              <w:t>Gmail / X / Facebook</w:t>
-            </w:r>
-            <w:r>
-              <w:t>）</w:t>
+          <w:p>
+            <w:r>
+              <w:t>（必須）</w:t>
             </w:r>
           </w:p>
         </w:tc>
       </w:tr>
       <w:tr>
+        <w:trPr>
+          <w:cantSplit/>
+        </w:trPr>
         <w:tc>
           <w:tcPr>
             <w:tcW w:w="4320" w:type="dxa"/>
           </w:tcPr>
           <w:p>
             <w:r>
-              <w:t>緊急連絡先</w:t>
+              <w:t>予備の連絡先</w:t>
             </w:r>
           </w:p>
         </w:tc>
@@ -280,10 +198,17 @@
           <w:tcPr>
             <w:tcW w:w="4320" w:type="dxa"/>
           </w:tcPr>
-          <w:p/>
+          <w:p>
+            <w:r>
+              <w:t>（X／Facebook、任意）</w:t>
+            </w:r>
+          </w:p>
         </w:tc>
       </w:tr>
       <w:tr>
+        <w:trPr>
+          <w:cantSplit/>
+        </w:trPr>
         <w:tc>
           <w:tcPr>
             <w:tcW w:w="4320" w:type="dxa"/>
@@ -337,6 +262,10 @@
         <w:gridCol w:w="4320"/>
       </w:tblGrid>
       <w:tr>
+        <w:trPr>
+          <w:cantSplit/>
+          <w:tblHeader/>
+        </w:trPr>
         <w:tc>
           <w:tcPr>
             <w:tcW w:w="4320" w:type="dxa"/>
@@ -353,18 +282,15 @@
           </w:tcPr>
           <w:p>
             <w:r>
-              <w:t>ご記入欄</w:t>
-            </w:r>
-            <w:r>
-              <w:t xml:space="preserve"> / </w:t>
-            </w:r>
-            <w:r>
-              <w:t>説明</w:t>
+              <w:t>ご記入欄 / 説明</w:t>
             </w:r>
           </w:p>
         </w:tc>
       </w:tr>
       <w:tr>
+        <w:trPr>
+          <w:cantSplit/>
+        </w:trPr>
         <w:tc>
           <w:tcPr>
             <w:tcW w:w="4320" w:type="dxa"/>
@@ -396,48 +322,15 @@
               <w:rPr>
                 <w:lang w:eastAsia="ja-JP"/>
               </w:rPr>
-              <w:t>（アイコン</w:t>
-            </w:r>
-            <w:r>
-              <w:rPr>
-                <w:lang w:eastAsia="ja-JP"/>
-              </w:rPr>
-              <w:t xml:space="preserve"> / </w:t>
-            </w:r>
-            <w:r>
-              <w:rPr>
-                <w:lang w:eastAsia="ja-JP"/>
-              </w:rPr>
-              <w:t>バストアップ</w:t>
-            </w:r>
-            <w:r>
-              <w:rPr>
-                <w:lang w:eastAsia="ja-JP"/>
-              </w:rPr>
-              <w:t xml:space="preserve"> / </w:t>
-            </w:r>
-            <w:r>
-              <w:rPr>
-                <w:lang w:eastAsia="ja-JP"/>
-              </w:rPr>
-              <w:t>全身</w:t>
-            </w:r>
-            <w:r>
-              <w:rPr>
-                <w:lang w:eastAsia="ja-JP"/>
-              </w:rPr>
-              <w:t xml:space="preserve"> / </w:t>
-            </w:r>
-            <w:r>
-              <w:rPr>
-                <w:lang w:eastAsia="ja-JP"/>
-              </w:rPr>
-              <w:t>立ち絵）</w:t>
+              <w:t>（アイコン / バストアップ / 全身 / 立ち絵）</w:t>
             </w:r>
           </w:p>
         </w:tc>
       </w:tr>
       <w:tr>
+        <w:trPr>
+          <w:cantSplit/>
+        </w:trPr>
         <w:tc>
           <w:tcPr>
             <w:tcW w:w="4320" w:type="dxa"/>
@@ -478,36 +371,15 @@
               <w:rPr>
                 <w:lang w:eastAsia="ja-JP"/>
               </w:rPr>
-              <w:t>（キャラ追加</w:t>
-            </w:r>
-            <w:r>
-              <w:rPr>
-                <w:lang w:eastAsia="ja-JP"/>
-              </w:rPr>
-              <w:t xml:space="preserve"> / </w:t>
-            </w:r>
-            <w:r>
-              <w:rPr>
-                <w:lang w:eastAsia="ja-JP"/>
-              </w:rPr>
-              <w:t>背景追加</w:t>
-            </w:r>
-            <w:r>
-              <w:rPr>
-                <w:lang w:eastAsia="ja-JP"/>
-              </w:rPr>
-              <w:t xml:space="preserve"> / </w:t>
-            </w:r>
-            <w:r>
-              <w:rPr>
-                <w:lang w:eastAsia="ja-JP"/>
-              </w:rPr>
-              <w:t>動物追加）</w:t>
+              <w:t>（キャラ追加 / 背景追加 / 動物追加）</w:t>
             </w:r>
           </w:p>
         </w:tc>
       </w:tr>
       <w:tr>
+        <w:trPr>
+          <w:cantSplit/>
+        </w:trPr>
         <w:tc>
           <w:tcPr>
             <w:tcW w:w="4320" w:type="dxa"/>
@@ -519,48 +391,7 @@
               </w:rPr>
             </w:pPr>
             <w:r>
-              <w:rPr>
-                <w:lang w:eastAsia="ja-JP"/>
-              </w:rPr>
-              <w:t>印刷</w:t>
-            </w:r>
-            <w:r>
-              <w:rPr>
-                <w:lang w:eastAsia="ja-JP"/>
-              </w:rPr>
-              <w:t xml:space="preserve"> / </w:t>
-            </w:r>
-            <w:r>
-              <w:rPr>
-                <w:lang w:eastAsia="ja-JP"/>
-              </w:rPr>
-              <w:t>グッズ製作</w:t>
-            </w:r>
-            <w:r>
-              <w:rPr>
-                <w:lang w:eastAsia="ja-JP"/>
-              </w:rPr>
-              <w:t xml:space="preserve"> / </w:t>
-            </w:r>
-            <w:r>
-              <w:rPr>
-                <w:lang w:eastAsia="ja-JP"/>
-              </w:rPr>
-              <w:t>宣伝利用の有無（例：</w:t>
-            </w:r>
-            <w:proofErr w:type="spellStart"/>
-            <w:r>
-              <w:rPr>
-                <w:lang w:eastAsia="ja-JP"/>
-              </w:rPr>
-              <w:t>Vtuber</w:t>
-            </w:r>
-            <w:proofErr w:type="spellEnd"/>
-            <w:r>
-              <w:rPr>
-                <w:lang w:eastAsia="ja-JP"/>
-              </w:rPr>
-              <w:t>のカレンダー、配信のサムネイルなど）</w:t>
+              <w:t>印刷・グッズ製作・宣伝利用の有無（例：VTuberのカレンダー、配信サムネイルなど）</w:t>
             </w:r>
           </w:p>
         </w:tc>
@@ -574,35 +405,16 @@
                 <w:lang w:eastAsia="ja-JP"/>
               </w:rPr>
             </w:pPr>
-          </w:p>
-          <w:p>
-            <w:pPr>
-              <w:rPr>
-                <w:lang w:eastAsia="ja-JP"/>
-              </w:rPr>
-            </w:pPr>
-            <w:r>
-              <w:rPr>
-                <w:lang w:eastAsia="ja-JP"/>
-              </w:rPr>
-              <w:t>（有</w:t>
-            </w:r>
-            <w:r>
-              <w:rPr>
-                <w:lang w:eastAsia="ja-JP"/>
-              </w:rPr>
-              <w:t xml:space="preserve"> / </w:t>
-            </w:r>
-            <w:r>
-              <w:rPr>
-                <w:lang w:eastAsia="ja-JP"/>
-              </w:rPr>
-              <w:t>無（ある場合は用途と数量をご記入ください））</w:t>
+            <w:r>
+              <w:t>（あり／なし。ある場合は用途と数量をご記入ください）</w:t>
             </w:r>
           </w:p>
         </w:tc>
       </w:tr>
       <w:tr>
+        <w:trPr>
+          <w:cantSplit/>
+        </w:trPr>
         <w:tc>
           <w:tcPr>
             <w:tcW w:w="4320" w:type="dxa"/>
@@ -617,19 +429,7 @@
               <w:rPr>
                 <w:lang w:eastAsia="ja-JP"/>
               </w:rPr>
-              <w:t>参考画像</w:t>
-            </w:r>
-            <w:r>
-              <w:rPr>
-                <w:lang w:eastAsia="ja-JP"/>
-              </w:rPr>
-              <w:t xml:space="preserve"> / </w:t>
-            </w:r>
-            <w:r>
-              <w:rPr>
-                <w:lang w:eastAsia="ja-JP"/>
-              </w:rPr>
-              <w:t>キャラクター設定</w:t>
+              <w:t>参考画像 / キャラクター設定</w:t>
             </w:r>
           </w:p>
         </w:tc>
@@ -661,6 +461,7 @@
       </w:tr>
       <w:tr>
         <w:trPr>
+          <w:cantSplit/>
           <w:trHeight w:val="1549"/>
         </w:trPr>
         <w:tc>
@@ -725,6 +526,7 @@
       </w:tr>
       <w:tr>
         <w:trPr>
+          <w:cantSplit/>
           <w:trHeight w:val="1644"/>
         </w:trPr>
         <w:tc>
@@ -738,37 +540,11 @@
               </w:rPr>
             </w:pPr>
             <w:r>
-              <w:rPr>
-                <w:lang w:eastAsia="ja-JP"/>
-              </w:rPr>
-              <w:lastRenderedPageBreak/>
-              <w:t>公開可否</w:t>
-            </w:r>
-          </w:p>
-          <w:p>
-            <w:pPr>
-              <w:rPr>
-                <w:lang w:eastAsia="ja-JP"/>
-              </w:rPr>
-            </w:pPr>
-            <w:r>
-              <w:rPr>
-                <w:lang w:eastAsia="ja-JP"/>
-              </w:rPr>
-              <w:t>（例：配信での作画過程・過程図・完成図）</w:t>
-            </w:r>
-          </w:p>
-          <w:p>
-            <w:pPr>
-              <w:rPr>
-                <w:lang w:eastAsia="ja-JP"/>
-              </w:rPr>
-            </w:pPr>
-            <w:r>
-              <w:rPr>
-                <w:lang w:eastAsia="ja-JP"/>
-              </w:rPr>
-              <w:t>（ウォーターマークを入れます）</w:t>
+              <w:t>イラストレーターによる公開の可否</w:t>
+            </w:r>
+            <w:r>
+              <w:br/>
+              <w:t>（例：配信での作画過程、制作途中の画像（WIP）、完成図。公開時はウォーターマークを入れます）</w:t>
             </w:r>
           </w:p>
         </w:tc>
@@ -782,73 +558,32 @@
                 <w:lang w:eastAsia="ja-JP"/>
               </w:rPr>
             </w:pPr>
-          </w:p>
-          <w:p>
-            <w:pPr>
-              <w:numPr>
-                <w:ilvl w:val="0"/>
-                <w:numId w:val="1"/>
-              </w:numPr>
-            </w:pPr>
             <w:r>
               <w:t>公開可</w:t>
             </w:r>
-          </w:p>
-          <w:p>
-            <w:pPr>
-              <w:numPr>
-                <w:ilvl w:val="0"/>
-                <w:numId w:val="1"/>
-              </w:numPr>
-              <w:rPr>
-                <w:lang w:eastAsia="ja-JP"/>
-              </w:rPr>
-            </w:pPr>
-            <w:r>
-              <w:rPr>
-                <w:lang w:eastAsia="ja-JP"/>
-              </w:rPr>
-              <w:t>公開可（クレジット表記をお願いします）</w:t>
-            </w:r>
-          </w:p>
-          <w:p>
-            <w:pPr>
-              <w:numPr>
-                <w:ilvl w:val="0"/>
-                <w:numId w:val="1"/>
-              </w:numPr>
-            </w:pPr>
-            <w:r>
-              <w:t>公開不可（＋</w:t>
-            </w:r>
-            <w:proofErr w:type="gramStart"/>
-            <w:r>
-              <w:t>¥</w:t>
-            </w:r>
-            <w:proofErr w:type="gramEnd"/>
-            <w:r>
-              <w:t>2,600</w:t>
-            </w:r>
-            <w:r>
-              <w:t>）</w:t>
+            <w:r>
+              <w:br/>
+              <w:t>公開可（ご依頼者名・アカウントの記載を希望）</w:t>
+            </w:r>
+            <w:r>
+              <w:br/>
+              <w:t>公開不可（＋¥2,600）</w:t>
             </w:r>
           </w:p>
         </w:tc>
       </w:tr>
       <w:tr>
+        <w:trPr>
+          <w:cantSplit/>
+        </w:trPr>
         <w:tc>
           <w:tcPr>
             <w:tcW w:w="4320" w:type="dxa"/>
           </w:tcPr>
           <w:p>
             <w:r>
-              <w:t>お急ぎ便</w:t>
-            </w:r>
-            <w:r>
-              <w:t xml:space="preserve"> / </w:t>
-            </w:r>
-            <w:r>
-              <w:t>希望納期</w:t>
+              <w:lastRenderedPageBreak/>
+              <w:t>お急ぎ対応／希望納期</w:t>
             </w:r>
           </w:p>
         </w:tc>
@@ -877,10 +612,8 @@
       <w:pPr>
         <w:pStyle w:val="2"/>
       </w:pPr>
-      <w:bookmarkStart w:id="0" w:name="_heading=h.ngwm7hhutiwp" w:colFirst="0" w:colLast="0"/>
-      <w:bookmarkEnd w:id="0"/>
-      <w:r>
-        <w:t>三、料金</w:t>
+      <w:r>
+        <w:t>三、料金・お支払い</w:t>
       </w:r>
     </w:p>
     <w:tbl>
@@ -904,6 +637,9 @@
         <w:gridCol w:w="5685"/>
       </w:tblGrid>
       <w:tr>
+        <w:trPr>
+          <w:cantSplit/>
+        </w:trPr>
         <w:tc>
           <w:tcPr>
             <w:tcW w:w="4320" w:type="dxa"/>
@@ -950,509 +686,132 @@
             </w:tcMar>
           </w:tcPr>
           <w:p>
-            <w:pPr>
-              <w:widowControl w:val="0"/>
-              <w:spacing w:after="0" w:line="331" w:lineRule="auto"/>
-              <w:rPr>
-                <w:lang w:eastAsia="ja-JP"/>
-              </w:rPr>
-            </w:pPr>
-            <w:r>
-              <w:rPr>
-                <w:lang w:eastAsia="ja-JP"/>
-              </w:rPr>
-              <w:t>•</w:t>
-            </w:r>
-            <w:r>
-              <w:rPr>
-                <w:lang w:eastAsia="ja-JP"/>
-              </w:rPr>
-              <w:t>アイコン</w:t>
-            </w:r>
-            <w:r>
-              <w:rPr>
-                <w:lang w:eastAsia="ja-JP"/>
-              </w:rPr>
-              <w:t xml:space="preserve"> ¥17,000</w:t>
-            </w:r>
-            <w:r>
-              <w:rPr>
-                <w:lang w:eastAsia="ja-JP"/>
-              </w:rPr>
-              <w:t>〜</w:t>
-            </w:r>
-          </w:p>
-          <w:p>
-            <w:pPr>
-              <w:widowControl w:val="0"/>
-              <w:spacing w:after="0" w:line="331" w:lineRule="auto"/>
-              <w:rPr>
-                <w:lang w:eastAsia="ja-JP"/>
-              </w:rPr>
-            </w:pPr>
-            <w:r>
-              <w:rPr>
-                <w:lang w:eastAsia="ja-JP"/>
-              </w:rPr>
-              <w:t>•</w:t>
-            </w:r>
-            <w:r>
-              <w:rPr>
-                <w:lang w:eastAsia="ja-JP"/>
-              </w:rPr>
-              <w:t>バストアップ</w:t>
-            </w:r>
-            <w:r>
-              <w:rPr>
-                <w:lang w:eastAsia="ja-JP"/>
-              </w:rPr>
-              <w:t xml:space="preserve"> ¥27,000</w:t>
-            </w:r>
-            <w:r>
-              <w:rPr>
-                <w:lang w:eastAsia="ja-JP"/>
-              </w:rPr>
-              <w:t>〜</w:t>
-            </w:r>
-          </w:p>
-          <w:p>
-            <w:pPr>
-              <w:widowControl w:val="0"/>
-              <w:spacing w:after="0" w:line="331" w:lineRule="auto"/>
-              <w:rPr>
-                <w:lang w:eastAsia="ja-JP"/>
-              </w:rPr>
-            </w:pPr>
-            <w:r>
-              <w:rPr>
-                <w:lang w:eastAsia="ja-JP"/>
-              </w:rPr>
-              <w:t>•</w:t>
-            </w:r>
-            <w:r>
-              <w:rPr>
-                <w:lang w:eastAsia="ja-JP"/>
-              </w:rPr>
-              <w:t>全身</w:t>
-            </w:r>
-            <w:r>
-              <w:rPr>
-                <w:lang w:eastAsia="ja-JP"/>
-              </w:rPr>
-              <w:t xml:space="preserve"> ¥41,000</w:t>
-            </w:r>
-            <w:r>
-              <w:rPr>
-                <w:lang w:eastAsia="ja-JP"/>
-              </w:rPr>
-              <w:t>〜</w:t>
-            </w:r>
-          </w:p>
-          <w:p>
-            <w:pPr>
-              <w:widowControl w:val="0"/>
-              <w:spacing w:after="0" w:line="331" w:lineRule="auto"/>
-              <w:rPr>
-                <w:lang w:eastAsia="ja-JP"/>
-              </w:rPr>
-            </w:pPr>
-            <w:r>
-              <w:rPr>
-                <w:lang w:eastAsia="ja-JP"/>
-              </w:rPr>
-              <w:t>•</w:t>
-            </w:r>
-            <w:r>
-              <w:rPr>
-                <w:lang w:eastAsia="ja-JP"/>
-              </w:rPr>
-              <w:t>立ち絵</w:t>
-            </w:r>
-            <w:r>
-              <w:rPr>
-                <w:lang w:eastAsia="ja-JP"/>
-              </w:rPr>
-              <w:t xml:space="preserve"> ¥41,000</w:t>
-            </w:r>
-            <w:r>
-              <w:rPr>
-                <w:lang w:eastAsia="ja-JP"/>
-              </w:rPr>
-              <w:t>〜</w:t>
-            </w:r>
-          </w:p>
-          <w:p>
-            <w:pPr>
-              <w:widowControl w:val="0"/>
-              <w:spacing w:after="0" w:line="331" w:lineRule="auto"/>
-              <w:rPr>
-                <w:lang w:eastAsia="ja-JP"/>
-              </w:rPr>
-            </w:pPr>
-            <w:r>
-              <w:rPr>
-                <w:lang w:eastAsia="ja-JP"/>
-              </w:rPr>
-              <w:t>•</w:t>
-            </w:r>
-            <w:r>
-              <w:rPr>
-                <w:lang w:eastAsia="ja-JP"/>
-              </w:rPr>
-              <w:t>キャラ追加</w:t>
-            </w:r>
-            <w:r>
-              <w:rPr>
-                <w:lang w:eastAsia="ja-JP"/>
-              </w:rPr>
-              <w:t xml:space="preserve"> </w:t>
-            </w:r>
-            <w:r>
-              <w:rPr>
-                <w:lang w:eastAsia="ja-JP"/>
-              </w:rPr>
-              <w:t>＋</w:t>
-            </w:r>
-            <w:r>
-              <w:rPr>
-                <w:lang w:eastAsia="ja-JP"/>
-              </w:rPr>
-              <w:t>40%</w:t>
-            </w:r>
-          </w:p>
-          <w:p>
-            <w:pPr>
-              <w:widowControl w:val="0"/>
-              <w:spacing w:after="0" w:line="331" w:lineRule="auto"/>
-              <w:rPr>
-                <w:lang w:eastAsia="ja-JP"/>
-              </w:rPr>
-            </w:pPr>
-            <w:r>
-              <w:rPr>
-                <w:lang w:eastAsia="ja-JP"/>
-              </w:rPr>
-              <w:t>•</w:t>
-            </w:r>
-            <w:r>
-              <w:rPr>
-                <w:lang w:eastAsia="ja-JP"/>
-              </w:rPr>
-              <w:t>小型動物</w:t>
-            </w:r>
-            <w:r>
-              <w:rPr>
-                <w:lang w:eastAsia="ja-JP"/>
-              </w:rPr>
-              <w:t xml:space="preserve"> 1</w:t>
-            </w:r>
-            <w:r>
-              <w:rPr>
-                <w:lang w:eastAsia="ja-JP"/>
-              </w:rPr>
-              <w:t>匹</w:t>
-            </w:r>
-            <w:r>
-              <w:rPr>
-                <w:lang w:eastAsia="ja-JP"/>
-              </w:rPr>
-              <w:t xml:space="preserve"> </w:t>
-            </w:r>
-            <w:r>
-              <w:rPr>
-                <w:lang w:eastAsia="ja-JP"/>
-              </w:rPr>
-              <w:t>＋</w:t>
-            </w:r>
-            <w:r>
-              <w:rPr>
-                <w:lang w:eastAsia="ja-JP"/>
-              </w:rPr>
-              <w:t>¥1,100</w:t>
-            </w:r>
-          </w:p>
-          <w:p>
-            <w:pPr>
-              <w:widowControl w:val="0"/>
-              <w:spacing w:after="0" w:line="331" w:lineRule="auto"/>
-              <w:rPr>
-                <w:lang w:eastAsia="ja-JP"/>
-              </w:rPr>
-            </w:pPr>
-            <w:r>
-              <w:rPr>
-                <w:lang w:eastAsia="ja-JP"/>
-              </w:rPr>
-              <w:t>•</w:t>
-            </w:r>
-            <w:r>
-              <w:rPr>
-                <w:lang w:eastAsia="ja-JP"/>
-              </w:rPr>
-              <w:t>大型動物</w:t>
-            </w:r>
-            <w:r>
-              <w:rPr>
-                <w:lang w:eastAsia="ja-JP"/>
-              </w:rPr>
-              <w:t xml:space="preserve"> 1</w:t>
-            </w:r>
-            <w:r>
-              <w:rPr>
-                <w:lang w:eastAsia="ja-JP"/>
-              </w:rPr>
-              <w:t>匹</w:t>
-            </w:r>
-            <w:r>
-              <w:rPr>
-                <w:lang w:eastAsia="ja-JP"/>
-              </w:rPr>
-              <w:t xml:space="preserve"> </w:t>
-            </w:r>
-            <w:r>
-              <w:rPr>
-                <w:lang w:eastAsia="ja-JP"/>
-              </w:rPr>
-              <w:t>＋</w:t>
-            </w:r>
-            <w:r>
-              <w:rPr>
-                <w:lang w:eastAsia="ja-JP"/>
-              </w:rPr>
-              <w:t>¥3,100</w:t>
-            </w:r>
-          </w:p>
-          <w:p>
-            <w:pPr>
-              <w:widowControl w:val="0"/>
-              <w:spacing w:after="0" w:line="331" w:lineRule="auto"/>
-              <w:rPr>
-                <w:lang w:eastAsia="ja-JP"/>
-              </w:rPr>
-            </w:pPr>
-            <w:r>
-              <w:rPr>
-                <w:lang w:eastAsia="ja-JP"/>
-              </w:rPr>
-              <w:t>•</w:t>
-            </w:r>
-            <w:r>
-              <w:rPr>
-                <w:lang w:eastAsia="ja-JP"/>
-              </w:rPr>
-              <w:t>背景（複雑さにより）</w:t>
-            </w:r>
-            <w:r>
-              <w:rPr>
-                <w:lang w:eastAsia="ja-JP"/>
-              </w:rPr>
-              <w:t>¥2,600</w:t>
-            </w:r>
-            <w:r>
-              <w:rPr>
-                <w:lang w:eastAsia="ja-JP"/>
-              </w:rPr>
-              <w:t>〜</w:t>
-            </w:r>
-            <w:r>
-              <w:rPr>
-                <w:lang w:eastAsia="ja-JP"/>
-              </w:rPr>
-              <w:t>¥11,000</w:t>
-            </w:r>
-          </w:p>
-          <w:p>
-            <w:pPr>
-              <w:widowControl w:val="0"/>
-              <w:spacing w:after="0" w:line="331" w:lineRule="auto"/>
-              <w:rPr>
-                <w:lang w:eastAsia="ja-JP"/>
-              </w:rPr>
-            </w:pPr>
-            <w:r>
-              <w:rPr>
-                <w:lang w:eastAsia="ja-JP"/>
-              </w:rPr>
-              <w:t>•</w:t>
-            </w:r>
-            <w:r>
-              <w:rPr>
-                <w:lang w:eastAsia="ja-JP"/>
-              </w:rPr>
-              <w:t>お急ぎ便（応相談）</w:t>
-            </w:r>
-          </w:p>
-          <w:p>
-            <w:pPr>
-              <w:widowControl w:val="0"/>
-              <w:spacing w:after="0" w:line="331" w:lineRule="auto"/>
-              <w:rPr>
-                <w:lang w:eastAsia="ja-JP"/>
-              </w:rPr>
-            </w:pPr>
-            <w:r>
-              <w:rPr>
-                <w:lang w:eastAsia="ja-JP"/>
-              </w:rPr>
-              <w:t>•</w:t>
-            </w:r>
-            <w:r>
-              <w:rPr>
-                <w:lang w:eastAsia="ja-JP"/>
-              </w:rPr>
-              <w:t>非公開</w:t>
-            </w:r>
-            <w:r>
-              <w:rPr>
-                <w:lang w:eastAsia="ja-JP"/>
-              </w:rPr>
-              <w:t xml:space="preserve"> </w:t>
-            </w:r>
-            <w:r>
-              <w:rPr>
-                <w:lang w:eastAsia="ja-JP"/>
-              </w:rPr>
-              <w:t>＋</w:t>
-            </w:r>
-            <w:r>
-              <w:rPr>
-                <w:lang w:eastAsia="ja-JP"/>
-              </w:rPr>
-              <w:t>¥2,600</w:t>
-            </w:r>
-          </w:p>
-          <w:p>
-            <w:pPr>
-              <w:widowControl w:val="0"/>
-              <w:spacing w:after="0" w:line="331" w:lineRule="auto"/>
-              <w:rPr>
-                <w:sz w:val="22"/>
-                <w:szCs w:val="22"/>
-                <w:lang w:eastAsia="ja-JP"/>
-              </w:rPr>
-            </w:pPr>
-          </w:p>
-          <w:p>
-            <w:pPr>
-              <w:widowControl w:val="0"/>
-              <w:spacing w:after="0" w:line="331" w:lineRule="auto"/>
-              <w:rPr>
-                <w:lang w:eastAsia="ja-JP"/>
-              </w:rPr>
-            </w:pPr>
-            <w:r>
-              <w:rPr>
-                <w:lang w:eastAsia="ja-JP"/>
-              </w:rPr>
-              <w:t>【商業利用】</w:t>
-            </w:r>
-          </w:p>
-          <w:p>
-            <w:pPr>
-              <w:widowControl w:val="0"/>
-              <w:spacing w:after="0" w:line="331" w:lineRule="auto"/>
-              <w:rPr>
-                <w:lang w:eastAsia="ja-JP"/>
-              </w:rPr>
-            </w:pPr>
-            <w:r>
-              <w:rPr>
-                <w:lang w:eastAsia="ja-JP"/>
-              </w:rPr>
-              <w:t>宣伝用途（配信サムネイル・</w:t>
-            </w:r>
-            <w:r>
-              <w:rPr>
-                <w:lang w:eastAsia="ja-JP"/>
-              </w:rPr>
-              <w:t>SNS</w:t>
-            </w:r>
-            <w:r>
-              <w:rPr>
-                <w:lang w:eastAsia="ja-JP"/>
-              </w:rPr>
-              <w:t>）</w:t>
-            </w:r>
-            <w:r>
-              <w:rPr>
-                <w:lang w:eastAsia="ja-JP"/>
-              </w:rPr>
-              <w:t>×1.3</w:t>
-            </w:r>
-            <w:r>
-              <w:rPr>
-                <w:lang w:eastAsia="ja-JP"/>
-              </w:rPr>
-              <w:tab/>
-              <w:t xml:space="preserve">               </w:t>
-            </w:r>
-          </w:p>
-          <w:p>
-            <w:pPr>
-              <w:widowControl w:val="0"/>
-              <w:spacing w:after="0" w:line="331" w:lineRule="auto"/>
-              <w:rPr>
-                <w:lang w:eastAsia="ja-JP"/>
-              </w:rPr>
-            </w:pPr>
-            <w:r>
-              <w:rPr>
-                <w:lang w:eastAsia="ja-JP"/>
-              </w:rPr>
-              <w:t>小ロット印刷（イベント・応援用）</w:t>
-            </w:r>
-            <w:r>
-              <w:rPr>
-                <w:lang w:eastAsia="ja-JP"/>
-              </w:rPr>
-              <w:t>×1.5</w:t>
-            </w:r>
-            <w:r>
-              <w:rPr>
-                <w:lang w:eastAsia="ja-JP"/>
-              </w:rPr>
-              <w:tab/>
-              <w:t xml:space="preserve">               </w:t>
-            </w:r>
-          </w:p>
-          <w:p>
-            <w:pPr>
-              <w:widowControl w:val="0"/>
-              <w:spacing w:after="0" w:line="331" w:lineRule="auto"/>
-              <w:rPr>
-                <w:lang w:eastAsia="ja-JP"/>
-              </w:rPr>
-            </w:pPr>
-            <w:r>
-              <w:rPr>
-                <w:lang w:eastAsia="ja-JP"/>
-              </w:rPr>
-              <w:t>商品販売（グッズ・量産）</w:t>
-            </w:r>
-            <w:r>
-              <w:rPr>
-                <w:lang w:eastAsia="ja-JP"/>
-              </w:rPr>
-              <w:t>×2</w:t>
-            </w:r>
-            <w:r>
-              <w:rPr>
-                <w:lang w:eastAsia="ja-JP"/>
-              </w:rPr>
-              <w:t>、または別途お見積もり（規模により）</w:t>
-            </w:r>
-            <w:r>
-              <w:rPr>
-                <w:lang w:eastAsia="ja-JP"/>
-              </w:rPr>
-              <w:tab/>
-              <w:t xml:space="preserve">               </w:t>
+            <w:r>
+              <w:t>価格はすべて日本円です：</w:t>
+            </w:r>
+          </w:p>
+          <w:p>
+            <w:pPr>
+              <w:pStyle w:val="CommissionItem"/>
+              <w:spacing w:after="0"/>
+            </w:pPr>
+            <w:r>
+              <w:t>アイコン：¥17,000〜</w:t>
+            </w:r>
+          </w:p>
+          <w:p>
+            <w:pPr>
+              <w:pStyle w:val="CommissionItem"/>
+              <w:spacing w:after="0"/>
+            </w:pPr>
+            <w:r>
+              <w:t>バストアップ：¥27,000〜</w:t>
+            </w:r>
+          </w:p>
+          <w:p>
+            <w:pPr>
+              <w:pStyle w:val="CommissionItem"/>
+              <w:spacing w:after="0"/>
+            </w:pPr>
+            <w:r>
+              <w:t>全身：¥41,000〜</w:t>
+            </w:r>
+          </w:p>
+          <w:p>
+            <w:pPr>
+              <w:pStyle w:val="CommissionItem"/>
+              <w:spacing w:after="0"/>
+            </w:pPr>
+            <w:r>
+              <w:t>立ち絵：¥41,000〜</w:t>
+            </w:r>
+          </w:p>
+          <w:p>
+            <w:pPr>
+              <w:pStyle w:val="CommissionItem"/>
+              <w:spacing w:after="0"/>
+            </w:pPr>
+            <w:r>
+              <w:t>キャラクター追加：＋40%</w:t>
+            </w:r>
+          </w:p>
+          <w:p>
+            <w:pPr>
+              <w:pStyle w:val="CommissionItem"/>
+              <w:spacing w:after="0"/>
+            </w:pPr>
+            <w:r>
+              <w:t>小型動物：1匹につき＋¥1,100</w:t>
+            </w:r>
+          </w:p>
+          <w:p>
+            <w:pPr>
+              <w:pStyle w:val="CommissionItem"/>
+              <w:spacing w:after="0"/>
+            </w:pPr>
+            <w:r>
+              <w:t>大型動物：1匹につき＋¥3,100</w:t>
+            </w:r>
+          </w:p>
+          <w:p>
+            <w:pPr>
+              <w:pStyle w:val="CommissionItem"/>
+              <w:spacing w:after="0"/>
+            </w:pPr>
+            <w:r>
+              <w:t>背景：¥2,600〜¥11,000（複雑さにより）</w:t>
+            </w:r>
+          </w:p>
+          <w:p>
+            <w:pPr>
+              <w:pStyle w:val="CommissionItem"/>
+              <w:spacing w:after="0"/>
+            </w:pPr>
+            <w:r>
+              <w:t>お急ぎ対応：応相談</w:t>
+            </w:r>
+          </w:p>
+          <w:p>
+            <w:pPr>
+              <w:pStyle w:val="CommissionItem"/>
+              <w:spacing w:after="0"/>
+            </w:pPr>
+            <w:r>
+              <w:t>非公開：＋¥2,600</w:t>
+            </w:r>
+          </w:p>
+          <w:p>
+            <w:pPr>
+              <w:pStyle w:val="CommissionItem"/>
+              <w:spacing w:after="0"/>
+            </w:pPr>
+            <w:r>
+              <w:t>宣伝利用（配信サムネイル・SNS）：×1.3</w:t>
+            </w:r>
+          </w:p>
+          <w:p>
+            <w:pPr>
+              <w:pStyle w:val="CommissionItem"/>
+              <w:spacing w:after="0"/>
+            </w:pPr>
+            <w:r>
+              <w:t>小ロット印刷（イベント・応援用）：×1.5</w:t>
+            </w:r>
+          </w:p>
+          <w:p>
+            <w:pPr>
+              <w:pStyle w:val="CommissionItem"/>
+              <w:spacing w:after="0"/>
+            </w:pPr>
+            <w:r>
+              <w:t>商品販売（グッズ・量産）：×2、または別途お見積もり</w:t>
             </w:r>
           </w:p>
         </w:tc>
       </w:tr>
       <w:tr>
         <w:trPr>
+          <w:cantSplit/>
           <w:trHeight w:val="3330"/>
         </w:trPr>
         <w:tc>
@@ -1476,67 +835,15 @@
               </w:rPr>
             </w:pPr>
             <w:r>
-              <w:rPr>
-                <w:rFonts w:ascii="Calibri" w:eastAsia="Calibri" w:hAnsi="Calibri" w:cs="Calibri"/>
-                <w:lang w:eastAsia="ja-JP"/>
-              </w:rPr>
-              <w:lastRenderedPageBreak/>
               <w:t>お支払い方法</w:t>
             </w:r>
-          </w:p>
-          <w:p>
-            <w:pPr>
-              <w:widowControl w:val="0"/>
-              <w:spacing w:after="0" w:line="240" w:lineRule="auto"/>
-              <w:rPr>
-                <w:rFonts w:ascii="Calibri" w:eastAsia="Calibri" w:hAnsi="Calibri" w:cs="Calibri"/>
-                <w:lang w:eastAsia="ja-JP"/>
-              </w:rPr>
-            </w:pPr>
-          </w:p>
-          <w:p>
-            <w:pPr>
-              <w:widowControl w:val="0"/>
-              <w:spacing w:after="0" w:line="240" w:lineRule="auto"/>
-              <w:rPr>
-                <w:lang w:eastAsia="ja-JP"/>
-              </w:rPr>
-            </w:pPr>
-            <w:r>
-              <w:rPr>
-                <w:lang w:eastAsia="ja-JP"/>
-              </w:rPr>
-              <w:t>（</w:t>
-            </w:r>
-            <w:r>
-              <w:rPr>
-                <w:lang w:eastAsia="ja-JP"/>
-              </w:rPr>
-              <w:t>PayPal</w:t>
-            </w:r>
-            <w:r>
-              <w:rPr>
-                <w:lang w:eastAsia="ja-JP"/>
-              </w:rPr>
-              <w:t>）</w:t>
-            </w:r>
-          </w:p>
-          <w:p>
-            <w:pPr>
-              <w:widowControl w:val="0"/>
-              <w:spacing w:after="0" w:line="240" w:lineRule="auto"/>
-              <w:rPr>
-                <w:color w:val="4F81BD"/>
-                <w:sz w:val="26"/>
-                <w:szCs w:val="26"/>
-                <w:lang w:eastAsia="ja-JP"/>
-              </w:rPr>
-            </w:pPr>
-            <w:r>
-              <w:rPr>
-                <w:lang w:eastAsia="ja-JP"/>
-              </w:rPr>
-              <w:t>（振込手数料はご依頼者のご負担）</w:t>
+            <w:r>
+              <w:br/>
+              <w:t>（PayPal）</w:t>
+            </w:r>
+            <w:r>
+              <w:br/>
+              <w:t>（PayPalの決済手数料はご依頼者様負担）</w:t>
             </w:r>
           </w:p>
         </w:tc>
@@ -1560,161 +867,19 @@
               </w:rPr>
             </w:pPr>
             <w:r>
-              <w:rPr>
-                <w:lang w:eastAsia="ja-JP"/>
-              </w:rPr>
-              <w:t>•</w:t>
-            </w:r>
-            <w:r>
-              <w:rPr>
-                <w:lang w:eastAsia="ja-JP"/>
-              </w:rPr>
-              <w:t>お支払いは</w:t>
-            </w:r>
-            <w:r>
-              <w:rPr>
-                <w:lang w:eastAsia="ja-JP"/>
-              </w:rPr>
-              <w:t xml:space="preserve"> PayPal</w:t>
-            </w:r>
-            <w:r>
-              <w:rPr>
-                <w:lang w:eastAsia="ja-JP"/>
-              </w:rPr>
-              <w:t>（海外のお客様向け）にて承ります。</w:t>
-            </w:r>
-            <w:r>
-              <w:rPr>
-                <w:b/>
-                <w:bCs/>
-                <w:lang w:eastAsia="ja-JP"/>
-              </w:rPr>
-              <w:t xml:space="preserve">               </w:t>
-            </w:r>
-            <w:r>
-              <w:rPr>
-                <w:lang w:eastAsia="ja-JP"/>
-              </w:rPr>
-              <w:t xml:space="preserve">               </w:t>
-            </w:r>
-          </w:p>
-          <w:p>
-            <w:pPr>
-              <w:widowControl w:val="0"/>
-              <w:spacing w:after="0" w:line="331" w:lineRule="auto"/>
-              <w:rPr>
-                <w:lang w:eastAsia="ja-JP"/>
-              </w:rPr>
-            </w:pPr>
-          </w:p>
-          <w:p>
-            <w:pPr>
-              <w:widowControl w:val="0"/>
-              <w:spacing w:after="0" w:line="331" w:lineRule="auto"/>
-              <w:rPr>
-                <w:lang w:eastAsia="ja-JP"/>
-              </w:rPr>
-            </w:pPr>
-            <w:r>
-              <w:rPr>
-                <w:lang w:eastAsia="ja-JP"/>
-              </w:rPr>
-              <w:t xml:space="preserve">               </w:t>
-            </w:r>
-          </w:p>
-          <w:p>
-            <w:pPr>
-              <w:widowControl w:val="0"/>
-              <w:spacing w:after="0" w:line="331" w:lineRule="auto"/>
-              <w:rPr>
-                <w:lang w:eastAsia="ja-JP"/>
-              </w:rPr>
-            </w:pPr>
-          </w:p>
-          <w:p>
-            <w:pPr>
-              <w:widowControl w:val="0"/>
-              <w:spacing w:after="0" w:line="331" w:lineRule="auto"/>
-              <w:rPr>
-                <w:lang w:eastAsia="ja-JP"/>
-              </w:rPr>
-            </w:pPr>
-            <w:r>
-              <w:rPr>
-                <w:lang w:eastAsia="ja-JP"/>
-              </w:rPr>
-              <w:t>•</w:t>
-            </w:r>
-            <w:r>
-              <w:rPr>
-                <w:lang w:eastAsia="ja-JP"/>
-              </w:rPr>
-              <w:t>本依頼は、総額の</w:t>
-            </w:r>
-            <w:r>
-              <w:rPr>
-                <w:lang w:eastAsia="ja-JP"/>
-              </w:rPr>
-              <w:t xml:space="preserve"> 50% </w:t>
-            </w:r>
-            <w:r>
-              <w:rPr>
-                <w:lang w:eastAsia="ja-JP"/>
-              </w:rPr>
-              <w:t>を前金としてお支払いいただく方式です。</w:t>
-            </w:r>
-            <w:r>
-              <w:rPr>
-                <w:color w:val="202124"/>
-                <w:highlight w:val="white"/>
-                <w:lang w:eastAsia="ja-JP"/>
-              </w:rPr>
-              <w:t xml:space="preserve">               </w:t>
-            </w:r>
-            <w:r>
-              <w:rPr>
-                <w:b/>
-                <w:bCs/>
-                <w:color w:val="202124"/>
-                <w:highlight w:val="white"/>
-                <w:lang w:eastAsia="ja-JP"/>
-              </w:rPr>
-              <w:t xml:space="preserve">               </w:t>
-            </w:r>
-            <w:r>
-              <w:rPr>
-                <w:color w:val="202124"/>
-                <w:highlight w:val="white"/>
-                <w:lang w:eastAsia="ja-JP"/>
-              </w:rPr>
-              <w:t xml:space="preserve">               </w:t>
-            </w:r>
-          </w:p>
-          <w:p>
-            <w:pPr>
-              <w:widowControl w:val="0"/>
-              <w:pBdr>
-                <w:top w:val="nil"/>
-                <w:left w:val="nil"/>
-                <w:bottom w:val="nil"/>
-                <w:right w:val="nil"/>
-                <w:between w:val="nil"/>
-              </w:pBdr>
-              <w:spacing w:after="0" w:line="240" w:lineRule="auto"/>
-              <w:rPr>
-                <w:rFonts w:ascii="Calibri" w:eastAsia="Calibri" w:hAnsi="Calibri" w:cs="Calibri"/>
-                <w:b/>
-                <w:bCs/>
-                <w:color w:val="4F81BD"/>
-                <w:sz w:val="26"/>
-                <w:szCs w:val="26"/>
-                <w:lang w:eastAsia="ja-JP"/>
-              </w:rPr>
-            </w:pPr>
+              <w:t>お支払いはPayPalにて承ります。</w:t>
+            </w:r>
+            <w:r>
+              <w:br/>
+              <w:t>制作開始前に、ご依頼料金総額の50％を前金としてお支払いいただきます。</w:t>
+            </w:r>
           </w:p>
         </w:tc>
       </w:tr>
       <w:tr>
+        <w:trPr>
+          <w:cantSplit/>
+        </w:trPr>
         <w:tc>
           <w:tcPr>
             <w:tcW w:w="4320" w:type="dxa"/>
@@ -1737,1131 +902,8 @@
                 <w:between w:val="nil"/>
               </w:pBdr>
               <w:spacing w:after="0" w:line="240" w:lineRule="auto"/>
-              <w:rPr>
-                <w:color w:val="4F81BD"/>
-                <w:sz w:val="26"/>
-                <w:szCs w:val="26"/>
-              </w:rPr>
-            </w:pPr>
-            <w:r>
-              <w:rPr>
-                <w:color w:val="202124"/>
-              </w:rPr>
-              <w:t>制作の流れ</w:t>
-            </w:r>
-          </w:p>
-        </w:tc>
-        <w:tc>
-          <w:tcPr>
-            <w:tcW w:w="5685" w:type="dxa"/>
-            <w:shd w:val="clear" w:color="auto" w:fill="auto"/>
-            <w:tcMar>
-              <w:top w:w="100" w:type="dxa"/>
-              <w:left w:w="100" w:type="dxa"/>
-              <w:bottom w:w="100" w:type="dxa"/>
-              <w:right w:w="100" w:type="dxa"/>
-            </w:tcMar>
-          </w:tcPr>
-          <w:p>
-            <w:pPr>
-              <w:widowControl w:val="0"/>
-              <w:shd w:val="clear" w:color="auto" w:fill="FFFFFF"/>
-              <w:spacing w:after="0" w:line="240" w:lineRule="auto"/>
-              <w:rPr>
-                <w:b/>
-                <w:bCs/>
-                <w:color w:val="202124"/>
-                <w:lang w:val="en-US" w:eastAsia="ja-JP"/>
-              </w:rPr>
-            </w:pPr>
-            <w:r>
-              <w:rPr>
-                <w:b/>
-                <w:bCs/>
-                <w:color w:val="202124"/>
-                <w:lang w:val="en-US" w:eastAsia="ja-JP"/>
-              </w:rPr>
-              <w:t>ご依頼の流れ</w:t>
-            </w:r>
-          </w:p>
-          <w:p>
-            <w:pPr>
-              <w:widowControl w:val="0"/>
-              <w:shd w:val="clear" w:color="auto" w:fill="FFFFFF"/>
-              <w:spacing w:after="0" w:line="240" w:lineRule="auto"/>
-              <w:rPr>
-                <w:color w:val="202124"/>
-                <w:lang w:val="en-US" w:eastAsia="ja-JP"/>
-              </w:rPr>
-            </w:pPr>
-            <w:r>
-              <w:rPr>
-                <w:color w:val="202124"/>
-                <w:lang w:val="en-US" w:eastAsia="ja-JP"/>
-              </w:rPr>
-              <w:t>依頼フォームをご記入</w:t>
-            </w:r>
-            <w:r>
-              <w:rPr>
-                <w:color w:val="202124"/>
-                <w:lang w:val="en-US" w:eastAsia="ja-JP"/>
-              </w:rPr>
-              <w:br/>
-              <w:t>→ Gmail</w:t>
-            </w:r>
-            <w:r>
-              <w:rPr>
-                <w:color w:val="202124"/>
-                <w:lang w:val="en-US" w:eastAsia="ja-JP"/>
-              </w:rPr>
-              <w:t>にて納品予定月をご案内いたします</w:t>
-            </w:r>
-            <w:r>
-              <w:rPr>
-                <w:color w:val="202124"/>
-                <w:lang w:val="en-US" w:eastAsia="ja-JP"/>
-              </w:rPr>
-              <w:br/>
-              <w:t xml:space="preserve">→ </w:t>
-            </w:r>
-            <w:r>
-              <w:rPr>
-                <w:color w:val="202124"/>
-                <w:lang w:val="en-US" w:eastAsia="ja-JP"/>
-              </w:rPr>
-              <w:t>制作開始前にご依頼内容を確認後、前金をお支払いいただきます</w:t>
-            </w:r>
-            <w:r>
-              <w:rPr>
-                <w:color w:val="202124"/>
-                <w:lang w:val="en-US" w:eastAsia="ja-JP"/>
-              </w:rPr>
-              <w:br/>
-              <w:t xml:space="preserve">→ </w:t>
-            </w:r>
-            <w:r>
-              <w:rPr>
-                <w:color w:val="202124"/>
-                <w:lang w:val="en-US" w:eastAsia="ja-JP"/>
-              </w:rPr>
-              <w:t>ラフ制作</w:t>
-            </w:r>
-            <w:r>
-              <w:rPr>
-                <w:color w:val="202124"/>
-                <w:lang w:val="en-US" w:eastAsia="ja-JP"/>
-              </w:rPr>
-              <w:br/>
-              <w:t xml:space="preserve">→ </w:t>
-            </w:r>
-            <w:r>
-              <w:rPr>
-                <w:color w:val="202124"/>
-                <w:lang w:val="en-US" w:eastAsia="ja-JP"/>
-              </w:rPr>
-              <w:t>ラフをご確認（無料修正</w:t>
-            </w:r>
-            <w:r>
-              <w:rPr>
-                <w:color w:val="202124"/>
-                <w:lang w:val="en-US" w:eastAsia="ja-JP"/>
-              </w:rPr>
-              <w:t>3</w:t>
-            </w:r>
-            <w:r>
-              <w:rPr>
-                <w:color w:val="202124"/>
-                <w:lang w:val="en-US" w:eastAsia="ja-JP"/>
-              </w:rPr>
-              <w:t>回まで）</w:t>
-            </w:r>
-            <w:r>
-              <w:rPr>
-                <w:color w:val="202124"/>
-                <w:lang w:val="en-US" w:eastAsia="ja-JP"/>
-              </w:rPr>
-              <w:br/>
-              <w:t xml:space="preserve">→ </w:t>
-            </w:r>
-            <w:r>
-              <w:rPr>
-                <w:color w:val="202124"/>
-                <w:lang w:val="en-US" w:eastAsia="ja-JP"/>
-              </w:rPr>
-              <w:t>残金のお支払い</w:t>
-            </w:r>
-            <w:r>
-              <w:rPr>
-                <w:color w:val="202124"/>
-                <w:lang w:val="en-US" w:eastAsia="ja-JP"/>
-              </w:rPr>
-              <w:br/>
-              <w:t xml:space="preserve">→ </w:t>
-            </w:r>
-            <w:r>
-              <w:rPr>
-                <w:color w:val="202124"/>
-                <w:lang w:val="en-US" w:eastAsia="ja-JP"/>
-              </w:rPr>
-              <w:t>完成品をご確認（無料修正</w:t>
-            </w:r>
-            <w:r>
-              <w:rPr>
-                <w:color w:val="202124"/>
-                <w:lang w:val="en-US" w:eastAsia="ja-JP"/>
-              </w:rPr>
-              <w:t>1</w:t>
-            </w:r>
-            <w:r>
-              <w:rPr>
-                <w:color w:val="202124"/>
-                <w:lang w:val="en-US" w:eastAsia="ja-JP"/>
-              </w:rPr>
-              <w:t>回まで）</w:t>
-            </w:r>
-            <w:r>
-              <w:rPr>
-                <w:color w:val="202124"/>
-                <w:lang w:val="en-US" w:eastAsia="ja-JP"/>
-              </w:rPr>
-              <w:br/>
-              <w:t>→ Gmail</w:t>
-            </w:r>
-            <w:r>
-              <w:rPr>
-                <w:color w:val="202124"/>
-                <w:lang w:val="en-US" w:eastAsia="ja-JP"/>
-              </w:rPr>
-              <w:t>より高解像度画像をお送りいたします</w:t>
-            </w:r>
-          </w:p>
-          <w:p>
-            <w:pPr>
-              <w:widowControl w:val="0"/>
-              <w:shd w:val="clear" w:color="auto" w:fill="FFFFFF"/>
-              <w:spacing w:after="0" w:line="240" w:lineRule="auto"/>
-              <w:rPr>
-                <w:color w:val="202124"/>
-                <w:lang w:val="en-US" w:eastAsia="ja-JP"/>
-              </w:rPr>
-            </w:pPr>
-            <w:r>
-              <w:rPr>
-                <w:color w:val="202124"/>
-                <w:lang w:val="en-US" w:eastAsia="ja-JP"/>
-              </w:rPr>
-              <w:pict w14:anchorId="70BC1E56">
-                <v:rect id="_x0000_i1091" style="width:0;height:1.5pt" o:hralign="center" o:hrstd="t" o:hr="t" fillcolor="#a0a0a0" stroked="f"/>
-              </w:pict>
-            </w:r>
-          </w:p>
-          <w:p>
-            <w:pPr>
-              <w:widowControl w:val="0"/>
-              <w:shd w:val="clear" w:color="auto" w:fill="FFFFFF"/>
-              <w:spacing w:after="0" w:line="240" w:lineRule="auto"/>
-              <w:rPr>
-                <w:b/>
-                <w:bCs/>
-                <w:color w:val="202124"/>
-                <w:lang w:val="en-US" w:eastAsia="ja-JP"/>
-              </w:rPr>
-            </w:pPr>
-            <w:r>
-              <w:rPr>
-                <w:b/>
-                <w:bCs/>
-                <w:color w:val="202124"/>
-                <w:lang w:val="en-US" w:eastAsia="ja-JP"/>
-              </w:rPr>
-              <w:t>ご予約・キャンセルについて</w:t>
-            </w:r>
-          </w:p>
-          <w:p>
-            <w:pPr>
-              <w:widowControl w:val="0"/>
-              <w:shd w:val="clear" w:color="auto" w:fill="FFFFFF"/>
-              <w:spacing w:after="0" w:line="240" w:lineRule="auto"/>
-              <w:rPr>
-                <w:color w:val="202124"/>
-                <w:lang w:val="en-US" w:eastAsia="ja-JP"/>
-              </w:rPr>
-            </w:pPr>
-            <w:r>
-              <w:rPr>
-                <w:color w:val="202124"/>
-                <w:lang w:val="en-US" w:eastAsia="ja-JP"/>
-              </w:rPr>
-              <w:t>前金のご入金確認後、ご依頼枠を確保いたします。</w:t>
-            </w:r>
-          </w:p>
-          <w:p>
-            <w:pPr>
-              <w:widowControl w:val="0"/>
-              <w:shd w:val="clear" w:color="auto" w:fill="FFFFFF"/>
-              <w:spacing w:after="0" w:line="240" w:lineRule="auto"/>
-              <w:rPr>
-                <w:color w:val="202124"/>
-                <w:lang w:val="en-US" w:eastAsia="ja-JP"/>
-              </w:rPr>
-            </w:pPr>
-            <w:r>
-              <w:rPr>
-                <w:color w:val="202124"/>
-                <w:lang w:val="en-US" w:eastAsia="ja-JP"/>
-              </w:rPr>
-              <w:t>ラフ確定後のキャンセル・返金はお受けできません。</w:t>
-            </w:r>
-          </w:p>
-          <w:p>
-            <w:pPr>
-              <w:widowControl w:val="0"/>
-              <w:shd w:val="clear" w:color="auto" w:fill="FFFFFF"/>
-              <w:spacing w:after="0" w:line="240" w:lineRule="auto"/>
-              <w:rPr>
-                <w:color w:val="202124"/>
-                <w:lang w:val="en-US" w:eastAsia="ja-JP"/>
-              </w:rPr>
-            </w:pPr>
-            <w:r>
-              <w:rPr>
-                <w:color w:val="202124"/>
-                <w:lang w:val="en-US" w:eastAsia="ja-JP"/>
-              </w:rPr>
-              <w:pict w14:anchorId="7BE4C971">
-                <v:rect id="_x0000_i1092" style="width:0;height:1.5pt" o:hralign="center" o:hrstd="t" o:hr="t" fillcolor="#a0a0a0" stroked="f"/>
-              </w:pict>
-            </w:r>
-          </w:p>
-          <w:p>
-            <w:pPr>
-              <w:widowControl w:val="0"/>
-              <w:shd w:val="clear" w:color="auto" w:fill="FFFFFF"/>
-              <w:spacing w:after="0" w:line="240" w:lineRule="auto"/>
-              <w:rPr>
-                <w:color w:val="202124"/>
-                <w:lang w:val="en-US" w:eastAsia="ja-JP"/>
-              </w:rPr>
-            </w:pPr>
-            <w:r>
-              <w:rPr>
-                <w:b/>
-                <w:bCs/>
-                <w:color w:val="202124"/>
-                <w:lang w:val="en-US" w:eastAsia="ja-JP"/>
-              </w:rPr>
-              <w:t>制作期間について</w:t>
-            </w:r>
-          </w:p>
-          <w:p>
-            <w:pPr>
-              <w:widowControl w:val="0"/>
-              <w:shd w:val="clear" w:color="auto" w:fill="FFFFFF"/>
-              <w:spacing w:after="0" w:line="240" w:lineRule="auto"/>
-              <w:rPr>
-                <w:color w:val="202124"/>
-                <w:lang w:val="en-US" w:eastAsia="ja-JP"/>
-              </w:rPr>
-            </w:pPr>
-            <w:r>
-              <w:rPr>
-                <w:color w:val="202124"/>
-                <w:lang w:val="en-US" w:eastAsia="ja-JP"/>
-              </w:rPr>
-              <w:t>制作は受付順に進行いたします。</w:t>
-            </w:r>
-          </w:p>
-          <w:p>
-            <w:pPr>
-              <w:widowControl w:val="0"/>
-              <w:shd w:val="clear" w:color="auto" w:fill="FFFFFF"/>
-              <w:spacing w:after="0" w:line="240" w:lineRule="auto"/>
-              <w:rPr>
-                <w:color w:val="202124"/>
-                <w:lang w:val="en-US" w:eastAsia="ja-JP"/>
-              </w:rPr>
-            </w:pPr>
-            <w:r>
-              <w:rPr>
-                <w:color w:val="202124"/>
-                <w:lang w:val="en-US" w:eastAsia="ja-JP"/>
-              </w:rPr>
-              <w:t>納品予定月は、制作開始前に</w:t>
-            </w:r>
-            <w:r>
-              <w:rPr>
-                <w:color w:val="202124"/>
-                <w:lang w:val="en-US" w:eastAsia="ja-JP"/>
-              </w:rPr>
-              <w:t>Gmail</w:t>
-            </w:r>
-            <w:r>
-              <w:rPr>
-                <w:color w:val="202124"/>
-                <w:lang w:val="en-US" w:eastAsia="ja-JP"/>
-              </w:rPr>
-              <w:t>にてご案内いたします。</w:t>
-            </w:r>
-          </w:p>
-          <w:p>
-            <w:pPr>
-              <w:widowControl w:val="0"/>
-              <w:shd w:val="clear" w:color="auto" w:fill="FFFFFF"/>
-              <w:spacing w:after="0" w:line="240" w:lineRule="auto"/>
-              <w:rPr>
-                <w:color w:val="202124"/>
-                <w:lang w:val="en-US" w:eastAsia="ja-JP"/>
-              </w:rPr>
-            </w:pPr>
-            <w:r>
-              <w:rPr>
-                <w:color w:val="202124"/>
-                <w:lang w:val="en-US" w:eastAsia="ja-JP"/>
-              </w:rPr>
-              <w:t>※</w:t>
-            </w:r>
-            <w:r>
-              <w:rPr>
-                <w:color w:val="202124"/>
-                <w:lang w:val="en-US" w:eastAsia="ja-JP"/>
-              </w:rPr>
-              <w:t>制作期間中、ご返信まで</w:t>
-            </w:r>
-            <w:r>
-              <w:rPr>
-                <w:color w:val="202124"/>
-                <w:lang w:val="en-US" w:eastAsia="ja-JP"/>
-              </w:rPr>
-              <w:t>72</w:t>
-            </w:r>
-            <w:r>
-              <w:rPr>
-                <w:color w:val="202124"/>
-                <w:lang w:val="en-US" w:eastAsia="ja-JP"/>
-              </w:rPr>
-              <w:t>時間以上お時間をいただいた場合は、その分納期を延長させていただ</w:t>
-            </w:r>
-            <w:r>
-              <w:rPr>
-                <w:color w:val="202124"/>
-                <w:lang w:val="en-US" w:eastAsia="ja-JP"/>
-              </w:rPr>
-              <w:lastRenderedPageBreak/>
-              <w:t>く場合がございます。</w:t>
-            </w:r>
-          </w:p>
-          <w:p>
-            <w:pPr>
-              <w:widowControl w:val="0"/>
-              <w:shd w:val="clear" w:color="auto" w:fill="FFFFFF"/>
-              <w:spacing w:after="0" w:line="240" w:lineRule="auto"/>
-              <w:rPr>
-                <w:color w:val="202124"/>
-                <w:lang w:val="en-US" w:eastAsia="ja-JP"/>
-              </w:rPr>
-            </w:pPr>
-            <w:r>
-              <w:rPr>
-                <w:color w:val="202124"/>
-                <w:lang w:val="en-US" w:eastAsia="ja-JP"/>
-              </w:rPr>
-              <w:pict w14:anchorId="1310EC2A">
-                <v:rect id="_x0000_i1093" style="width:0;height:1.5pt" o:hralign="center" o:hrstd="t" o:hr="t" fillcolor="#a0a0a0" stroked="f"/>
-              </w:pict>
-            </w:r>
-          </w:p>
-          <w:p>
-            <w:pPr>
-              <w:widowControl w:val="0"/>
-              <w:shd w:val="clear" w:color="auto" w:fill="FFFFFF"/>
-              <w:spacing w:after="0" w:line="240" w:lineRule="auto"/>
-              <w:rPr>
-                <w:b/>
-                <w:bCs/>
-                <w:color w:val="202124"/>
-                <w:lang w:val="en-US" w:eastAsia="ja-JP"/>
-              </w:rPr>
-            </w:pPr>
-            <w:r>
-              <w:rPr>
-                <w:b/>
-                <w:bCs/>
-                <w:color w:val="202124"/>
-                <w:lang w:val="en-US" w:eastAsia="ja-JP"/>
-              </w:rPr>
-              <w:t>ラフ修正（無料</w:t>
-            </w:r>
-            <w:r>
-              <w:rPr>
-                <w:b/>
-                <w:bCs/>
-                <w:color w:val="202124"/>
-                <w:lang w:val="en-US" w:eastAsia="ja-JP"/>
-              </w:rPr>
-              <w:t>3</w:t>
-            </w:r>
-            <w:r>
-              <w:rPr>
-                <w:b/>
-                <w:bCs/>
-                <w:color w:val="202124"/>
-                <w:lang w:val="en-US" w:eastAsia="ja-JP"/>
-              </w:rPr>
-              <w:t>回）</w:t>
-            </w:r>
-          </w:p>
-          <w:p>
-            <w:pPr>
-              <w:widowControl w:val="0"/>
-              <w:shd w:val="clear" w:color="auto" w:fill="FFFFFF"/>
-              <w:spacing w:after="0" w:line="240" w:lineRule="auto"/>
-              <w:rPr>
-                <w:color w:val="202124"/>
-                <w:lang w:val="en-US" w:eastAsia="ja-JP"/>
-              </w:rPr>
-            </w:pPr>
-            <w:r>
-              <w:rPr>
-                <w:color w:val="202124"/>
-                <w:lang w:val="en-US" w:eastAsia="ja-JP"/>
-              </w:rPr>
-              <w:t>ラフの修正は</w:t>
-            </w:r>
-            <w:r>
-              <w:rPr>
-                <w:color w:val="202124"/>
-                <w:lang w:val="en-US" w:eastAsia="ja-JP"/>
-              </w:rPr>
-              <w:t>3</w:t>
-            </w:r>
-            <w:r>
-              <w:rPr>
-                <w:color w:val="202124"/>
-                <w:lang w:val="en-US" w:eastAsia="ja-JP"/>
-              </w:rPr>
-              <w:t>回まで無料です。</w:t>
-            </w:r>
-          </w:p>
-          <w:p>
-            <w:pPr>
-              <w:widowControl w:val="0"/>
-              <w:shd w:val="clear" w:color="auto" w:fill="FFFFFF"/>
-              <w:spacing w:after="0" w:line="240" w:lineRule="auto"/>
-              <w:rPr>
-                <w:color w:val="202124"/>
-                <w:lang w:val="en-US" w:eastAsia="ja-JP"/>
-              </w:rPr>
-            </w:pPr>
-            <w:r>
-              <w:rPr>
-                <w:color w:val="202124"/>
-                <w:lang w:val="en-US" w:eastAsia="ja-JP"/>
-              </w:rPr>
-              <w:t>修正可能な内容は以下のような軽微な調整に限ります。</w:t>
-            </w:r>
-          </w:p>
-          <w:p>
-            <w:pPr>
-              <w:widowControl w:val="0"/>
-              <w:numPr>
-                <w:ilvl w:val="0"/>
-                <w:numId w:val="6"/>
-              </w:numPr>
-              <w:shd w:val="clear" w:color="auto" w:fill="FFFFFF"/>
-              <w:spacing w:after="0" w:line="240" w:lineRule="auto"/>
-              <w:rPr>
-                <w:color w:val="202124"/>
-                <w:lang w:val="en-US" w:eastAsia="ja-JP"/>
-              </w:rPr>
-            </w:pPr>
-            <w:r>
-              <w:rPr>
-                <w:color w:val="202124"/>
-                <w:lang w:val="en-US" w:eastAsia="ja-JP"/>
-              </w:rPr>
-              <w:t>ポーズの微調整</w:t>
-            </w:r>
-          </w:p>
-          <w:p>
-            <w:pPr>
-              <w:widowControl w:val="0"/>
-              <w:numPr>
-                <w:ilvl w:val="0"/>
-                <w:numId w:val="6"/>
-              </w:numPr>
-              <w:shd w:val="clear" w:color="auto" w:fill="FFFFFF"/>
-              <w:spacing w:after="0" w:line="240" w:lineRule="auto"/>
-              <w:rPr>
-                <w:color w:val="202124"/>
-                <w:lang w:val="en-US" w:eastAsia="ja-JP"/>
-              </w:rPr>
-            </w:pPr>
-            <w:r>
-              <w:rPr>
-                <w:color w:val="202124"/>
-                <w:lang w:val="en-US" w:eastAsia="ja-JP"/>
-              </w:rPr>
-              <w:t>表情の変更</w:t>
-            </w:r>
-          </w:p>
-          <w:p>
-            <w:pPr>
-              <w:widowControl w:val="0"/>
-              <w:numPr>
-                <w:ilvl w:val="0"/>
-                <w:numId w:val="6"/>
-              </w:numPr>
-              <w:shd w:val="clear" w:color="auto" w:fill="FFFFFF"/>
-              <w:spacing w:after="0" w:line="240" w:lineRule="auto"/>
-              <w:rPr>
-                <w:color w:val="202124"/>
-                <w:lang w:val="en-US" w:eastAsia="ja-JP"/>
-              </w:rPr>
-            </w:pPr>
-            <w:r>
-              <w:rPr>
-                <w:color w:val="202124"/>
-                <w:lang w:val="en-US" w:eastAsia="ja-JP"/>
-              </w:rPr>
-              <w:t>衣装の細部調整</w:t>
-            </w:r>
-          </w:p>
-          <w:p>
-            <w:pPr>
-              <w:widowControl w:val="0"/>
-              <w:shd w:val="clear" w:color="auto" w:fill="FFFFFF"/>
-              <w:spacing w:after="0" w:line="240" w:lineRule="auto"/>
-              <w:rPr>
-                <w:color w:val="202124"/>
-                <w:lang w:val="en-US" w:eastAsia="ja-JP"/>
-              </w:rPr>
-            </w:pPr>
-            <w:r>
-              <w:rPr>
-                <w:color w:val="202124"/>
-                <w:lang w:val="en-US" w:eastAsia="ja-JP"/>
-              </w:rPr>
-              <w:t>キャラクターの変更や、構図・ポーズの大幅な変更につきましては、内容に応じて描き直し料金をいただく場合がございます。</w:t>
-            </w:r>
-          </w:p>
-          <w:p>
-            <w:pPr>
-              <w:widowControl w:val="0"/>
-              <w:shd w:val="clear" w:color="auto" w:fill="FFFFFF"/>
-              <w:spacing w:after="0" w:line="240" w:lineRule="auto"/>
-              <w:rPr>
-                <w:color w:val="202124"/>
-                <w:lang w:val="en-US" w:eastAsia="ja-JP"/>
-              </w:rPr>
-            </w:pPr>
-            <w:r>
-              <w:rPr>
-                <w:color w:val="202124"/>
-                <w:lang w:val="en-US" w:eastAsia="ja-JP"/>
-              </w:rPr>
-              <w:t>4</w:t>
-            </w:r>
-            <w:r>
-              <w:rPr>
-                <w:color w:val="202124"/>
-                <w:lang w:val="en-US" w:eastAsia="ja-JP"/>
-              </w:rPr>
-              <w:t>回目以降の修正は、内容に応じて</w:t>
-            </w:r>
-            <w:r>
-              <w:rPr>
-                <w:color w:val="202124"/>
-                <w:lang w:val="en-US" w:eastAsia="ja-JP"/>
-              </w:rPr>
-              <w:t>¥1,600</w:t>
-            </w:r>
-            <w:r>
-              <w:rPr>
-                <w:color w:val="202124"/>
-                <w:lang w:val="en-US" w:eastAsia="ja-JP"/>
-              </w:rPr>
-              <w:t>〜</w:t>
-            </w:r>
-            <w:r>
-              <w:rPr>
-                <w:color w:val="202124"/>
-                <w:lang w:val="en-US" w:eastAsia="ja-JP"/>
-              </w:rPr>
-              <w:t>¥7,700</w:t>
-            </w:r>
-            <w:r>
-              <w:rPr>
-                <w:color w:val="202124"/>
-                <w:lang w:val="en-US" w:eastAsia="ja-JP"/>
-              </w:rPr>
-              <w:t>／回を申し受けます。</w:t>
-            </w:r>
-          </w:p>
-          <w:p>
-            <w:pPr>
-              <w:widowControl w:val="0"/>
-              <w:shd w:val="clear" w:color="auto" w:fill="FFFFFF"/>
-              <w:spacing w:after="0" w:line="240" w:lineRule="auto"/>
-              <w:rPr>
-                <w:color w:val="202124"/>
-                <w:lang w:val="en-US" w:eastAsia="ja-JP"/>
-              </w:rPr>
-            </w:pPr>
-            <w:r>
-              <w:rPr>
-                <w:color w:val="202124"/>
-                <w:lang w:val="en-US" w:eastAsia="ja-JP"/>
-              </w:rPr>
-              <w:pict w14:anchorId="0B40C155">
-                <v:rect id="_x0000_i1094" style="width:0;height:1.5pt" o:hralign="center" o:hrstd="t" o:hr="t" fillcolor="#a0a0a0" stroked="f"/>
-              </w:pict>
-            </w:r>
-          </w:p>
-          <w:p>
-            <w:pPr>
-              <w:widowControl w:val="0"/>
-              <w:shd w:val="clear" w:color="auto" w:fill="FFFFFF"/>
-              <w:spacing w:after="0" w:line="240" w:lineRule="auto"/>
-              <w:rPr>
-                <w:b/>
-                <w:bCs/>
-                <w:color w:val="202124"/>
-                <w:lang w:val="en-US" w:eastAsia="ja-JP"/>
-              </w:rPr>
-            </w:pPr>
-            <w:r>
-              <w:rPr>
-                <w:b/>
-                <w:bCs/>
-                <w:color w:val="202124"/>
-                <w:lang w:val="en-US" w:eastAsia="ja-JP"/>
-              </w:rPr>
-              <w:t>完成後の修正（無料</w:t>
-            </w:r>
-            <w:r>
-              <w:rPr>
-                <w:b/>
-                <w:bCs/>
-                <w:color w:val="202124"/>
-                <w:lang w:val="en-US" w:eastAsia="ja-JP"/>
-              </w:rPr>
-              <w:t>1</w:t>
-            </w:r>
-            <w:r>
-              <w:rPr>
-                <w:b/>
-                <w:bCs/>
-                <w:color w:val="202124"/>
-                <w:lang w:val="en-US" w:eastAsia="ja-JP"/>
-              </w:rPr>
-              <w:t>回）</w:t>
-            </w:r>
-          </w:p>
-          <w:p>
-            <w:pPr>
-              <w:widowControl w:val="0"/>
-              <w:shd w:val="clear" w:color="auto" w:fill="FFFFFF"/>
-              <w:spacing w:after="0" w:line="240" w:lineRule="auto"/>
-              <w:rPr>
-                <w:color w:val="202124"/>
-                <w:lang w:val="en-US" w:eastAsia="ja-JP"/>
-              </w:rPr>
-            </w:pPr>
-            <w:r>
-              <w:rPr>
-                <w:color w:val="202124"/>
-                <w:lang w:val="en-US" w:eastAsia="ja-JP"/>
-              </w:rPr>
-              <w:t>完成後の修正は</w:t>
-            </w:r>
-            <w:r>
-              <w:rPr>
-                <w:color w:val="202124"/>
-                <w:lang w:val="en-US" w:eastAsia="ja-JP"/>
-              </w:rPr>
-              <w:t>1</w:t>
-            </w:r>
-            <w:r>
-              <w:rPr>
-                <w:color w:val="202124"/>
-                <w:lang w:val="en-US" w:eastAsia="ja-JP"/>
-              </w:rPr>
-              <w:t>回まで無料です。</w:t>
-            </w:r>
-          </w:p>
-          <w:p>
-            <w:pPr>
-              <w:widowControl w:val="0"/>
-              <w:shd w:val="clear" w:color="auto" w:fill="FFFFFF"/>
-              <w:spacing w:after="0" w:line="240" w:lineRule="auto"/>
-              <w:rPr>
-                <w:color w:val="202124"/>
-                <w:lang w:val="en-US" w:eastAsia="ja-JP"/>
-              </w:rPr>
-            </w:pPr>
-            <w:r>
-              <w:rPr>
-                <w:color w:val="202124"/>
-                <w:lang w:val="en-US" w:eastAsia="ja-JP"/>
-              </w:rPr>
-              <w:t>修正可能な内容は以下のような軽微な調整に限ります。</w:t>
-            </w:r>
-          </w:p>
-          <w:p>
-            <w:pPr>
-              <w:widowControl w:val="0"/>
-              <w:numPr>
-                <w:ilvl w:val="0"/>
-                <w:numId w:val="7"/>
-              </w:numPr>
-              <w:shd w:val="clear" w:color="auto" w:fill="FFFFFF"/>
-              <w:spacing w:after="0" w:line="240" w:lineRule="auto"/>
-              <w:rPr>
-                <w:color w:val="202124"/>
-                <w:lang w:val="en-US" w:eastAsia="ja-JP"/>
-              </w:rPr>
-            </w:pPr>
-            <w:r>
-              <w:rPr>
-                <w:color w:val="202124"/>
-                <w:lang w:val="en-US" w:eastAsia="ja-JP"/>
-              </w:rPr>
-              <w:t>色味の微調整</w:t>
-            </w:r>
-          </w:p>
-          <w:p>
-            <w:pPr>
-              <w:widowControl w:val="0"/>
-              <w:numPr>
-                <w:ilvl w:val="0"/>
-                <w:numId w:val="7"/>
-              </w:numPr>
-              <w:shd w:val="clear" w:color="auto" w:fill="FFFFFF"/>
-              <w:spacing w:after="0" w:line="240" w:lineRule="auto"/>
-              <w:rPr>
-                <w:color w:val="202124"/>
-                <w:lang w:val="en-US" w:eastAsia="ja-JP"/>
-              </w:rPr>
-            </w:pPr>
-            <w:r>
-              <w:rPr>
-                <w:color w:val="202124"/>
-                <w:lang w:val="en-US" w:eastAsia="ja-JP"/>
-              </w:rPr>
-              <w:t>描き忘れた小物・装飾の追加</w:t>
-            </w:r>
-          </w:p>
-          <w:p>
-            <w:pPr>
-              <w:widowControl w:val="0"/>
-              <w:shd w:val="clear" w:color="auto" w:fill="FFFFFF"/>
-              <w:spacing w:after="0" w:line="240" w:lineRule="auto"/>
-              <w:rPr>
-                <w:color w:val="202124"/>
-                <w:lang w:val="en-US" w:eastAsia="ja-JP"/>
-              </w:rPr>
-            </w:pPr>
-            <w:r>
-              <w:rPr>
-                <w:color w:val="202124"/>
-                <w:lang w:val="en-US" w:eastAsia="ja-JP"/>
-              </w:rPr>
-              <w:t>線画・構図・ポーズなどの大幅な変更はお受けできません。</w:t>
-            </w:r>
-          </w:p>
-          <w:p>
-            <w:pPr>
-              <w:widowControl w:val="0"/>
-              <w:shd w:val="clear" w:color="auto" w:fill="FFFFFF"/>
-              <w:spacing w:after="0" w:line="240" w:lineRule="auto"/>
-              <w:rPr>
-                <w:color w:val="202124"/>
-                <w:lang w:val="en-US" w:eastAsia="ja-JP"/>
-              </w:rPr>
-            </w:pPr>
-            <w:r>
-              <w:rPr>
-                <w:color w:val="202124"/>
-                <w:lang w:val="en-US" w:eastAsia="ja-JP"/>
-              </w:rPr>
-              <w:t>2</w:t>
-            </w:r>
-            <w:r>
-              <w:rPr>
-                <w:color w:val="202124"/>
-                <w:lang w:val="en-US" w:eastAsia="ja-JP"/>
-              </w:rPr>
-              <w:t>回目以降の修正は、内容に応じて</w:t>
-            </w:r>
-            <w:r>
-              <w:rPr>
-                <w:color w:val="202124"/>
-                <w:lang w:val="en-US" w:eastAsia="ja-JP"/>
-              </w:rPr>
-              <w:t>¥1,600</w:t>
-            </w:r>
-            <w:r>
-              <w:rPr>
-                <w:color w:val="202124"/>
-                <w:lang w:val="en-US" w:eastAsia="ja-JP"/>
-              </w:rPr>
-              <w:t>〜</w:t>
-            </w:r>
-            <w:r>
-              <w:rPr>
-                <w:color w:val="202124"/>
-                <w:lang w:val="en-US" w:eastAsia="ja-JP"/>
-              </w:rPr>
-              <w:t>¥7,700</w:t>
-            </w:r>
-            <w:r>
-              <w:rPr>
-                <w:color w:val="202124"/>
-                <w:lang w:val="en-US" w:eastAsia="ja-JP"/>
-              </w:rPr>
-              <w:t>／回を申し受けます。</w:t>
-            </w:r>
-          </w:p>
-          <w:p>
-            <w:pPr>
-              <w:widowControl w:val="0"/>
-              <w:shd w:val="clear" w:color="auto" w:fill="FFFFFF"/>
-              <w:spacing w:after="0" w:line="240" w:lineRule="auto"/>
-              <w:rPr>
-                <w:color w:val="202124"/>
-                <w:lang w:val="en-US" w:eastAsia="ja-JP"/>
-              </w:rPr>
-            </w:pPr>
-            <w:r>
-              <w:rPr>
-                <w:color w:val="202124"/>
-                <w:lang w:val="en-US" w:eastAsia="ja-JP"/>
-              </w:rPr>
-              <w:pict w14:anchorId="4E458496">
-                <v:rect id="_x0000_i1095" style="width:0;height:1.5pt" o:hralign="center" o:hrstd="t" o:hr="t" fillcolor="#a0a0a0" stroked="f"/>
-              </w:pict>
-            </w:r>
-          </w:p>
-          <w:p>
-            <w:pPr>
-              <w:widowControl w:val="0"/>
-              <w:shd w:val="clear" w:color="auto" w:fill="FFFFFF"/>
-              <w:spacing w:after="0" w:line="240" w:lineRule="auto"/>
-              <w:rPr>
-                <w:b/>
-                <w:bCs/>
-                <w:color w:val="202124"/>
-                <w:lang w:val="en-US" w:eastAsia="ja-JP"/>
-              </w:rPr>
-            </w:pPr>
-            <w:r>
-              <w:rPr>
-                <w:b/>
-                <w:bCs/>
-                <w:color w:val="202124"/>
-                <w:lang w:val="en-US" w:eastAsia="ja-JP"/>
-              </w:rPr>
-              <w:t>制作ミスについて</w:t>
-            </w:r>
-          </w:p>
-          <w:p>
-            <w:pPr>
-              <w:widowControl w:val="0"/>
-              <w:shd w:val="clear" w:color="auto" w:fill="FFFFFF"/>
-              <w:spacing w:after="0" w:line="240" w:lineRule="auto"/>
-              <w:rPr>
-                <w:color w:val="202124"/>
-                <w:lang w:val="en-US" w:eastAsia="ja-JP"/>
-              </w:rPr>
-            </w:pPr>
-            <w:r>
-              <w:rPr>
-                <w:color w:val="202124"/>
-                <w:lang w:val="en-US" w:eastAsia="ja-JP"/>
-              </w:rPr>
-              <w:t>こちらの描き間違いや描き漏れがあった場合は、無料で修正いたします。</w:t>
-            </w:r>
-          </w:p>
-          <w:p>
-            <w:pPr>
-              <w:widowControl w:val="0"/>
-              <w:shd w:val="clear" w:color="auto" w:fill="FFFFFF"/>
-              <w:spacing w:after="0" w:line="240" w:lineRule="auto"/>
-              <w:rPr>
-                <w:color w:val="202124"/>
-                <w:lang w:val="en-US" w:eastAsia="ja-JP"/>
-              </w:rPr>
-            </w:pPr>
-            <w:r>
-              <w:rPr>
-                <w:color w:val="202124"/>
-                <w:lang w:val="en-US" w:eastAsia="ja-JP"/>
-              </w:rPr>
-              <w:t>これらの修正は無料修正回数には含まれませんので、ご安心ください。</w:t>
-            </w:r>
-          </w:p>
-          <w:p>
-            <w:pPr>
-              <w:widowControl w:val="0"/>
-              <w:shd w:val="clear" w:color="auto" w:fill="FFFFFF"/>
-              <w:spacing w:after="0" w:line="240" w:lineRule="auto"/>
-              <w:rPr>
-                <w:color w:val="202124"/>
-                <w:lang w:val="en-US" w:eastAsia="ja-JP"/>
-              </w:rPr>
-            </w:pPr>
-            <w:r>
-              <w:rPr>
-                <w:color w:val="202124"/>
-                <w:lang w:val="en-US" w:eastAsia="ja-JP"/>
-              </w:rPr>
-              <w:pict w14:anchorId="5BFC5CDC">
-                <v:rect id="_x0000_i1096" style="width:0;height:1.5pt" o:hralign="center" o:hrstd="t" o:hr="t" fillcolor="#a0a0a0" stroked="f"/>
-              </w:pict>
-            </w:r>
-          </w:p>
-          <w:p>
-            <w:pPr>
-              <w:widowControl w:val="0"/>
-              <w:shd w:val="clear" w:color="auto" w:fill="FFFFFF"/>
-              <w:spacing w:after="0" w:line="240" w:lineRule="auto"/>
-              <w:rPr>
-                <w:b/>
-                <w:bCs/>
-                <w:color w:val="202124"/>
-                <w:lang w:val="en-US" w:eastAsia="ja-JP"/>
-              </w:rPr>
-            </w:pPr>
-            <w:r>
-              <w:rPr>
-                <w:b/>
-                <w:bCs/>
-                <w:color w:val="202124"/>
-                <w:lang w:val="en-US" w:eastAsia="ja-JP"/>
-              </w:rPr>
-              <w:t>納品について</w:t>
-            </w:r>
-          </w:p>
-          <w:p>
-            <w:pPr>
-              <w:widowControl w:val="0"/>
-              <w:shd w:val="clear" w:color="auto" w:fill="FFFFFF"/>
-              <w:spacing w:after="0" w:line="240" w:lineRule="auto"/>
-              <w:rPr>
-                <w:color w:val="202124"/>
-                <w:lang w:val="en-US" w:eastAsia="ja-JP"/>
-              </w:rPr>
-            </w:pPr>
-            <w:r>
-              <w:rPr>
-                <w:color w:val="202124"/>
-                <w:lang w:val="en-US" w:eastAsia="ja-JP"/>
-              </w:rPr>
-              <w:t>完成作品は、残金のお支払い確認後、</w:t>
-            </w:r>
-            <w:r>
-              <w:rPr>
-                <w:color w:val="202124"/>
-                <w:lang w:val="en-US" w:eastAsia="ja-JP"/>
-              </w:rPr>
-              <w:t>Gmail</w:t>
-            </w:r>
-            <w:r>
-              <w:rPr>
-                <w:color w:val="202124"/>
-                <w:lang w:val="en-US" w:eastAsia="ja-JP"/>
-              </w:rPr>
-              <w:t>より高解像度画像をお送りいたします。</w:t>
-            </w:r>
-          </w:p>
-          <w:p>
-            <w:pPr>
-              <w:widowControl w:val="0"/>
-              <w:shd w:val="clear" w:color="auto" w:fill="FFFFFF"/>
-              <w:spacing w:after="0" w:line="240" w:lineRule="auto"/>
-              <w:rPr>
-                <w:color w:val="202124"/>
-                <w:lang w:val="en-US" w:eastAsia="ja-JP"/>
-              </w:rPr>
-            </w:pPr>
-            <w:r>
-              <w:rPr>
-                <w:color w:val="202124"/>
-                <w:lang w:val="en-US" w:eastAsia="ja-JP"/>
-              </w:rPr>
-              <w:t>本フォームからのご依頼に関するご連絡および納</w:t>
-            </w:r>
-            <w:r>
-              <w:rPr>
-                <w:color w:val="202124"/>
-                <w:lang w:val="en-US" w:eastAsia="ja-JP"/>
-              </w:rPr>
-              <w:lastRenderedPageBreak/>
-              <w:t>品は、すべて</w:t>
-            </w:r>
-            <w:r>
-              <w:rPr>
-                <w:color w:val="202124"/>
-                <w:lang w:val="en-US" w:eastAsia="ja-JP"/>
-              </w:rPr>
-              <w:t>Gmail</w:t>
-            </w:r>
-            <w:r>
-              <w:rPr>
-                <w:color w:val="202124"/>
-                <w:lang w:val="en-US" w:eastAsia="ja-JP"/>
-              </w:rPr>
-              <w:t>にて対応いたします。</w:t>
-            </w:r>
-          </w:p>
-          <w:p>
-            <w:pPr>
-              <w:widowControl w:val="0"/>
-              <w:pBdr>
-                <w:top w:val="nil"/>
-                <w:left w:val="nil"/>
-                <w:bottom w:val="nil"/>
-                <w:right w:val="nil"/>
-                <w:between w:val="nil"/>
-              </w:pBdr>
-              <w:spacing w:after="0" w:line="240" w:lineRule="auto"/>
-              <w:rPr>
-                <w:rFonts w:ascii="Calibri" w:eastAsia="Calibri" w:hAnsi="Calibri" w:cs="Calibri"/>
-                <w:color w:val="4F81BD"/>
-                <w:sz w:val="26"/>
-                <w:szCs w:val="26"/>
-                <w:lang w:eastAsia="ja-JP"/>
-              </w:rPr>
-            </w:pPr>
-          </w:p>
-        </w:tc>
-      </w:tr>
-      <w:tr>
-        <w:tc>
-          <w:tcPr>
-            <w:tcW w:w="4320" w:type="dxa"/>
-            <w:shd w:val="clear" w:color="auto" w:fill="auto"/>
-            <w:tcMar>
-              <w:top w:w="100" w:type="dxa"/>
-              <w:left w:w="100" w:type="dxa"/>
-              <w:bottom w:w="100" w:type="dxa"/>
-              <w:right w:w="100" w:type="dxa"/>
-            </w:tcMar>
-          </w:tcPr>
-          <w:p>
-            <w:pPr>
-              <w:widowControl w:val="0"/>
-              <w:pBdr>
-                <w:top w:val="nil"/>
-                <w:left w:val="nil"/>
-                <w:bottom w:val="nil"/>
-                <w:right w:val="nil"/>
-                <w:between w:val="nil"/>
-              </w:pBdr>
-              <w:spacing w:after="0" w:line="240" w:lineRule="auto"/>
-            </w:pPr>
-            <w:r>
-              <w:lastRenderedPageBreak/>
+            </w:pPr>
+            <w:r>
               <w:t>その他ご要望</w:t>
             </w:r>
           </w:p>
@@ -2904,19 +946,264 @@
     <w:p>
       <w:pPr>
         <w:pStyle w:val="2"/>
-      </w:pPr>
+        <w:spacing w:after="60"/>
+      </w:pPr>
+      <w:r>
+        <w:lastRenderedPageBreak/>
+        <w:t>四、制作の流れ・修正規定</w:t>
+      </w:r>
+    </w:p>
+    <w:p>
+      <w:pPr>
+        <w:pStyle w:val="3"/>
+        <w:spacing w:before="140" w:after="60"/>
+      </w:pPr>
+      <w:r>
+        <w:t>ご依頼の流れ</w:t>
+      </w:r>
+    </w:p>
+    <w:p>
+      <w:pPr>
+        <w:pStyle w:val="CommissionStep"/>
+        <w:spacing w:after="20"/>
+      </w:pPr>
+      <w:r>
+        <w:t>本フォームにご記入のうえ、angel.setsuna.drawing@gmail.com 宛にお送りください。</w:t>
+      </w:r>
+    </w:p>
+    <w:p>
+      <w:pPr>
+        <w:pStyle w:val="CommissionStep"/>
+        <w:spacing w:after="20"/>
+      </w:pPr>
+      <w:r>
+        <w:t>Gmailにて納品予定月をご案内いたします。</w:t>
+      </w:r>
+    </w:p>
+    <w:p>
+      <w:pPr>
+        <w:pStyle w:val="CommissionStep"/>
+        <w:spacing w:after="20"/>
+      </w:pPr>
+      <w:r>
+        <w:t>順番が近づきましたらご依頼内容を確認し、料金総額の50％を前金としてお支払いいただきます。</w:t>
+      </w:r>
+    </w:p>
+    <w:p>
+      <w:pPr>
+        <w:pStyle w:val="CommissionStep"/>
+        <w:spacing w:after="20"/>
+      </w:pPr>
+      <w:r>
+        <w:t>ラフを制作します。</w:t>
+      </w:r>
+    </w:p>
+    <w:p>
+      <w:pPr>
+        <w:pStyle w:val="CommissionStep"/>
+        <w:spacing w:after="20"/>
+      </w:pPr>
+      <w:r>
+        <w:t>ラフをご確認いただきます（無料修正3回まで）。</w:t>
+      </w:r>
+    </w:p>
+    <w:p>
+      <w:pPr>
+        <w:pStyle w:val="CommissionStep"/>
+        <w:spacing w:after="20"/>
+      </w:pPr>
+      <w:r>
+        <w:t>残金をお支払いいただきます。</w:t>
+      </w:r>
+    </w:p>
+    <w:p>
+      <w:pPr>
+        <w:pStyle w:val="CommissionStep"/>
+        <w:spacing w:after="20"/>
+      </w:pPr>
+      <w:r>
+        <w:t>完成品をご確認いただきます（無料修正1回まで）。</w:t>
+      </w:r>
+    </w:p>
+    <w:p>
+      <w:pPr>
+        <w:pStyle w:val="CommissionStep"/>
+        <w:spacing w:after="20"/>
+      </w:pPr>
+      <w:r>
+        <w:t>残金のお支払い確認後、Gmailより高解像度ファイルを納品いたします。</w:t>
+      </w:r>
+    </w:p>
+    <w:p>
+      <w:pPr>
+        <w:pStyle w:val="3"/>
+        <w:spacing w:before="140" w:after="60"/>
+      </w:pPr>
+      <w:r>
+        <w:t>ご予約・キャンセル・返金</w:t>
+      </w:r>
+    </w:p>
+    <w:p>
+      <w:pPr>
+        <w:spacing w:after="80" w:line="240" w:lineRule="auto"/>
+      </w:pPr>
+      <w:r>
+        <w:t>前金のご入金確認後、ご依頼枠を確保いたします。前金はお支払い後、返金いたしません。ラフ確定前のキャンセルは可能ですが、前金は返金対象外です。ラフ確定後のキャンセル・返金はお受けできません。</w:t>
+      </w:r>
+    </w:p>
+    <w:p>
+      <w:pPr>
+        <w:pStyle w:val="3"/>
+        <w:spacing w:before="140" w:after="60"/>
+      </w:pPr>
+      <w:r>
+        <w:t>制作期間</w:t>
+      </w:r>
+    </w:p>
+    <w:p>
+      <w:pPr>
+        <w:spacing w:after="80" w:line="240" w:lineRule="auto"/>
+      </w:pPr>
+      <w:r>
+        <w:t>制作は受付順に進行いたします。納品予定月は制作開始前にGmailにてご案内いたします。ご返信に72時間以上かかった場合は、その分納期を延長させていただく場合がございます。</w:t>
+      </w:r>
+    </w:p>
+    <w:p>
+      <w:pPr>
+        <w:pStyle w:val="3"/>
+        <w:spacing w:before="140" w:after="60"/>
+      </w:pPr>
+      <w:r>
+        <w:t>ラフ修正（無料3回）</w:t>
+      </w:r>
+    </w:p>
+    <w:p>
+      <w:pPr>
+        <w:spacing w:after="80" w:line="240" w:lineRule="auto"/>
+      </w:pPr>
+      <w:r>
+        <w:t>ラフの修正は3回まで無料です。以下のような軽微な調整に限ります。</w:t>
+      </w:r>
+    </w:p>
+    <w:p>
+      <w:pPr>
+        <w:pStyle w:val="CommissionItem"/>
+        <w:spacing w:after="20"/>
+      </w:pPr>
+      <w:r>
+        <w:t>ポーズの微調整</w:t>
+      </w:r>
+    </w:p>
+    <w:p>
+      <w:pPr>
+        <w:pStyle w:val="CommissionItem"/>
+        <w:spacing w:after="20"/>
+      </w:pPr>
+      <w:r>
+        <w:t>表情の調整</w:t>
+      </w:r>
+    </w:p>
+    <w:p>
+      <w:pPr>
+        <w:pStyle w:val="CommissionItem"/>
+        <w:spacing w:after="20"/>
+      </w:pPr>
+      <w:r>
+        <w:t>衣装の細部調整</w:t>
+      </w:r>
+    </w:p>
+    <w:p>
+      <w:pPr>
+        <w:spacing w:after="80" w:line="240" w:lineRule="auto"/>
+      </w:pPr>
+      <w:r>
+        <w:t>キャラクターの変更や構図・ポーズの大幅な変更には、内容に応じて描き直し料金が発生する場合がございます。4回目以降は、内容に応じて1回につき¥1,600〜¥7,700を申し受けます。</w:t>
+      </w:r>
+    </w:p>
+    <w:p>
+      <w:pPr>
+        <w:pStyle w:val="3"/>
+        <w:spacing w:before="140" w:after="60"/>
+      </w:pPr>
+      <w:r>
+        <w:t>完成後の修正（無料1回）</w:t>
+      </w:r>
+    </w:p>
+    <w:p>
+      <w:pPr>
+        <w:spacing w:after="80" w:line="240" w:lineRule="auto"/>
+      </w:pPr>
+      <w:r>
+        <w:t>完成後の軽微な修正は1回まで無料です。修正可能な内容は以下に限ります。</w:t>
+      </w:r>
+    </w:p>
+    <w:p>
+      <w:pPr>
+        <w:pStyle w:val="CommissionItem"/>
+        <w:spacing w:after="20"/>
+      </w:pPr>
+      <w:r>
+        <w:t>色味の微調整</w:t>
+      </w:r>
+    </w:p>
+    <w:p>
+      <w:pPr>
+        <w:pStyle w:val="CommissionItem"/>
+        <w:spacing w:after="20"/>
+      </w:pPr>
+      <w:r>
+        <w:lastRenderedPageBreak/>
+        <w:t>小物・装飾の軽微な調整</w:t>
+      </w:r>
+    </w:p>
+    <w:p>
+      <w:pPr>
+        <w:spacing w:after="80" w:line="240" w:lineRule="auto"/>
+      </w:pPr>
+      <w:r>
+        <w:t>この段階では、線画・構図・ポーズなどの大幅な変更はお受けできません。2回目以降は、内容に応じて1回につき¥1,600〜¥7,700を申し受けます。</w:t>
+      </w:r>
+    </w:p>
+    <w:p>
+      <w:pPr>
+        <w:pStyle w:val="3"/>
+        <w:spacing w:before="140" w:after="60"/>
+      </w:pPr>
+      <w:r>
+        <w:t>制作者側のミス</w:t>
+      </w:r>
+    </w:p>
+    <w:p>
+      <w:pPr>
+        <w:spacing w:after="80" w:line="240" w:lineRule="auto"/>
+      </w:pPr>
+      <w:r>
+        <w:t>制作者側の描き間違いや、事前に確認した内容の描き漏れがあった場合は無料で修正し、無料修正回数には含みません。</w:t>
+      </w:r>
+    </w:p>
+    <w:p>
+      <w:pPr>
+        <w:pStyle w:val="3"/>
+        <w:spacing w:before="140" w:after="60"/>
+      </w:pPr>
+      <w:r>
+        <w:t>納品</w:t>
+      </w:r>
+    </w:p>
+    <w:p>
+      <w:pPr>
+        <w:spacing w:after="80" w:line="240" w:lineRule="auto"/>
+      </w:pPr>
+      <w:r>
+        <w:t>残金のお支払い確認後、Gmailより高解像度ファイルを納品いたします。本フォームからのご依頼に関するご連絡および納品は、すべてGmailにて対応いたします。</w:t>
+      </w:r>
     </w:p>
     <w:p>
       <w:pPr>
         <w:pStyle w:val="2"/>
       </w:pPr>
-    </w:p>
-    <w:p>
-      <w:pPr>
-        <w:pStyle w:val="2"/>
-      </w:pPr>
-      <w:r>
-        <w:t>四、規約・注意事項</w:t>
+      <w:r>
+        <w:t>五、規約・注意事項</w:t>
       </w:r>
     </w:p>
     <w:p/>
@@ -2933,30 +1220,12 @@
       <w:r>
         <w:rPr>
           <w:b/>
-          <w:bCs/>
-          <w:lang w:eastAsia="ja-JP"/>
         </w:rPr>
         <w:t>著作権の帰属</w:t>
       </w:r>
       <w:r>
-        <w:rPr>
-          <w:b/>
-          <w:bCs/>
-          <w:lang w:eastAsia="ja-JP"/>
-        </w:rPr>
         <w:br/>
-      </w:r>
-      <w:r>
-        <w:rPr>
-          <w:lang w:eastAsia="ja-JP"/>
-        </w:rPr>
-        <w:t xml:space="preserve"> </w:t>
-      </w:r>
-      <w:r>
-        <w:rPr>
-          <w:lang w:eastAsia="ja-JP"/>
-        </w:rPr>
-        <w:t xml:space="preserve">　完成作品の著作権は絵師が保有し、ご依頼者は指定用途の「使用許諾」を取得します。無断での譲渡・転売・自作発言は禁止します。</w:t>
+        <w:t>完成作品の著作権はイラストレーターに帰属します。ご依頼者様には、双方で合意した用途に限る使用許諾を付与します。無断での譲渡・転売、およびご自身が制作したと偽る行為は禁止します。</w:t>
       </w:r>
     </w:p>
     <w:p>
@@ -2972,49 +1241,12 @@
       <w:r>
         <w:rPr>
           <w:b/>
-          <w:bCs/>
-          <w:lang w:eastAsia="ja-JP"/>
         </w:rPr>
         <w:t>利用範囲</w:t>
       </w:r>
       <w:r>
-        <w:rPr>
-          <w:b/>
-          <w:bCs/>
-          <w:lang w:eastAsia="ja-JP"/>
-        </w:rPr>
         <w:br/>
-      </w:r>
-      <w:r>
-        <w:rPr>
-          <w:lang w:eastAsia="ja-JP"/>
-        </w:rPr>
-        <w:t xml:space="preserve"> </w:t>
-      </w:r>
-      <w:r>
-        <w:rPr>
-          <w:lang w:eastAsia="ja-JP"/>
-        </w:rPr>
-        <w:t xml:space="preserve">　許諾は双方で確認した用途（配信サムネイル、</w:t>
-      </w:r>
-      <w:r>
-        <w:rPr>
-          <w:lang w:eastAsia="ja-JP"/>
-        </w:rPr>
-        <w:t>SNS</w:t>
-      </w:r>
-      <w:r>
-        <w:rPr>
-          <w:lang w:eastAsia="ja-JP"/>
-        </w:rPr>
-        <w:t>宣伝、イベント用など）に限ります。将来的に利用範囲を拡大する場合（商品販売・出版・広告など）は、事前に別途ご相談ください。</w:t>
-      </w:r>
-      <w:r>
-        <w:rPr>
-          <w:lang w:eastAsia="ja-JP"/>
-        </w:rPr>
-        <w:br/>
-        <w:t xml:space="preserve">         </w:t>
+        <w:t>使用許諾は、双方で確認した用途（配信サムネイル、SNSでの宣伝、イベント利用など）に限ります。商品販売・出版・広告など、後から利用範囲を拡大する場合は、追加の使用許諾および料金について事前にご相談ください。</w:t>
       </w:r>
     </w:p>
     <w:p>
@@ -3030,104 +1262,35 @@
       <w:r>
         <w:rPr>
           <w:b/>
-          <w:bCs/>
-          <w:lang w:eastAsia="ja-JP"/>
         </w:rPr>
         <w:t>利用ルール</w:t>
       </w:r>
-      <w:r>
-        <w:rPr>
-          <w:b/>
-          <w:bCs/>
-          <w:lang w:eastAsia="ja-JP"/>
-        </w:rPr>
-        <w:br/>
-      </w:r>
-      <w:r>
-        <w:rPr>
-          <w:lang w:eastAsia="ja-JP"/>
-        </w:rPr>
-        <w:t xml:space="preserve"> </w:t>
-      </w:r>
-      <w:r>
-        <w:rPr>
-          <w:lang w:eastAsia="ja-JP"/>
-        </w:rPr>
-        <w:t xml:space="preserve">　</w:t>
-      </w:r>
-      <w:r>
-        <w:rPr>
-          <w:lang w:eastAsia="ja-JP"/>
-        </w:rPr>
-        <w:t xml:space="preserve">- </w:t>
-      </w:r>
-      <w:r>
-        <w:rPr>
-          <w:lang w:eastAsia="ja-JP"/>
-        </w:rPr>
-        <w:t>公開時は絵師名またはアカウント（例：</w:t>
-      </w:r>
-      <w:r>
-        <w:rPr>
-          <w:lang w:eastAsia="ja-JP"/>
-        </w:rPr>
-        <w:t>@</w:t>
-      </w:r>
-      <w:r>
-        <w:rPr>
-          <w:lang w:eastAsia="ja-JP"/>
-        </w:rPr>
-        <w:t>作者名）を明記してください。</w:t>
-      </w:r>
-      <w:r>
-        <w:rPr>
-          <w:lang w:eastAsia="ja-JP"/>
-        </w:rPr>
-        <w:t xml:space="preserve"> - </w:t>
-      </w:r>
-      <w:r>
-        <w:rPr>
-          <w:lang w:eastAsia="ja-JP"/>
-        </w:rPr>
-        <w:t>ヘイト・政治・違法・差別など問題のある内容への使用は禁止します。</w:t>
-      </w:r>
-      <w:r>
-        <w:rPr>
-          <w:lang w:eastAsia="ja-JP"/>
-        </w:rPr>
-        <w:t xml:space="preserve"> - AI</w:t>
-      </w:r>
-      <w:r>
-        <w:rPr>
-          <w:lang w:eastAsia="ja-JP"/>
-        </w:rPr>
-        <w:t>学習・</w:t>
-      </w:r>
-      <w:r>
-        <w:rPr>
-          <w:lang w:eastAsia="ja-JP"/>
-        </w:rPr>
-        <w:t>NFT</w:t>
-      </w:r>
-      <w:r>
-        <w:rPr>
-          <w:lang w:eastAsia="ja-JP"/>
-        </w:rPr>
-        <w:t>・ブロックチェーン用途への使用は禁止します。</w:t>
-      </w:r>
-      <w:r>
-        <w:rPr>
-          <w:lang w:eastAsia="ja-JP"/>
-        </w:rPr>
-        <w:br/>
-        <w:t xml:space="preserve">         </w:t>
-      </w:r>
-      <w:r>
-        <w:rPr>
-          <w:lang w:eastAsia="ja-JP"/>
-        </w:rPr>
-        <w:br/>
-        <w:t xml:space="preserve">         </w:t>
+    </w:p>
+    <w:p>
+      <w:pPr>
+        <w:pStyle w:val="CommissionItem"/>
+        <w:spacing w:after="20"/>
+      </w:pPr>
+      <w:r>
+        <w:t>公開時は、イラストレーター名またはアカウント（例：@作者名）を明記してください。</w:t>
+      </w:r>
+    </w:p>
+    <w:p>
+      <w:pPr>
+        <w:pStyle w:val="CommissionItem"/>
+        <w:spacing w:after="20"/>
+      </w:pPr>
+      <w:r>
+        <w:t>ヘイト・政治・違法・差別など、問題のある内容への使用は禁止します。</w:t>
+      </w:r>
+    </w:p>
+    <w:p>
+      <w:pPr>
+        <w:pStyle w:val="CommissionItem"/>
+        <w:spacing w:after="20"/>
+      </w:pPr>
+      <w:r>
+        <w:t>AI学習・NFT・ブロックチェーン関連の用途への使用は禁止します。</w:t>
       </w:r>
     </w:p>
     <w:p>
@@ -3144,54 +1307,12 @@
       <w:r>
         <w:rPr>
           <w:b/>
-          <w:bCs/>
-          <w:lang w:eastAsia="ja-JP"/>
         </w:rPr>
         <w:t>データ納品</w:t>
       </w:r>
       <w:r>
-        <w:rPr>
-          <w:b/>
-          <w:bCs/>
-          <w:lang w:eastAsia="ja-JP"/>
-        </w:rPr>
         <w:br/>
-      </w:r>
-      <w:r>
-        <w:rPr>
-          <w:lang w:eastAsia="ja-JP"/>
-        </w:rPr>
-        <w:t xml:space="preserve"> </w:t>
-      </w:r>
-      <w:r>
-        <w:rPr>
-          <w:lang w:eastAsia="ja-JP"/>
-        </w:rPr>
-        <w:t xml:space="preserve">　完成後は高解像度の</w:t>
-      </w:r>
-      <w:r>
-        <w:rPr>
-          <w:lang w:eastAsia="ja-JP"/>
-        </w:rPr>
-        <w:t xml:space="preserve"> JPG / PNG </w:t>
-      </w:r>
-      <w:r>
-        <w:rPr>
-          <w:lang w:eastAsia="ja-JP"/>
-        </w:rPr>
-        <w:t>を納品します。</w:t>
-      </w:r>
-      <w:r>
-        <w:rPr>
-          <w:lang w:eastAsia="ja-JP"/>
-        </w:rPr>
-        <w:t xml:space="preserve">PSD </w:t>
-      </w:r>
-      <w:r>
-        <w:rPr>
-          <w:lang w:eastAsia="ja-JP"/>
-        </w:rPr>
-        <w:t>は特別なご要望がある場合のみ（事前にお知らせください）。</w:t>
+        <w:t>完成後、高解像度のJPG／PNGファイルを納品いたします。PSDファイルは、事前にご相談いただいた場合のみ提供いたします。</w:t>
       </w:r>
     </w:p>
     <w:p>
@@ -3207,30 +1328,13 @@
       <w:r>
         <w:rPr>
           <w:b/>
-          <w:bCs/>
-          <w:lang w:eastAsia="ja-JP"/>
         </w:rPr>
+        <w:lastRenderedPageBreak/>
         <w:t>キャンセル・返金</w:t>
       </w:r>
       <w:r>
-        <w:rPr>
-          <w:b/>
-          <w:bCs/>
-          <w:lang w:eastAsia="ja-JP"/>
-        </w:rPr>
         <w:br/>
-      </w:r>
-      <w:r>
-        <w:rPr>
-          <w:lang w:eastAsia="ja-JP"/>
-        </w:rPr>
-        <w:t xml:space="preserve"> </w:t>
-      </w:r>
-      <w:r>
-        <w:rPr>
-          <w:lang w:eastAsia="ja-JP"/>
-        </w:rPr>
-        <w:t xml:space="preserve">　ラフ確認後の全額返金はできません。キャンセルの場合、前金は返金いたしません。</w:t>
+        <w:t>前金はお支払い後、返金いたしません。ラフ確定前のキャンセルは可能ですが、前金は返金対象外です。ラフ確定後のキャンセル・返金はお受けできません。</w:t>
       </w:r>
     </w:p>
     <w:sectPr>
@@ -3243,9 +1347,78 @@
 </w:document>
 </file>
 
+<file path=word/endnotes.xml><?xml version="1.0" encoding="utf-8"?>
+<w:endnotes xmlns:wpc="http://schemas.microsoft.com/office/word/2010/wordprocessingCanvas" xmlns:cx="http://schemas.microsoft.com/office/drawing/2014/chartex" xmlns:cx1="http://schemas.microsoft.com/office/drawing/2015/9/8/chartex" xmlns:cx2="http://schemas.microsoft.com/office/drawing/2015/10/21/chartex" xmlns:cx3="http://schemas.microsoft.com/office/drawing/2016/5/9/chartex" xmlns:cx4="http://schemas.microsoft.com/office/drawing/2016/5/10/chartex" xmlns:cx5="http://schemas.microsoft.com/office/drawing/2016/5/11/chartex" xmlns:cx6="http://schemas.microsoft.com/office/drawing/2016/5/12/chartex" xmlns:cx7="http://schemas.microsoft.com/office/drawing/2016/5/13/chartex" xmlns:cx8="http://schemas.microsoft.com/office/drawing/2016/5/14/chartex" xmlns:mc="http://schemas.openxmlformats.org/markup-compatibility/2006" xmlns:aink="http://schemas.microsoft.com/office/drawing/2016/ink" xmlns:am3d="http://schemas.microsoft.com/office/drawing/2017/model3d" xmlns:o="urn:schemas-microsoft-com:office:office" xmlns:oel="http://schemas.microsoft.com/office/2019/extlst" xmlns:r="http://schemas.openxmlformats.org/officeDocument/2006/relationships" xmlns:m="http://schemas.openxmlformats.org/officeDocument/2006/math" xmlns:v="urn:schemas-microsoft-com:vml" xmlns:wp14="http://schemas.microsoft.com/office/word/2010/wordprocessingDrawing" xmlns:wp="http://schemas.openxmlformats.org/drawingml/2006/wordprocessingDrawing" xmlns:w10="urn:schemas-microsoft-com:office:word" xmlns:w="http://schemas.openxmlformats.org/wordprocessingml/2006/main" xmlns:w14="http://schemas.microsoft.com/office/word/2010/wordml" xmlns:w15="http://schemas.microsoft.com/office/word/2012/wordml" xmlns:w16cex="http://schemas.microsoft.com/office/word/2018/wordml/cex" xmlns:w16cid="http://schemas.microsoft.com/office/word/2016/wordml/cid" xmlns:w16="http://schemas.microsoft.com/office/word/2018/wordml" xmlns:w16sdtdh="http://schemas.microsoft.com/office/word/2020/wordml/sdtdatahash" xmlns:w16se="http://schemas.microsoft.com/office/word/2015/wordml/symex" xmlns:wpg="http://schemas.microsoft.com/office/word/2010/wordprocessingGroup" xmlns:wpi="http://schemas.microsoft.com/office/word/2010/wordprocessingInk" xmlns:wne="http://schemas.microsoft.com/office/word/2006/wordml" xmlns:wps="http://schemas.microsoft.com/office/word/2010/wordprocessingShape" mc:Ignorable="w14 w15 w16se w16cid w16 w16cex w16sdtdh wp14">
+  <w:endnote w:type="separator" w:id="-1">
+    <w:p>
+      <w:pPr>
+        <w:spacing w:after="0" w:line="240" w:lineRule="auto"/>
+      </w:pPr>
+      <w:r>
+        <w:separator/>
+      </w:r>
+    </w:p>
+  </w:endnote>
+  <w:endnote w:type="continuationSeparator" w:id="0">
+    <w:p>
+      <w:pPr>
+        <w:spacing w:after="0" w:line="240" w:lineRule="auto"/>
+      </w:pPr>
+      <w:r>
+        <w:continuationSeparator/>
+      </w:r>
+    </w:p>
+  </w:endnote>
+</w:endnotes>
+</file>
+
+<file path=word/footnotes.xml><?xml version="1.0" encoding="utf-8"?>
+<w:footnotes xmlns:wpc="http://schemas.microsoft.com/office/word/2010/wordprocessingCanvas" xmlns:cx="http://schemas.microsoft.com/office/drawing/2014/chartex" xmlns:cx1="http://schemas.microsoft.com/office/drawing/2015/9/8/chartex" xmlns:cx2="http://schemas.microsoft.com/office/drawing/2015/10/21/chartex" xmlns:cx3="http://schemas.microsoft.com/office/drawing/2016/5/9/chartex" xmlns:cx4="http://schemas.microsoft.com/office/drawing/2016/5/10/chartex" xmlns:cx5="http://schemas.microsoft.com/office/drawing/2016/5/11/chartex" xmlns:cx6="http://schemas.microsoft.com/office/drawing/2016/5/12/chartex" xmlns:cx7="http://schemas.microsoft.com/office/drawing/2016/5/13/chartex" xmlns:cx8="http://schemas.microsoft.com/office/drawing/2016/5/14/chartex" xmlns:mc="http://schemas.openxmlformats.org/markup-compatibility/2006" xmlns:aink="http://schemas.microsoft.com/office/drawing/2016/ink" xmlns:am3d="http://schemas.microsoft.com/office/drawing/2017/model3d" xmlns:o="urn:schemas-microsoft-com:office:office" xmlns:oel="http://schemas.microsoft.com/office/2019/extlst" xmlns:r="http://schemas.openxmlformats.org/officeDocument/2006/relationships" xmlns:m="http://schemas.openxmlformats.org/officeDocument/2006/math" xmlns:v="urn:schemas-microsoft-com:vml" xmlns:wp14="http://schemas.microsoft.com/office/word/2010/wordprocessingDrawing" xmlns:wp="http://schemas.openxmlformats.org/drawingml/2006/wordprocessingDrawing" xmlns:w10="urn:schemas-microsoft-com:office:word" xmlns:w="http://schemas.openxmlformats.org/wordprocessingml/2006/main" xmlns:w14="http://schemas.microsoft.com/office/word/2010/wordml" xmlns:w15="http://schemas.microsoft.com/office/word/2012/wordml" xmlns:w16cex="http://schemas.microsoft.com/office/word/2018/wordml/cex" xmlns:w16cid="http://schemas.microsoft.com/office/word/2016/wordml/cid" xmlns:w16="http://schemas.microsoft.com/office/word/2018/wordml" xmlns:w16sdtdh="http://schemas.microsoft.com/office/word/2020/wordml/sdtdatahash" xmlns:w16se="http://schemas.microsoft.com/office/word/2015/wordml/symex" xmlns:wpg="http://schemas.microsoft.com/office/word/2010/wordprocessingGroup" xmlns:wpi="http://schemas.microsoft.com/office/word/2010/wordprocessingInk" xmlns:wne="http://schemas.microsoft.com/office/word/2006/wordml" xmlns:wps="http://schemas.microsoft.com/office/word/2010/wordprocessingShape" mc:Ignorable="w14 w15 w16se w16cid w16 w16cex w16sdtdh wp14">
+  <w:footnote w:type="separator" w:id="-1">
+    <w:p>
+      <w:pPr>
+        <w:spacing w:after="0" w:line="240" w:lineRule="auto"/>
+      </w:pPr>
+      <w:r>
+        <w:separator/>
+      </w:r>
+    </w:p>
+  </w:footnote>
+  <w:footnote w:type="continuationSeparator" w:id="0">
+    <w:p>
+      <w:pPr>
+        <w:spacing w:after="0" w:line="240" w:lineRule="auto"/>
+      </w:pPr>
+      <w:r>
+        <w:continuationSeparator/>
+      </w:r>
+    </w:p>
+  </w:footnote>
+</w:footnotes>
+</file>
+
 <file path=word/numbering.xml><?xml version="1.0" encoding="utf-8"?>
 <w:numbering xmlns:wpc="http://schemas.microsoft.com/office/word/2010/wordprocessingCanvas" xmlns:cx="http://schemas.microsoft.com/office/drawing/2014/chartex" xmlns:cx1="http://schemas.microsoft.com/office/drawing/2015/9/8/chartex" xmlns:cx2="http://schemas.microsoft.com/office/drawing/2015/10/21/chartex" xmlns:cx3="http://schemas.microsoft.com/office/drawing/2016/5/9/chartex" xmlns:cx4="http://schemas.microsoft.com/office/drawing/2016/5/10/chartex" xmlns:cx5="http://schemas.microsoft.com/office/drawing/2016/5/11/chartex" xmlns:cx6="http://schemas.microsoft.com/office/drawing/2016/5/12/chartex" xmlns:cx7="http://schemas.microsoft.com/office/drawing/2016/5/13/chartex" xmlns:cx8="http://schemas.microsoft.com/office/drawing/2016/5/14/chartex" xmlns:mc="http://schemas.openxmlformats.org/markup-compatibility/2006" xmlns:aink="http://schemas.microsoft.com/office/drawing/2016/ink" xmlns:am3d="http://schemas.microsoft.com/office/drawing/2017/model3d" xmlns:o="urn:schemas-microsoft-com:office:office" xmlns:oel="http://schemas.microsoft.com/office/2019/extlst" xmlns:r="http://schemas.openxmlformats.org/officeDocument/2006/relationships" xmlns:m="http://schemas.openxmlformats.org/officeDocument/2006/math" xmlns:v="urn:schemas-microsoft-com:vml" xmlns:wp14="http://schemas.microsoft.com/office/word/2010/wordprocessingDrawing" xmlns:wp="http://schemas.openxmlformats.org/drawingml/2006/wordprocessingDrawing" xmlns:w10="urn:schemas-microsoft-com:office:word" xmlns:w="http://schemas.openxmlformats.org/wordprocessingml/2006/main" xmlns:w14="http://schemas.microsoft.com/office/word/2010/wordml" xmlns:w15="http://schemas.microsoft.com/office/word/2012/wordml" xmlns:w16cex="http://schemas.microsoft.com/office/word/2018/wordml/cex" xmlns:w16cid="http://schemas.microsoft.com/office/word/2016/wordml/cid" xmlns:w16="http://schemas.microsoft.com/office/word/2018/wordml" xmlns:w16sdtdh="http://schemas.microsoft.com/office/word/2020/wordml/sdtdatahash" xmlns:w16se="http://schemas.microsoft.com/office/word/2015/wordml/symex" xmlns:wpg="http://schemas.microsoft.com/office/word/2010/wordprocessingGroup" xmlns:wpi="http://schemas.microsoft.com/office/word/2010/wordprocessingInk" xmlns:wne="http://schemas.microsoft.com/office/word/2006/wordml" xmlns:wps="http://schemas.microsoft.com/office/word/2010/wordprocessingShape" mc:Ignorable="w14 w15 w16se w16cid w16 w16cex w16sdtdh wp14">
   <w:abstractNum w:abstractNumId="0" w15:restartNumberingAfterBreak="0">
+    <w:nsid w:val="8B2C3D4E"/>
+    <w:multiLevelType w:val="singleLevel"/>
+    <w:tmpl w:val="AD4E5F60"/>
+    <w:lvl w:ilvl="0">
+      <w:start w:val="1"/>
+      <w:numFmt w:val="decimal"/>
+      <w:lvlRestart w:val="0"/>
+      <w:pStyle w:val="CommissionStep"/>
+      <w:lvlText w:val="%1."/>
+      <w:lvlJc w:val="left"/>
+      <w:pPr>
+        <w:tabs>
+          <w:tab w:val="num" w:pos="360"/>
+        </w:tabs>
+        <w:ind w:left="360" w:hanging="180"/>
+      </w:pPr>
+    </w:lvl>
+  </w:abstractNum>
+  <w:abstractNum w:abstractNumId="1" w15:restartNumberingAfterBreak="0">
     <w:nsid w:val="34612BAC"/>
     <w:multiLevelType w:val="multilevel"/>
     <w:tmpl w:val="38CC5382"/>
@@ -3334,7 +1507,7 @@
       </w:pPr>
     </w:lvl>
   </w:abstractNum>
-  <w:abstractNum w:abstractNumId="1" w15:restartNumberingAfterBreak="0">
+  <w:abstractNum w:abstractNumId="2" w15:restartNumberingAfterBreak="0">
     <w:nsid w:val="3EA8044B"/>
     <w:multiLevelType w:val="multilevel"/>
     <w:tmpl w:val="C0C85F96"/>
@@ -3447,7 +1620,7 @@
       </w:rPr>
     </w:lvl>
   </w:abstractNum>
-  <w:abstractNum w:abstractNumId="2" w15:restartNumberingAfterBreak="0">
+  <w:abstractNum w:abstractNumId="3" w15:restartNumberingAfterBreak="0">
     <w:nsid w:val="553E7276"/>
     <w:multiLevelType w:val="multilevel"/>
     <w:tmpl w:val="C28C0BFE"/>
@@ -3596,7 +1769,7 @@
       </w:rPr>
     </w:lvl>
   </w:abstractNum>
-  <w:abstractNum w:abstractNumId="3" w15:restartNumberingAfterBreak="0">
+  <w:abstractNum w:abstractNumId="4" w15:restartNumberingAfterBreak="0">
     <w:nsid w:val="561E7AA9"/>
     <w:multiLevelType w:val="multilevel"/>
     <w:tmpl w:val="D36ED0DC"/>
@@ -3745,7 +1918,7 @@
       </w:rPr>
     </w:lvl>
   </w:abstractNum>
-  <w:abstractNum w:abstractNumId="4" w15:restartNumberingAfterBreak="0">
+  <w:abstractNum w:abstractNumId="5" w15:restartNumberingAfterBreak="0">
     <w:nsid w:val="59294466"/>
     <w:multiLevelType w:val="multilevel"/>
     <w:tmpl w:val="65F00F3E"/>
@@ -3861,7 +2034,7 @@
       </w:rPr>
     </w:lvl>
   </w:abstractNum>
-  <w:abstractNum w:abstractNumId="5" w15:restartNumberingAfterBreak="0">
+  <w:abstractNum w:abstractNumId="6" w15:restartNumberingAfterBreak="0">
     <w:nsid w:val="6AD12AE4"/>
     <w:multiLevelType w:val="multilevel"/>
     <w:tmpl w:val="33E086D2"/>
@@ -4010,7 +2183,7 @@
       </w:rPr>
     </w:lvl>
   </w:abstractNum>
-  <w:abstractNum w:abstractNumId="6" w15:restartNumberingAfterBreak="0">
+  <w:abstractNum w:abstractNumId="7" w15:restartNumberingAfterBreak="0">
     <w:nsid w:val="6F2354FF"/>
     <w:multiLevelType w:val="multilevel"/>
     <w:tmpl w:val="E19229EC"/>
@@ -4159,26 +2332,8 @@
       </w:rPr>
     </w:lvl>
   </w:abstractNum>
-  <w:num w:numId="1" w16cid:durableId="1835879096">
-    <w:abstractNumId w:val="1"/>
-  </w:num>
-  <w:num w:numId="2" w16cid:durableId="1800948914">
+  <w:num w:numId="1" w16cid:durableId="1231232412">
     <w:abstractNumId w:val="0"/>
-  </w:num>
-  <w:num w:numId="3" w16cid:durableId="915407478">
-    <w:abstractNumId w:val="4"/>
-  </w:num>
-  <w:num w:numId="4" w16cid:durableId="1466461246">
-    <w:abstractNumId w:val="6"/>
-  </w:num>
-  <w:num w:numId="5" w16cid:durableId="349449928">
-    <w:abstractNumId w:val="3"/>
-  </w:num>
-  <w:num w:numId="6" w16cid:durableId="1079643667">
-    <w:abstractNumId w:val="2"/>
-  </w:num>
-  <w:num w:numId="7" w16cid:durableId="1302073198">
-    <w:abstractNumId w:val="5"/>
   </w:num>
 </w:numbering>
 </file>
@@ -4581,6 +2736,10 @@
   <w:style w:type="paragraph" w:default="1" w:styleId="a">
     <w:name w:val="Normal"/>
     <w:qFormat/>
+    <w:rPr>
+      <w:rFonts w:ascii="Yu Gothic" w:eastAsia="Yu Gothic" w:hAnsi="Yu Gothic"/>
+      <w:sz w:val="21"/>
+    </w:rPr>
   </w:style>
   <w:style w:type="paragraph" w:styleId="1">
     <w:name w:val="heading 1"/>
@@ -4595,7 +2754,7 @@
       <w:outlineLvl w:val="0"/>
     </w:pPr>
     <w:rPr>
-      <w:rFonts w:ascii="Calibri" w:eastAsia="Calibri" w:hAnsi="Calibri" w:cs="Calibri"/>
+      <w:rFonts w:cs="Calibri"/>
       <w:b/>
       <w:bCs/>
       <w:color w:val="366091"/>
@@ -4617,7 +2776,7 @@
       <w:outlineLvl w:val="1"/>
     </w:pPr>
     <w:rPr>
-      <w:rFonts w:ascii="Calibri" w:eastAsia="Calibri" w:hAnsi="Calibri" w:cs="Calibri"/>
+      <w:rFonts w:cs="Calibri"/>
       <w:b/>
       <w:bCs/>
       <w:color w:val="4F81BD"/>
@@ -4640,7 +2799,7 @@
       <w:outlineLvl w:val="2"/>
     </w:pPr>
     <w:rPr>
-      <w:rFonts w:ascii="Calibri" w:eastAsia="Calibri" w:hAnsi="Calibri" w:cs="Calibri"/>
+      <w:rFonts w:cs="Calibri"/>
       <w:b/>
       <w:bCs/>
       <w:color w:val="4F81BD"/>
@@ -4712,6 +2871,7 @@
   <w:style w:type="character" w:default="1" w:styleId="a0">
     <w:name w:val="Default Paragraph Font"/>
     <w:uiPriority w:val="1"/>
+    <w:semiHidden/>
     <w:unhideWhenUsed/>
   </w:style>
   <w:style w:type="table" w:default="1" w:styleId="a1">
@@ -4816,6 +2976,84 @@
       <w:tblStyleRowBandSize w:val="1"/>
       <w:tblStyleColBandSize w:val="1"/>
     </w:tblPr>
+  </w:style>
+  <w:style w:type="paragraph" w:customStyle="1" w:styleId="CommissionStep">
+    <w:name w:val="Commission Step"/>
+    <w:basedOn w:val="a"/>
+    <w:pPr>
+      <w:numPr>
+        <w:numId w:val="1"/>
+      </w:numPr>
+    </w:pPr>
+  </w:style>
+  <w:style w:type="paragraph" w:customStyle="1" w:styleId="CommissionItem">
+    <w:name w:val="Commission Item"/>
+    <w:basedOn w:val="a"/>
+    <w:pPr>
+      <w:ind w:left="360"/>
+    </w:pPr>
+  </w:style>
+  <w:style w:type="paragraph" w:styleId="a8">
+    <w:name w:val="header"/>
+    <w:basedOn w:val="a"/>
+    <w:link w:val="a9"/>
+    <w:uiPriority w:val="99"/>
+    <w:unhideWhenUsed/>
+    <w:rsid w:val="00553ADA"/>
+    <w:pPr>
+      <w:tabs>
+        <w:tab w:val="center" w:pos="4153"/>
+        <w:tab w:val="right" w:pos="8306"/>
+      </w:tabs>
+      <w:snapToGrid w:val="0"/>
+    </w:pPr>
+    <w:rPr>
+      <w:sz w:val="20"/>
+      <w:szCs w:val="20"/>
+    </w:rPr>
+  </w:style>
+  <w:style w:type="character" w:customStyle="1" w:styleId="a9">
+    <w:name w:val="頁首 字元"/>
+    <w:basedOn w:val="a0"/>
+    <w:link w:val="a8"/>
+    <w:uiPriority w:val="99"/>
+    <w:rsid w:val="00553ADA"/>
+    <w:rPr>
+      <w:rFonts w:ascii="Yu Gothic" w:eastAsia="Yu Gothic" w:hAnsi="Yu Gothic"/>
+      <w:sz w:val="20"/>
+      <w:szCs w:val="20"/>
+    </w:rPr>
+  </w:style>
+  <w:style w:type="paragraph" w:styleId="aa">
+    <w:name w:val="footer"/>
+    <w:basedOn w:val="a"/>
+    <w:link w:val="ab"/>
+    <w:uiPriority w:val="99"/>
+    <w:unhideWhenUsed/>
+    <w:rsid w:val="00553ADA"/>
+    <w:pPr>
+      <w:tabs>
+        <w:tab w:val="center" w:pos="4153"/>
+        <w:tab w:val="right" w:pos="8306"/>
+      </w:tabs>
+      <w:snapToGrid w:val="0"/>
+    </w:pPr>
+    <w:rPr>
+      <w:sz w:val="20"/>
+      <w:szCs w:val="20"/>
+    </w:rPr>
+  </w:style>
+  <w:style w:type="character" w:customStyle="1" w:styleId="ab">
+    <w:name w:val="頁尾 字元"/>
+    <w:basedOn w:val="a0"/>
+    <w:link w:val="aa"/>
+    <w:uiPriority w:val="99"/>
+    <w:rsid w:val="00553ADA"/>
+    <w:rPr>
+      <w:rFonts w:ascii="Yu Gothic" w:eastAsia="Yu Gothic" w:hAnsi="Yu Gothic"/>
+      <w:sz w:val="20"/>
+      <w:szCs w:val="20"/>
+    </w:rPr>
   </w:style>
 </w:styles>
 </file>

--- a/form/AngelSetsuna_Commission_Form_2026_JP.docx
+++ b/form/AngelSetsuna_Commission_Form_2026_JP.docx
@@ -12,6 +12,9 @@
         </w:rPr>
       </w:pPr>
       <w:r>
+        <w:rPr>
+          <w:lang w:eastAsia="ja-JP"/>
+        </w:rPr>
         <w:t>Angel Setsuna　イラスト依頼フォーム（2026年）</w:t>
       </w:r>
     </w:p>
@@ -22,10 +25,18 @@
         </w:rPr>
       </w:pPr>
       <w:r>
+        <w:rPr>
+          <w:lang w:eastAsia="ja-JP"/>
+        </w:rPr>
         <w:t>このフォームは閲覧専用です。コピーを保存してからご記入ください。</w:t>
       </w:r>
       <w:r>
+        <w:rPr>
+          <w:lang w:eastAsia="ja-JP"/>
+        </w:rPr>
         <w:br/>
+      </w:r>
+      <w:r>
         <w:t>ご記入後、以下のGmailアドレス宛にお送りください：angel.setsuna.drawing@gmail.com</w:t>
       </w:r>
     </w:p>
@@ -391,6 +402,9 @@
               </w:rPr>
             </w:pPr>
             <w:r>
+              <w:rPr>
+                <w:lang w:eastAsia="ja-JP"/>
+              </w:rPr>
               <w:t>印刷・グッズ製作・宣伝利用の有無（例：VTuberのカレンダー、配信サムネイルなど）</w:t>
             </w:r>
           </w:p>
@@ -406,6 +420,9 @@
               </w:rPr>
             </w:pPr>
             <w:r>
+              <w:rPr>
+                <w:lang w:eastAsia="ja-JP"/>
+              </w:rPr>
               <w:t>（あり／なし。ある場合は用途と数量をご記入ください）</w:t>
             </w:r>
           </w:p>
@@ -540,9 +557,15 @@
               </w:rPr>
             </w:pPr>
             <w:r>
+              <w:rPr>
+                <w:lang w:eastAsia="ja-JP"/>
+              </w:rPr>
               <w:t>イラストレーターによる公開の可否</w:t>
             </w:r>
             <w:r>
+              <w:rPr>
+                <w:lang w:eastAsia="ja-JP"/>
+              </w:rPr>
               <w:br/>
               <w:t>（例：配信での作画過程、制作途中の画像（WIP）、完成図。公開時はウォーターマークを入れます）</w:t>
             </w:r>
@@ -559,13 +582,22 @@
               </w:rPr>
             </w:pPr>
             <w:r>
+              <w:rPr>
+                <w:lang w:eastAsia="ja-JP"/>
+              </w:rPr>
               <w:t>公開可</w:t>
             </w:r>
             <w:r>
+              <w:rPr>
+                <w:lang w:eastAsia="ja-JP"/>
+              </w:rPr>
               <w:br/>
               <w:t>公開可（ご依頼者名・アカウントの記載を希望）</w:t>
             </w:r>
             <w:r>
+              <w:rPr>
+                <w:lang w:eastAsia="ja-JP"/>
+              </w:rPr>
               <w:br/>
               <w:t>公開不可（＋¥2,600）</w:t>
             </w:r>
@@ -581,7 +613,15 @@
             <w:tcW w:w="4320" w:type="dxa"/>
           </w:tcPr>
           <w:p>
-            <w:r>
+            <w:pPr>
+              <w:rPr>
+                <w:lang w:eastAsia="ja-JP"/>
+              </w:rPr>
+            </w:pPr>
+            <w:r>
+              <w:rPr>
+                <w:lang w:eastAsia="ja-JP"/>
+              </w:rPr>
               <w:lastRenderedPageBreak/>
               <w:t>お急ぎ対応／希望納期</w:t>
             </w:r>
@@ -591,7 +631,13 @@
           <w:tcPr>
             <w:tcW w:w="4320" w:type="dxa"/>
           </w:tcPr>
-          <w:p/>
+          <w:p>
+            <w:pPr>
+              <w:rPr>
+                <w:lang w:eastAsia="ja-JP"/>
+              </w:rPr>
+            </w:pPr>
+          </w:p>
           <w:p>
             <w:pPr>
               <w:rPr>
@@ -686,7 +732,15 @@
             </w:tcMar>
           </w:tcPr>
           <w:p>
-            <w:r>
+            <w:pPr>
+              <w:rPr>
+                <w:lang w:eastAsia="ja-JP"/>
+              </w:rPr>
+            </w:pPr>
+            <w:r>
+              <w:rPr>
+                <w:lang w:eastAsia="ja-JP"/>
+              </w:rPr>
               <w:t>価格はすべて日本円です：</w:t>
             </w:r>
           </w:p>
@@ -694,8 +748,14 @@
             <w:pPr>
               <w:pStyle w:val="CommissionItem"/>
               <w:spacing w:after="0"/>
-            </w:pPr>
-            <w:r>
+              <w:rPr>
+                <w:lang w:eastAsia="ja-JP"/>
+              </w:rPr>
+            </w:pPr>
+            <w:r>
+              <w:rPr>
+                <w:lang w:eastAsia="ja-JP"/>
+              </w:rPr>
               <w:t>アイコン：¥17,000〜</w:t>
             </w:r>
           </w:p>
@@ -703,8 +763,14 @@
             <w:pPr>
               <w:pStyle w:val="CommissionItem"/>
               <w:spacing w:after="0"/>
-            </w:pPr>
-            <w:r>
+              <w:rPr>
+                <w:lang w:eastAsia="ja-JP"/>
+              </w:rPr>
+            </w:pPr>
+            <w:r>
+              <w:rPr>
+                <w:lang w:eastAsia="ja-JP"/>
+              </w:rPr>
               <w:t>バストアップ：¥27,000〜</w:t>
             </w:r>
           </w:p>
@@ -712,8 +778,14 @@
             <w:pPr>
               <w:pStyle w:val="CommissionItem"/>
               <w:spacing w:after="0"/>
-            </w:pPr>
-            <w:r>
+              <w:rPr>
+                <w:lang w:eastAsia="ja-JP"/>
+              </w:rPr>
+            </w:pPr>
+            <w:r>
+              <w:rPr>
+                <w:lang w:eastAsia="ja-JP"/>
+              </w:rPr>
               <w:t>全身：¥41,000〜</w:t>
             </w:r>
           </w:p>
@@ -721,8 +793,14 @@
             <w:pPr>
               <w:pStyle w:val="CommissionItem"/>
               <w:spacing w:after="0"/>
-            </w:pPr>
-            <w:r>
+              <w:rPr>
+                <w:lang w:eastAsia="ja-JP"/>
+              </w:rPr>
+            </w:pPr>
+            <w:r>
+              <w:rPr>
+                <w:lang w:eastAsia="ja-JP"/>
+              </w:rPr>
               <w:t>立ち絵：¥41,000〜</w:t>
             </w:r>
           </w:p>
@@ -730,8 +808,14 @@
             <w:pPr>
               <w:pStyle w:val="CommissionItem"/>
               <w:spacing w:after="0"/>
-            </w:pPr>
-            <w:r>
+              <w:rPr>
+                <w:lang w:eastAsia="ja-JP"/>
+              </w:rPr>
+            </w:pPr>
+            <w:r>
+              <w:rPr>
+                <w:lang w:eastAsia="ja-JP"/>
+              </w:rPr>
               <w:t>キャラクター追加：＋40%</w:t>
             </w:r>
           </w:p>
@@ -739,8 +823,14 @@
             <w:pPr>
               <w:pStyle w:val="CommissionItem"/>
               <w:spacing w:after="0"/>
-            </w:pPr>
-            <w:r>
+              <w:rPr>
+                <w:lang w:eastAsia="ja-JP"/>
+              </w:rPr>
+            </w:pPr>
+            <w:r>
+              <w:rPr>
+                <w:lang w:eastAsia="ja-JP"/>
+              </w:rPr>
               <w:t>小型動物：1匹につき＋¥1,100</w:t>
             </w:r>
           </w:p>
@@ -748,8 +838,14 @@
             <w:pPr>
               <w:pStyle w:val="CommissionItem"/>
               <w:spacing w:after="0"/>
-            </w:pPr>
-            <w:r>
+              <w:rPr>
+                <w:lang w:eastAsia="ja-JP"/>
+              </w:rPr>
+            </w:pPr>
+            <w:r>
+              <w:rPr>
+                <w:lang w:eastAsia="ja-JP"/>
+              </w:rPr>
               <w:t>大型動物：1匹につき＋¥3,100</w:t>
             </w:r>
           </w:p>
@@ -757,8 +853,14 @@
             <w:pPr>
               <w:pStyle w:val="CommissionItem"/>
               <w:spacing w:after="0"/>
-            </w:pPr>
-            <w:r>
+              <w:rPr>
+                <w:lang w:eastAsia="ja-JP"/>
+              </w:rPr>
+            </w:pPr>
+            <w:r>
+              <w:rPr>
+                <w:lang w:eastAsia="ja-JP"/>
+              </w:rPr>
               <w:t>背景：¥2,600〜¥11,000（複雑さにより）</w:t>
             </w:r>
           </w:p>
@@ -766,8 +868,14 @@
             <w:pPr>
               <w:pStyle w:val="CommissionItem"/>
               <w:spacing w:after="0"/>
-            </w:pPr>
-            <w:r>
+              <w:rPr>
+                <w:lang w:eastAsia="ja-JP"/>
+              </w:rPr>
+            </w:pPr>
+            <w:r>
+              <w:rPr>
+                <w:lang w:eastAsia="ja-JP"/>
+              </w:rPr>
               <w:t>お急ぎ対応：応相談</w:t>
             </w:r>
           </w:p>
@@ -775,8 +883,14 @@
             <w:pPr>
               <w:pStyle w:val="CommissionItem"/>
               <w:spacing w:after="0"/>
-            </w:pPr>
-            <w:r>
+              <w:rPr>
+                <w:lang w:eastAsia="ja-JP"/>
+              </w:rPr>
+            </w:pPr>
+            <w:r>
+              <w:rPr>
+                <w:lang w:eastAsia="ja-JP"/>
+              </w:rPr>
               <w:t>非公開：＋¥2,600</w:t>
             </w:r>
           </w:p>
@@ -784,8 +898,14 @@
             <w:pPr>
               <w:pStyle w:val="CommissionItem"/>
               <w:spacing w:after="0"/>
-            </w:pPr>
-            <w:r>
+              <w:rPr>
+                <w:lang w:eastAsia="ja-JP"/>
+              </w:rPr>
+            </w:pPr>
+            <w:r>
+              <w:rPr>
+                <w:lang w:eastAsia="ja-JP"/>
+              </w:rPr>
               <w:t>宣伝利用（配信サムネイル・SNS）：×1.3</w:t>
             </w:r>
           </w:p>
@@ -793,8 +913,14 @@
             <w:pPr>
               <w:pStyle w:val="CommissionItem"/>
               <w:spacing w:after="0"/>
-            </w:pPr>
-            <w:r>
+              <w:rPr>
+                <w:lang w:eastAsia="ja-JP"/>
+              </w:rPr>
+            </w:pPr>
+            <w:r>
+              <w:rPr>
+                <w:lang w:eastAsia="ja-JP"/>
+              </w:rPr>
               <w:t>小ロット印刷（イベント・応援用）：×1.5</w:t>
             </w:r>
           </w:p>
@@ -802,8 +928,14 @@
             <w:pPr>
               <w:pStyle w:val="CommissionItem"/>
               <w:spacing w:after="0"/>
-            </w:pPr>
-            <w:r>
+              <w:rPr>
+                <w:lang w:eastAsia="ja-JP"/>
+              </w:rPr>
+            </w:pPr>
+            <w:r>
+              <w:rPr>
+                <w:lang w:eastAsia="ja-JP"/>
+              </w:rPr>
               <w:t>商品販売（グッズ・量産）：×2、または別途お見積もり</w:t>
             </w:r>
           </w:p>
@@ -835,13 +967,22 @@
               </w:rPr>
             </w:pPr>
             <w:r>
+              <w:rPr>
+                <w:lang w:eastAsia="ja-JP"/>
+              </w:rPr>
               <w:t>お支払い方法</w:t>
             </w:r>
             <w:r>
+              <w:rPr>
+                <w:lang w:eastAsia="ja-JP"/>
+              </w:rPr>
               <w:br/>
               <w:t>（PayPal）</w:t>
             </w:r>
             <w:r>
+              <w:rPr>
+                <w:lang w:eastAsia="ja-JP"/>
+              </w:rPr>
               <w:br/>
               <w:t>（PayPalの決済手数料はご依頼者様負担）</w:t>
             </w:r>
@@ -867,9 +1008,15 @@
               </w:rPr>
             </w:pPr>
             <w:r>
+              <w:rPr>
+                <w:lang w:eastAsia="ja-JP"/>
+              </w:rPr>
               <w:t>お支払いはPayPalにて承ります。</w:t>
             </w:r>
             <w:r>
+              <w:rPr>
+                <w:lang w:eastAsia="ja-JP"/>
+              </w:rPr>
               <w:br/>
               <w:t>制作開始前に、ご依頼料金総額の50％を前金としてお支払いいただきます。</w:t>
             </w:r>
@@ -947,8 +1094,14 @@
       <w:pPr>
         <w:pStyle w:val="2"/>
         <w:spacing w:after="60"/>
-      </w:pPr>
-      <w:r>
+        <w:rPr>
+          <w:lang w:eastAsia="ja-JP"/>
+        </w:rPr>
+      </w:pPr>
+      <w:r>
+        <w:rPr>
+          <w:lang w:eastAsia="ja-JP"/>
+        </w:rPr>
         <w:lastRenderedPageBreak/>
         <w:t>四、制作の流れ・修正規定</w:t>
       </w:r>
@@ -966,8 +1119,14 @@
       <w:pPr>
         <w:pStyle w:val="CommissionStep"/>
         <w:spacing w:after="20"/>
-      </w:pPr>
-      <w:r>
+        <w:rPr>
+          <w:lang w:eastAsia="ja-JP"/>
+        </w:rPr>
+      </w:pPr>
+      <w:r>
+        <w:rPr>
+          <w:lang w:eastAsia="ja-JP"/>
+        </w:rPr>
         <w:t>本フォームにご記入のうえ、angel.setsuna.drawing@gmail.com 宛にお送りください。</w:t>
       </w:r>
     </w:p>
@@ -975,8 +1134,14 @@
       <w:pPr>
         <w:pStyle w:val="CommissionStep"/>
         <w:spacing w:after="20"/>
-      </w:pPr>
-      <w:r>
+        <w:rPr>
+          <w:lang w:eastAsia="ja-JP"/>
+        </w:rPr>
+      </w:pPr>
+      <w:r>
+        <w:rPr>
+          <w:lang w:eastAsia="ja-JP"/>
+        </w:rPr>
         <w:t>Gmailにて納品予定月をご案内いたします。</w:t>
       </w:r>
     </w:p>
@@ -984,8 +1149,14 @@
       <w:pPr>
         <w:pStyle w:val="CommissionStep"/>
         <w:spacing w:after="20"/>
-      </w:pPr>
-      <w:r>
+        <w:rPr>
+          <w:lang w:eastAsia="ja-JP"/>
+        </w:rPr>
+      </w:pPr>
+      <w:r>
+        <w:rPr>
+          <w:lang w:eastAsia="ja-JP"/>
+        </w:rPr>
         <w:t>順番が近づきましたらご依頼内容を確認し、料金総額の50％を前金としてお支払いいただきます。</w:t>
       </w:r>
     </w:p>
@@ -1002,8 +1173,14 @@
       <w:pPr>
         <w:pStyle w:val="CommissionStep"/>
         <w:spacing w:after="20"/>
-      </w:pPr>
-      <w:r>
+        <w:rPr>
+          <w:lang w:eastAsia="ja-JP"/>
+        </w:rPr>
+      </w:pPr>
+      <w:r>
+        <w:rPr>
+          <w:lang w:eastAsia="ja-JP"/>
+        </w:rPr>
         <w:t>ラフをご確認いただきます（無料修正3回まで）。</w:t>
       </w:r>
     </w:p>
@@ -1011,8 +1188,14 @@
       <w:pPr>
         <w:pStyle w:val="CommissionStep"/>
         <w:spacing w:after="20"/>
-      </w:pPr>
-      <w:r>
+        <w:rPr>
+          <w:lang w:eastAsia="ja-JP"/>
+        </w:rPr>
+      </w:pPr>
+      <w:r>
+        <w:rPr>
+          <w:lang w:eastAsia="ja-JP"/>
+        </w:rPr>
         <w:t>残金をお支払いいただきます。</w:t>
       </w:r>
     </w:p>
@@ -1020,8 +1203,14 @@
       <w:pPr>
         <w:pStyle w:val="CommissionStep"/>
         <w:spacing w:after="20"/>
-      </w:pPr>
-      <w:r>
+        <w:rPr>
+          <w:lang w:eastAsia="ja-JP"/>
+        </w:rPr>
+      </w:pPr>
+      <w:r>
+        <w:rPr>
+          <w:lang w:eastAsia="ja-JP"/>
+        </w:rPr>
         <w:t>完成品をご確認いただきます（無料修正1回まで）。</w:t>
       </w:r>
     </w:p>
@@ -1029,8 +1218,14 @@
       <w:pPr>
         <w:pStyle w:val="CommissionStep"/>
         <w:spacing w:after="20"/>
-      </w:pPr>
-      <w:r>
+        <w:rPr>
+          <w:lang w:eastAsia="ja-JP"/>
+        </w:rPr>
+      </w:pPr>
+      <w:r>
+        <w:rPr>
+          <w:lang w:eastAsia="ja-JP"/>
+        </w:rPr>
         <w:t>残金のお支払い確認後、Gmailより高解像度ファイルを納品いたします。</w:t>
       </w:r>
     </w:p>
@@ -1038,16 +1233,28 @@
       <w:pPr>
         <w:pStyle w:val="3"/>
         <w:spacing w:before="140" w:after="60"/>
-      </w:pPr>
-      <w:r>
+        <w:rPr>
+          <w:lang w:eastAsia="ja-JP"/>
+        </w:rPr>
+      </w:pPr>
+      <w:r>
+        <w:rPr>
+          <w:lang w:eastAsia="ja-JP"/>
+        </w:rPr>
         <w:t>ご予約・キャンセル・返金</w:t>
       </w:r>
     </w:p>
     <w:p>
       <w:pPr>
         <w:spacing w:after="80" w:line="240" w:lineRule="auto"/>
-      </w:pPr>
-      <w:r>
+        <w:rPr>
+          <w:lang w:eastAsia="ja-JP"/>
+        </w:rPr>
+      </w:pPr>
+      <w:r>
+        <w:rPr>
+          <w:lang w:eastAsia="ja-JP"/>
+        </w:rPr>
         <w:t>前金のご入金確認後、ご依頼枠を確保いたします。前金はお支払い後、返金いたしません。ラフ確定前のキャンセルは可能ですが、前金は返金対象外です。ラフ確定後のキャンセル・返金はお受けできません。</w:t>
       </w:r>
     </w:p>
@@ -1055,16 +1262,28 @@
       <w:pPr>
         <w:pStyle w:val="3"/>
         <w:spacing w:before="140" w:after="60"/>
-      </w:pPr>
-      <w:r>
+        <w:rPr>
+          <w:lang w:eastAsia="ja-JP"/>
+        </w:rPr>
+      </w:pPr>
+      <w:r>
+        <w:rPr>
+          <w:lang w:eastAsia="ja-JP"/>
+        </w:rPr>
         <w:t>制作期間</w:t>
       </w:r>
     </w:p>
     <w:p>
       <w:pPr>
         <w:spacing w:after="80" w:line="240" w:lineRule="auto"/>
-      </w:pPr>
-      <w:r>
+        <w:rPr>
+          <w:lang w:eastAsia="ja-JP"/>
+        </w:rPr>
+      </w:pPr>
+      <w:r>
+        <w:rPr>
+          <w:lang w:eastAsia="ja-JP"/>
+        </w:rPr>
         <w:t>制作は受付順に進行いたします。納品予定月は制作開始前にGmailにてご案内いたします。ご返信に72時間以上かかった場合は、その分納期を延長させていただく場合がございます。</w:t>
       </w:r>
     </w:p>
@@ -1072,16 +1291,28 @@
       <w:pPr>
         <w:pStyle w:val="3"/>
         <w:spacing w:before="140" w:after="60"/>
-      </w:pPr>
-      <w:r>
+        <w:rPr>
+          <w:lang w:eastAsia="ja-JP"/>
+        </w:rPr>
+      </w:pPr>
+      <w:r>
+        <w:rPr>
+          <w:lang w:eastAsia="ja-JP"/>
+        </w:rPr>
         <w:t>ラフ修正（無料3回）</w:t>
       </w:r>
     </w:p>
     <w:p>
       <w:pPr>
         <w:spacing w:after="80" w:line="240" w:lineRule="auto"/>
-      </w:pPr>
-      <w:r>
+        <w:rPr>
+          <w:lang w:eastAsia="ja-JP"/>
+        </w:rPr>
+      </w:pPr>
+      <w:r>
+        <w:rPr>
+          <w:lang w:eastAsia="ja-JP"/>
+        </w:rPr>
         <w:t>ラフの修正は3回まで無料です。以下のような軽微な調整に限ります。</w:t>
       </w:r>
     </w:p>
@@ -1089,8 +1320,14 @@
       <w:pPr>
         <w:pStyle w:val="CommissionItem"/>
         <w:spacing w:after="20"/>
-      </w:pPr>
-      <w:r>
+        <w:rPr>
+          <w:lang w:eastAsia="ja-JP"/>
+        </w:rPr>
+      </w:pPr>
+      <w:r>
+        <w:rPr>
+          <w:lang w:eastAsia="ja-JP"/>
+        </w:rPr>
         <w:t>ポーズの微調整</w:t>
       </w:r>
     </w:p>
@@ -1098,8 +1335,14 @@
       <w:pPr>
         <w:pStyle w:val="CommissionItem"/>
         <w:spacing w:after="20"/>
-      </w:pPr>
-      <w:r>
+        <w:rPr>
+          <w:lang w:eastAsia="ja-JP"/>
+        </w:rPr>
+      </w:pPr>
+      <w:r>
+        <w:rPr>
+          <w:lang w:eastAsia="ja-JP"/>
+        </w:rPr>
         <w:t>表情の調整</w:t>
       </w:r>
     </w:p>
@@ -1107,16 +1350,28 @@
       <w:pPr>
         <w:pStyle w:val="CommissionItem"/>
         <w:spacing w:after="20"/>
-      </w:pPr>
-      <w:r>
+        <w:rPr>
+          <w:lang w:eastAsia="ja-JP"/>
+        </w:rPr>
+      </w:pPr>
+      <w:r>
+        <w:rPr>
+          <w:lang w:eastAsia="ja-JP"/>
+        </w:rPr>
         <w:t>衣装の細部調整</w:t>
       </w:r>
     </w:p>
     <w:p>
       <w:pPr>
         <w:spacing w:after="80" w:line="240" w:lineRule="auto"/>
-      </w:pPr>
-      <w:r>
+        <w:rPr>
+          <w:lang w:eastAsia="ja-JP"/>
+        </w:rPr>
+      </w:pPr>
+      <w:r>
+        <w:rPr>
+          <w:lang w:eastAsia="ja-JP"/>
+        </w:rPr>
         <w:t>キャラクターの変更や構図・ポーズの大幅な変更には、内容に応じて描き直し料金が発生する場合がございます。4回目以降は、内容に応じて1回につき¥1,600〜¥7,700を申し受けます。</w:t>
       </w:r>
     </w:p>
@@ -1124,16 +1379,28 @@
       <w:pPr>
         <w:pStyle w:val="3"/>
         <w:spacing w:before="140" w:after="60"/>
-      </w:pPr>
-      <w:r>
+        <w:rPr>
+          <w:lang w:eastAsia="ja-JP"/>
+        </w:rPr>
+      </w:pPr>
+      <w:r>
+        <w:rPr>
+          <w:lang w:eastAsia="ja-JP"/>
+        </w:rPr>
         <w:t>完成後の修正（無料1回）</w:t>
       </w:r>
     </w:p>
     <w:p>
       <w:pPr>
         <w:spacing w:after="80" w:line="240" w:lineRule="auto"/>
-      </w:pPr>
-      <w:r>
+        <w:rPr>
+          <w:lang w:eastAsia="ja-JP"/>
+        </w:rPr>
+      </w:pPr>
+      <w:r>
+        <w:rPr>
+          <w:lang w:eastAsia="ja-JP"/>
+        </w:rPr>
         <w:t>完成後の軽微な修正は1回まで無料です。修正可能な内容は以下に限ります。</w:t>
       </w:r>
     </w:p>
@@ -1141,8 +1408,14 @@
       <w:pPr>
         <w:pStyle w:val="CommissionItem"/>
         <w:spacing w:after="20"/>
-      </w:pPr>
-      <w:r>
+        <w:rPr>
+          <w:lang w:eastAsia="ja-JP"/>
+        </w:rPr>
+      </w:pPr>
+      <w:r>
+        <w:rPr>
+          <w:lang w:eastAsia="ja-JP"/>
+        </w:rPr>
         <w:t>色味の微調整</w:t>
       </w:r>
     </w:p>
@@ -1150,8 +1423,14 @@
       <w:pPr>
         <w:pStyle w:val="CommissionItem"/>
         <w:spacing w:after="20"/>
-      </w:pPr>
-      <w:r>
+        <w:rPr>
+          <w:lang w:eastAsia="ja-JP"/>
+        </w:rPr>
+      </w:pPr>
+      <w:r>
+        <w:rPr>
+          <w:lang w:eastAsia="ja-JP"/>
+        </w:rPr>
         <w:lastRenderedPageBreak/>
         <w:t>小物・装飾の軽微な調整</w:t>
       </w:r>
@@ -1159,8 +1438,14 @@
     <w:p>
       <w:pPr>
         <w:spacing w:after="80" w:line="240" w:lineRule="auto"/>
-      </w:pPr>
-      <w:r>
+        <w:rPr>
+          <w:lang w:eastAsia="ja-JP"/>
+        </w:rPr>
+      </w:pPr>
+      <w:r>
+        <w:rPr>
+          <w:lang w:eastAsia="ja-JP"/>
+        </w:rPr>
         <w:t>この段階では、線画・構図・ポーズなどの大幅な変更はお受けできません。2回目以降は、内容に応じて1回につき¥1,600〜¥7,700を申し受けます。</w:t>
       </w:r>
     </w:p>
@@ -1168,16 +1453,28 @@
       <w:pPr>
         <w:pStyle w:val="3"/>
         <w:spacing w:before="140" w:after="60"/>
-      </w:pPr>
-      <w:r>
+        <w:rPr>
+          <w:lang w:eastAsia="ja-JP"/>
+        </w:rPr>
+      </w:pPr>
+      <w:r>
+        <w:rPr>
+          <w:lang w:eastAsia="ja-JP"/>
+        </w:rPr>
         <w:t>制作者側のミス</w:t>
       </w:r>
     </w:p>
     <w:p>
       <w:pPr>
         <w:spacing w:after="80" w:line="240" w:lineRule="auto"/>
-      </w:pPr>
-      <w:r>
+        <w:rPr>
+          <w:lang w:eastAsia="ja-JP"/>
+        </w:rPr>
+      </w:pPr>
+      <w:r>
+        <w:rPr>
+          <w:lang w:eastAsia="ja-JP"/>
+        </w:rPr>
         <w:t>制作者側の描き間違いや、事前に確認した内容の描き漏れがあった場合は無料で修正し、無料修正回数には含みません。</w:t>
       </w:r>
     </w:p>
@@ -1185,16 +1482,28 @@
       <w:pPr>
         <w:pStyle w:val="3"/>
         <w:spacing w:before="140" w:after="60"/>
-      </w:pPr>
-      <w:r>
+        <w:rPr>
+          <w:lang w:eastAsia="ja-JP"/>
+        </w:rPr>
+      </w:pPr>
+      <w:r>
+        <w:rPr>
+          <w:lang w:eastAsia="ja-JP"/>
+        </w:rPr>
         <w:t>納品</w:t>
       </w:r>
     </w:p>
     <w:p>
       <w:pPr>
         <w:spacing w:after="80" w:line="240" w:lineRule="auto"/>
-      </w:pPr>
-      <w:r>
+        <w:rPr>
+          <w:lang w:eastAsia="ja-JP"/>
+        </w:rPr>
+      </w:pPr>
+      <w:r>
+        <w:rPr>
+          <w:lang w:eastAsia="ja-JP"/>
+        </w:rPr>
         <w:t>残金のお支払い確認後、Gmailより高解像度ファイルを納品いたします。本フォームからのご依頼に関するご連絡および納品は、すべてGmailにて対応いたします。</w:t>
       </w:r>
     </w:p>
@@ -1220,10 +1529,14 @@
       <w:r>
         <w:rPr>
           <w:b/>
+          <w:lang w:eastAsia="ja-JP"/>
         </w:rPr>
         <w:t>著作権の帰属</w:t>
       </w:r>
       <w:r>
+        <w:rPr>
+          <w:lang w:eastAsia="ja-JP"/>
+        </w:rPr>
         <w:br/>
         <w:t>完成作品の著作権はイラストレーターに帰属します。ご依頼者様には、双方で合意した用途に限る使用許諾を付与します。無断での譲渡・転売、およびご自身が制作したと偽る行為は禁止します。</w:t>
       </w:r>
@@ -1241,10 +1554,14 @@
       <w:r>
         <w:rPr>
           <w:b/>
+          <w:lang w:eastAsia="ja-JP"/>
         </w:rPr>
         <w:t>利用範囲</w:t>
       </w:r>
       <w:r>
+        <w:rPr>
+          <w:lang w:eastAsia="ja-JP"/>
+        </w:rPr>
         <w:br/>
         <w:t>使用許諾は、双方で確認した用途（配信サムネイル、SNSでの宣伝、イベント利用など）に限ります。商品販売・出版・広告など、後から利用範囲を拡大する場合は、追加の使用許諾および料金について事前にご相談ください。</w:t>
       </w:r>
@@ -1272,15 +1589,43 @@
         <w:spacing w:after="20"/>
       </w:pPr>
       <w:r>
-        <w:t>公開時は、イラストレーター名またはアカウント（例：@作者名）を明記してください。</w:t>
+        <w:rPr>
+          <w:rFonts w:asciiTheme="minorEastAsia" w:eastAsiaTheme="minorEastAsia" w:hAnsiTheme="minorEastAsia" w:hint="eastAsia"/>
+        </w:rPr>
+        <w:t xml:space="preserve">       </w:t>
+      </w:r>
+      <w:r>
+        <w:t>公開時は、イラストレーター名またはアカウント（例：@作者名）を明記してくだ</w:t>
+      </w:r>
+      <w:r>
+        <w:rPr>
+          <w:rFonts w:asciiTheme="minorEastAsia" w:eastAsiaTheme="minorEastAsia" w:hAnsiTheme="minorEastAsia" w:hint="eastAsia"/>
+        </w:rPr>
+        <w:t xml:space="preserve">    </w:t>
+      </w:r>
+      <w:r>
+        <w:t>さい。</w:t>
       </w:r>
     </w:p>
     <w:p>
       <w:pPr>
         <w:pStyle w:val="CommissionItem"/>
         <w:spacing w:after="20"/>
-      </w:pPr>
-      <w:r>
+        <w:rPr>
+          <w:lang w:eastAsia="ja-JP"/>
+        </w:rPr>
+      </w:pPr>
+      <w:r>
+        <w:rPr>
+          <w:rFonts w:asciiTheme="minorEastAsia" w:eastAsiaTheme="minorEastAsia" w:hAnsiTheme="minorEastAsia" w:hint="eastAsia"/>
+          <w:lang w:eastAsia="ja-JP"/>
+        </w:rPr>
+        <w:t xml:space="preserve">       </w:t>
+      </w:r>
+      <w:r>
+        <w:rPr>
+          <w:lang w:eastAsia="ja-JP"/>
+        </w:rPr>
         <w:t>ヘイト・政治・違法・差別など、問題のある内容への使用は禁止します。</w:t>
       </w:r>
     </w:p>
@@ -1288,8 +1633,21 @@
       <w:pPr>
         <w:pStyle w:val="CommissionItem"/>
         <w:spacing w:after="20"/>
-      </w:pPr>
-      <w:r>
+        <w:rPr>
+          <w:lang w:eastAsia="ja-JP"/>
+        </w:rPr>
+      </w:pPr>
+      <w:r>
+        <w:rPr>
+          <w:rFonts w:asciiTheme="minorEastAsia" w:eastAsiaTheme="minorEastAsia" w:hAnsiTheme="minorEastAsia" w:hint="eastAsia"/>
+          <w:lang w:eastAsia="ja-JP"/>
+        </w:rPr>
+        <w:t xml:space="preserve">       </w:t>
+      </w:r>
+      <w:r>
+        <w:rPr>
+          <w:lang w:eastAsia="ja-JP"/>
+        </w:rPr>
         <w:t>AI学習・NFT・ブロックチェーン関連の用途への使用は禁止します。</w:t>
       </w:r>
     </w:p>
@@ -1307,10 +1665,14 @@
       <w:r>
         <w:rPr>
           <w:b/>
+          <w:lang w:eastAsia="ja-JP"/>
         </w:rPr>
         <w:t>データ納品</w:t>
       </w:r>
       <w:r>
+        <w:rPr>
+          <w:lang w:eastAsia="ja-JP"/>
+        </w:rPr>
         <w:br/>
         <w:t>完成後、高解像度のJPG／PNGファイルを納品いたします。PSDファイルは、事前にご相談いただいた場合のみ提供いたします。</w:t>
       </w:r>
@@ -1328,11 +1690,15 @@
       <w:r>
         <w:rPr>
           <w:b/>
+          <w:lang w:eastAsia="ja-JP"/>
         </w:rPr>
         <w:lastRenderedPageBreak/>
         <w:t>キャンセル・返金</w:t>
       </w:r>
       <w:r>
+        <w:rPr>
+          <w:lang w:eastAsia="ja-JP"/>
+        </w:rPr>
         <w:br/>
         <w:t>前金はお支払い後、返金いたしません。ラフ確定前のキャンセルは可能ですが、前金は返金対象外です。ラフ確定後のキャンセル・返金はお受けできません。</w:t>
       </w:r>
@@ -2332,8 +2698,124 @@
       </w:rPr>
     </w:lvl>
   </w:abstractNum>
+  <w:abstractNum w:abstractNumId="8" w15:restartNumberingAfterBreak="0">
+    <w:nsid w:val="79877EC7"/>
+    <w:multiLevelType w:val="multilevel"/>
+    <w:tmpl w:val="B70A9372"/>
+    <w:lvl w:ilvl="0">
+      <w:start w:val="1"/>
+      <w:numFmt w:val="decimal"/>
+      <w:lvlText w:val="%1."/>
+      <w:lvlJc w:val="left"/>
+      <w:pPr>
+        <w:tabs>
+          <w:tab w:val="num" w:pos="720"/>
+        </w:tabs>
+        <w:ind w:left="720" w:hanging="720"/>
+      </w:pPr>
+    </w:lvl>
+    <w:lvl w:ilvl="1">
+      <w:start w:val="1"/>
+      <w:numFmt w:val="decimal"/>
+      <w:lvlText w:val="%2."/>
+      <w:lvlJc w:val="left"/>
+      <w:pPr>
+        <w:tabs>
+          <w:tab w:val="num" w:pos="1440"/>
+        </w:tabs>
+        <w:ind w:left="1440" w:hanging="720"/>
+      </w:pPr>
+    </w:lvl>
+    <w:lvl w:ilvl="2">
+      <w:start w:val="1"/>
+      <w:numFmt w:val="decimal"/>
+      <w:lvlText w:val="%3."/>
+      <w:lvlJc w:val="left"/>
+      <w:pPr>
+        <w:tabs>
+          <w:tab w:val="num" w:pos="2160"/>
+        </w:tabs>
+        <w:ind w:left="2160" w:hanging="720"/>
+      </w:pPr>
+    </w:lvl>
+    <w:lvl w:ilvl="3">
+      <w:start w:val="1"/>
+      <w:numFmt w:val="decimal"/>
+      <w:lvlText w:val="%4."/>
+      <w:lvlJc w:val="left"/>
+      <w:pPr>
+        <w:tabs>
+          <w:tab w:val="num" w:pos="2880"/>
+        </w:tabs>
+        <w:ind w:left="2880" w:hanging="720"/>
+      </w:pPr>
+    </w:lvl>
+    <w:lvl w:ilvl="4">
+      <w:start w:val="1"/>
+      <w:numFmt w:val="decimal"/>
+      <w:lvlText w:val="%5."/>
+      <w:lvlJc w:val="left"/>
+      <w:pPr>
+        <w:tabs>
+          <w:tab w:val="num" w:pos="3600"/>
+        </w:tabs>
+        <w:ind w:left="3600" w:hanging="720"/>
+      </w:pPr>
+    </w:lvl>
+    <w:lvl w:ilvl="5">
+      <w:start w:val="1"/>
+      <w:numFmt w:val="decimal"/>
+      <w:lvlText w:val="%6."/>
+      <w:lvlJc w:val="left"/>
+      <w:pPr>
+        <w:tabs>
+          <w:tab w:val="num" w:pos="4320"/>
+        </w:tabs>
+        <w:ind w:left="4320" w:hanging="720"/>
+      </w:pPr>
+    </w:lvl>
+    <w:lvl w:ilvl="6">
+      <w:start w:val="1"/>
+      <w:numFmt w:val="decimal"/>
+      <w:lvlText w:val="%7."/>
+      <w:lvlJc w:val="left"/>
+      <w:pPr>
+        <w:tabs>
+          <w:tab w:val="num" w:pos="5040"/>
+        </w:tabs>
+        <w:ind w:left="5040" w:hanging="720"/>
+      </w:pPr>
+    </w:lvl>
+    <w:lvl w:ilvl="7">
+      <w:start w:val="1"/>
+      <w:numFmt w:val="decimal"/>
+      <w:lvlText w:val="%8."/>
+      <w:lvlJc w:val="left"/>
+      <w:pPr>
+        <w:tabs>
+          <w:tab w:val="num" w:pos="5760"/>
+        </w:tabs>
+        <w:ind w:left="5760" w:hanging="720"/>
+      </w:pPr>
+    </w:lvl>
+    <w:lvl w:ilvl="8">
+      <w:start w:val="1"/>
+      <w:numFmt w:val="decimal"/>
+      <w:lvlText w:val="%9."/>
+      <w:lvlJc w:val="left"/>
+      <w:pPr>
+        <w:tabs>
+          <w:tab w:val="num" w:pos="6480"/>
+        </w:tabs>
+        <w:ind w:left="6480" w:hanging="720"/>
+      </w:pPr>
+    </w:lvl>
+  </w:abstractNum>
   <w:num w:numId="1" w16cid:durableId="1231232412">
     <w:abstractNumId w:val="0"/>
+  </w:num>
+  <w:num w:numId="2" w16cid:durableId="335111799">
+    <w:abstractNumId w:val="8"/>
   </w:num>
 </w:numbering>
 </file>

--- a/form/AngelSetsuna_Commission_Form_2026_JP.docx
+++ b/form/AngelSetsuna_Commission_Form_2026_JP.docx
@@ -1142,7 +1142,20 @@
         <w:rPr>
           <w:lang w:eastAsia="ja-JP"/>
         </w:rPr>
-        <w:t>Gmailにて納品予定月をご案内いたします。</w:t>
+        <w:t>Gmailにて納品予定</w:t>
+      </w:r>
+      <w:r>
+        <w:rPr>
+          <w:rFonts w:hint="eastAsia"/>
+          <w:lang w:eastAsia="ja-JP"/>
+        </w:rPr>
+        <w:t>日</w:t>
+      </w:r>
+      <w:r>
+        <w:rPr>
+          <w:lang w:eastAsia="ja-JP"/>
+        </w:rPr>
+        <w:t>をご案内いたします。</w:t>
       </w:r>
     </w:p>
     <w:p>
@@ -1284,7 +1297,26 @@
         <w:rPr>
           <w:lang w:eastAsia="ja-JP"/>
         </w:rPr>
-        <w:t>制作は受付順に進行いたします。納品予定月は制作開始前にGmailにてご案内いたします。ご返信に72時間以上かかった場合は、その分納期を延長させていただく場合がございます。</w:t>
+        <w:t>制作は受付順に進行いたします。</w:t>
+      </w:r>
+      <w:r>
+        <w:rPr>
+          <w:lang w:eastAsia="ja-JP"/>
+        </w:rPr>
+        <w:t>納品予定</w:t>
+      </w:r>
+      <w:r>
+        <w:rPr>
+          <w:rFonts w:hint="eastAsia"/>
+          <w:lang w:eastAsia="ja-JP"/>
+        </w:rPr>
+        <w:t>日</w:t>
+      </w:r>
+      <w:r>
+        <w:rPr>
+          <w:lang w:eastAsia="ja-JP"/>
+        </w:rPr>
+        <w:t>は制作開始前にGmailにてご案内いたします。ご返信に72時間以上かかった場合は、その分納期を延長させていただく場合がございます。</w:t>
       </w:r>
     </w:p>
     <w:p>
@@ -1587,23 +1619,34 @@
       <w:pPr>
         <w:pStyle w:val="CommissionItem"/>
         <w:spacing w:after="20"/>
+        <w:rPr>
+          <w:lang w:eastAsia="ja-JP"/>
+        </w:rPr>
       </w:pPr>
       <w:r>
         <w:rPr>
           <w:rFonts w:asciiTheme="minorEastAsia" w:eastAsiaTheme="minorEastAsia" w:hAnsiTheme="minorEastAsia" w:hint="eastAsia"/>
+          <w:lang w:eastAsia="ja-JP"/>
         </w:rPr>
         <w:t xml:space="preserve">       </w:t>
       </w:r>
       <w:r>
+        <w:rPr>
+          <w:lang w:eastAsia="ja-JP"/>
+        </w:rPr>
         <w:t>公開時は、イラストレーター名またはアカウント（例：@作者名）を明記してくだ</w:t>
       </w:r>
       <w:r>
         <w:rPr>
           <w:rFonts w:asciiTheme="minorEastAsia" w:eastAsiaTheme="minorEastAsia" w:hAnsiTheme="minorEastAsia" w:hint="eastAsia"/>
+          <w:lang w:eastAsia="ja-JP"/>
         </w:rPr>
         <w:t xml:space="preserve">    </w:t>
       </w:r>
       <w:r>
+        <w:rPr>
+          <w:lang w:eastAsia="ja-JP"/>
+        </w:rPr>
         <w:t>さい。</w:t>
       </w:r>
     </w:p>

--- a/form/AngelSetsuna_Commission_Form_2026_JP.docx
+++ b/form/AngelSetsuna_Commission_Form_2026_JP.docx
@@ -200,8 +200,13 @@
             <w:tcW w:w="4320" w:type="dxa"/>
           </w:tcPr>
           <w:p>
-            <w:r>
-              <w:t>予備の連絡先</w:t>
+            <w:proofErr w:type="gramStart"/>
+            <w:r>
+              <w:t>予備</w:t>
+            </w:r>
+            <w:proofErr w:type="gramEnd"/>
+            <w:r>
+              <w:t>の連絡先</w:t>
             </w:r>
           </w:p>
         </w:tc>
@@ -659,7 +664,15 @@
         <w:pStyle w:val="2"/>
       </w:pPr>
       <w:r>
-        <w:t>三、料金・お支払い</w:t>
+        <w:t>三、</w:t>
+      </w:r>
+      <w:proofErr w:type="gramStart"/>
+      <w:r>
+        <w:t>料金</w:t>
+      </w:r>
+      <w:proofErr w:type="gramEnd"/>
+      <w:r>
+        <w:t>・お支払い</w:t>
       </w:r>
     </w:p>
     <w:tbl>
@@ -839,6 +852,7 @@
               <w:pStyle w:val="CommissionItem"/>
               <w:spacing w:after="0"/>
               <w:rPr>
+                <w:rFonts w:eastAsiaTheme="minorEastAsia"/>
                 <w:lang w:eastAsia="ja-JP"/>
               </w:rPr>
             </w:pPr>
@@ -847,6 +861,35 @@
                 <w:lang w:eastAsia="ja-JP"/>
               </w:rPr>
               <w:t>大型動物：1匹につき＋¥3,100</w:t>
+            </w:r>
+          </w:p>
+          <w:p>
+            <w:pPr>
+              <w:pStyle w:val="CommissionItem"/>
+              <w:rPr>
+                <w:rFonts w:eastAsiaTheme="minorEastAsia" w:hint="eastAsia"/>
+                <w:lang w:val="en-US"/>
+              </w:rPr>
+            </w:pPr>
+            <w:r>
+              <w:rPr>
+                <w:rFonts w:eastAsiaTheme="minorEastAsia"/>
+                <w:lang w:val="en-US" w:eastAsia="ja-JP"/>
+              </w:rPr>
+              <w:t>その他の小物：</w:t>
+            </w:r>
+            <w:r>
+              <w:rPr>
+                <w:lang w:eastAsia="ja-JP"/>
+              </w:rPr>
+              <w:t>＋¥1,100</w:t>
+            </w:r>
+            <w:r>
+              <w:rPr>
+                <w:rFonts w:eastAsiaTheme="minorEastAsia"/>
+                <w:lang w:val="en-US" w:eastAsia="ja-JP"/>
+              </w:rPr>
+              <w:t>～（複雑さに応じて料金が変動します）</w:t>
             </w:r>
           </w:p>
           <w:p>
@@ -962,7 +1005,7 @@
               <w:widowControl w:val="0"/>
               <w:spacing w:after="0" w:line="240" w:lineRule="auto"/>
               <w:rPr>
-                <w:rFonts w:ascii="Calibri" w:eastAsia="Calibri" w:hAnsi="Calibri" w:cs="Calibri"/>
+                <w:rFonts w:ascii="Calibri" w:eastAsiaTheme="minorEastAsia" w:hAnsi="Calibri" w:cs="Calibri"/>
                 <w:lang w:eastAsia="ja-JP"/>
               </w:rPr>
             </w:pPr>
@@ -978,13 +1021,6 @@
               </w:rPr>
               <w:br/>
               <w:t>（PayPal）</w:t>
-            </w:r>
-            <w:r>
-              <w:rPr>
-                <w:lang w:eastAsia="ja-JP"/>
-              </w:rPr>
-              <w:br/>
-              <w:t>（PayPalの決済手数料はご依頼者様負担）</w:t>
             </w:r>
           </w:p>
         </w:tc>
@@ -1051,6 +1087,7 @@
               <w:spacing w:after="0" w:line="240" w:lineRule="auto"/>
             </w:pPr>
             <w:r>
+              <w:lastRenderedPageBreak/>
               <w:t>その他ご要望</w:t>
             </w:r>
           </w:p>
@@ -1102,7 +1139,6 @@
         <w:rPr>
           <w:lang w:eastAsia="ja-JP"/>
         </w:rPr>
-        <w:lastRenderedPageBreak/>
         <w:t>四、制作の流れ・修正規定</w:t>
       </w:r>
     </w:p>
@@ -1419,6 +1455,7 @@
         <w:rPr>
           <w:lang w:eastAsia="ja-JP"/>
         </w:rPr>
+        <w:lastRenderedPageBreak/>
         <w:t>完成後の修正（無料1回）</w:t>
       </w:r>
     </w:p>
@@ -1463,7 +1500,6 @@
         <w:rPr>
           <w:lang w:eastAsia="ja-JP"/>
         </w:rPr>
-        <w:lastRenderedPageBreak/>
         <w:t>小物・装飾の軽微な調整</w:t>
       </w:r>
     </w:p>
@@ -1710,6 +1746,7 @@
           <w:b/>
           <w:lang w:eastAsia="ja-JP"/>
         </w:rPr>
+        <w:lastRenderedPageBreak/>
         <w:t>データ納品</w:t>
       </w:r>
       <w:r>
@@ -1735,7 +1772,6 @@
           <w:b/>
           <w:lang w:eastAsia="ja-JP"/>
         </w:rPr>
-        <w:lastRenderedPageBreak/>
         <w:t>キャンセル・返金</w:t>
       </w:r>
       <w:r>
@@ -3396,7 +3432,6 @@
   <w:style w:type="character" w:default="1" w:styleId="a0">
     <w:name w:val="Default Paragraph Font"/>
     <w:uiPriority w:val="1"/>
-    <w:semiHidden/>
     <w:unhideWhenUsed/>
   </w:style>
   <w:style w:type="table" w:default="1" w:styleId="a1">
